--- a/docs/Informe.docx
+++ b/docs/Informe.docx
@@ -4,14 +4,12 @@
   <w:body>
     <w:p>
       <w:pPr>
-        <w:spacing w:before="100" w:beforeAutospacing="1" w:after="100" w:afterAutospacing="1" w:line="240" w:lineRule="auto"/>
-        <w:contextualSpacing/>
         <w:rPr>
           <w:rFonts w:ascii="Aptos" w:hAnsi="Aptos"/>
           <w:b/>
           <w:bCs/>
-          <w:sz w:val="40"/>
-          <w:szCs w:val="40"/>
+          <w:sz w:val="36"/>
+          <w:szCs w:val="36"/>
         </w:rPr>
       </w:pPr>
       <w:r>
@@ -19,27 +17,32 @@
           <w:rFonts w:ascii="Aptos" w:hAnsi="Aptos"/>
           <w:b/>
           <w:bCs/>
-          <w:sz w:val="40"/>
-          <w:szCs w:val="40"/>
+          <w:sz w:val="36"/>
+          <w:szCs w:val="36"/>
         </w:rPr>
         <w:t>INFORME TÉCNICO MLOPS</w:t>
       </w:r>
     </w:p>
     <w:p>
       <w:pPr>
-        <w:spacing w:before="100" w:beforeAutospacing="1" w:after="100" w:afterAutospacing="1" w:line="240" w:lineRule="auto"/>
-        <w:contextualSpacing/>
         <w:rPr>
           <w:rFonts w:ascii="Aptos" w:hAnsi="Aptos"/>
           <w:b/>
           <w:bCs/>
+          <w:sz w:val="36"/>
+          <w:szCs w:val="36"/>
+        </w:rPr>
+      </w:pPr>
+    </w:p>
+    <w:p>
+      <w:pPr>
+        <w:rPr>
+          <w:rFonts w:ascii="Aptos" w:hAnsi="Aptos"/>
         </w:rPr>
       </w:pPr>
       <w:r>
         <w:rPr>
           <w:rFonts w:ascii="Aptos" w:hAnsi="Aptos"/>
-          <w:b/>
-          <w:bCs/>
         </w:rPr>
         <w:t xml:space="preserve">Servicio end-to-end de </w:t>
       </w:r>
@@ -47,8 +50,6 @@
       <w:r>
         <w:rPr>
           <w:rFonts w:ascii="Aptos" w:hAnsi="Aptos"/>
-          <w:b/>
-          <w:bCs/>
         </w:rPr>
         <w:t>predicción</w:t>
       </w:r>
@@ -56,8 +57,6 @@
       <w:r>
         <w:rPr>
           <w:rFonts w:ascii="Aptos" w:hAnsi="Aptos"/>
-          <w:b/>
-          <w:bCs/>
         </w:rPr>
         <w:t xml:space="preserve"> de </w:t>
       </w:r>
@@ -65,8 +64,6 @@
       <w:r>
         <w:rPr>
           <w:rFonts w:ascii="Aptos" w:hAnsi="Aptos"/>
-          <w:b/>
-          <w:bCs/>
         </w:rPr>
         <w:t>fuga</w:t>
       </w:r>
@@ -74,8 +71,6 @@
       <w:r>
         <w:rPr>
           <w:rFonts w:ascii="Aptos" w:hAnsi="Aptos"/>
-          <w:b/>
-          <w:bCs/>
         </w:rPr>
         <w:t xml:space="preserve"> de </w:t>
       </w:r>
@@ -83,8 +78,6 @@
       <w:r>
         <w:rPr>
           <w:rFonts w:ascii="Aptos" w:hAnsi="Aptos"/>
-          <w:b/>
-          <w:bCs/>
         </w:rPr>
         <w:t>clientes</w:t>
       </w:r>
@@ -92,258 +85,189 @@
     </w:p>
     <w:p>
       <w:pPr>
-        <w:spacing w:before="100" w:beforeAutospacing="1" w:after="100" w:afterAutospacing="1" w:line="240" w:lineRule="auto"/>
+        <w:spacing w:before="100" w:beforeAutospacing="1" w:after="100" w:afterAutospacing="1"/>
         <w:contextualSpacing/>
         <w:rPr>
-          <w:rFonts w:ascii="Aptos" w:hAnsi="Aptos"/>
-          <w:b/>
-          <w:color w:val="0B2545"/>
-          <w:sz w:val="20"/>
-          <w:szCs w:val="20"/>
-        </w:rPr>
-      </w:pPr>
-    </w:p>
-    <w:p>
-      <w:pPr>
-        <w:spacing w:before="100" w:beforeAutospacing="1" w:after="100" w:afterAutospacing="1" w:line="240" w:lineRule="auto"/>
-        <w:contextualSpacing/>
-        <w:rPr>
-          <w:rFonts w:ascii="Aptos" w:hAnsi="Aptos"/>
-          <w:sz w:val="20"/>
-          <w:szCs w:val="20"/>
+          <w:rFonts w:ascii="Aptos" w:hAnsi="Aptos" w:cs="Aparajita"/>
+          <w:sz w:val="21"/>
+          <w:szCs w:val="21"/>
         </w:rPr>
       </w:pPr>
       <w:proofErr w:type="spellStart"/>
       <w:r>
         <w:rPr>
-          <w:rFonts w:ascii="Aptos" w:hAnsi="Aptos"/>
+          <w:rFonts w:ascii="Aptos" w:hAnsi="Aptos" w:cs="Aparajita"/>
           <w:b/>
           <w:color w:val="0B2545"/>
-          <w:sz w:val="20"/>
-          <w:szCs w:val="20"/>
+          <w:sz w:val="21"/>
+          <w:szCs w:val="21"/>
         </w:rPr>
         <w:t>Asignatura</w:t>
       </w:r>
       <w:proofErr w:type="spellEnd"/>
       <w:r>
         <w:rPr>
-          <w:rFonts w:ascii="Aptos" w:hAnsi="Aptos"/>
+          <w:rFonts w:ascii="Aptos" w:hAnsi="Aptos" w:cs="Aparajita"/>
           <w:b/>
           <w:color w:val="0B2545"/>
-          <w:sz w:val="20"/>
-          <w:szCs w:val="20"/>
+          <w:sz w:val="21"/>
+          <w:szCs w:val="21"/>
         </w:rPr>
         <w:t xml:space="preserve">: </w:t>
       </w:r>
       <w:proofErr w:type="spellStart"/>
       <w:r>
         <w:rPr>
-          <w:rFonts w:ascii="Aptos" w:hAnsi="Aptos"/>
+          <w:rFonts w:ascii="Aptos" w:hAnsi="Aptos" w:cs="Aparajita"/>
           <w:color w:val="000000"/>
-          <w:sz w:val="20"/>
-          <w:szCs w:val="20"/>
+          <w:sz w:val="21"/>
+          <w:szCs w:val="21"/>
         </w:rPr>
         <w:t>MLOps</w:t>
       </w:r>
       <w:proofErr w:type="spellEnd"/>
       <w:r>
         <w:rPr>
-          <w:rFonts w:ascii="Aptos" w:hAnsi="Aptos"/>
+          <w:rFonts w:ascii="Aptos" w:hAnsi="Aptos" w:cs="Aparajita"/>
           <w:color w:val="000000"/>
-          <w:sz w:val="20"/>
-          <w:szCs w:val="20"/>
+          <w:sz w:val="21"/>
+          <w:szCs w:val="21"/>
         </w:rPr>
-        <w:t xml:space="preserve"> · UAI</w:t>
+        <w:t xml:space="preserve"> · </w:t>
+      </w:r>
+      <w:r>
+        <w:rPr>
+          <w:rFonts w:ascii="Aptos" w:hAnsi="Aptos" w:cs="Aparajita"/>
+          <w:color w:val="000000"/>
+          <w:sz w:val="21"/>
+          <w:szCs w:val="21"/>
+        </w:rPr>
+        <w:t xml:space="preserve">MDS </w:t>
+      </w:r>
+      <w:r>
+        <w:rPr>
+          <w:rFonts w:ascii="Aptos" w:hAnsi="Aptos" w:cs="Aparajita"/>
+          <w:color w:val="000000"/>
+          <w:sz w:val="21"/>
+          <w:szCs w:val="21"/>
+        </w:rPr>
+        <w:t>UAI</w:t>
       </w:r>
     </w:p>
     <w:p>
       <w:pPr>
-        <w:spacing w:before="100" w:beforeAutospacing="1" w:after="100" w:afterAutospacing="1" w:line="240" w:lineRule="auto"/>
+        <w:spacing w:before="100" w:beforeAutospacing="1" w:after="100" w:afterAutospacing="1"/>
         <w:contextualSpacing/>
         <w:rPr>
-          <w:rFonts w:ascii="Aptos" w:hAnsi="Aptos"/>
-          <w:sz w:val="20"/>
-          <w:szCs w:val="20"/>
+          <w:rFonts w:ascii="Aptos" w:hAnsi="Aptos" w:cs="Aparajita"/>
+          <w:sz w:val="21"/>
+          <w:szCs w:val="21"/>
         </w:rPr>
       </w:pPr>
       <w:r>
         <w:rPr>
-          <w:rFonts w:ascii="Aptos" w:hAnsi="Aptos"/>
+          <w:rFonts w:ascii="Aptos" w:hAnsi="Aptos" w:cs="Aparajita"/>
           <w:b/>
           <w:color w:val="0B2545"/>
-          <w:sz w:val="20"/>
-          <w:szCs w:val="20"/>
+          <w:sz w:val="21"/>
+          <w:szCs w:val="21"/>
         </w:rPr>
         <w:t xml:space="preserve">Repositorio: </w:t>
       </w:r>
       <w:r>
         <w:rPr>
-          <w:rFonts w:ascii="Aptos" w:hAnsi="Aptos"/>
+          <w:rFonts w:ascii="Aptos" w:hAnsi="Aptos" w:cs="Aparajita"/>
           <w:color w:val="000000"/>
-          <w:sz w:val="20"/>
-          <w:szCs w:val="20"/>
+          <w:sz w:val="21"/>
+          <w:szCs w:val="21"/>
         </w:rPr>
         <w:t>github.com/LeoSaraviaS/churn-mlops</w:t>
       </w:r>
     </w:p>
     <w:p>
       <w:pPr>
-        <w:spacing w:before="100" w:beforeAutospacing="1" w:after="100" w:afterAutospacing="1" w:line="240" w:lineRule="auto"/>
+        <w:spacing w:before="100" w:beforeAutospacing="1" w:after="100" w:afterAutospacing="1"/>
         <w:contextualSpacing/>
         <w:rPr>
-          <w:rFonts w:ascii="Aptos" w:hAnsi="Aptos"/>
-          <w:sz w:val="20"/>
-          <w:szCs w:val="20"/>
+          <w:rFonts w:ascii="Aptos" w:hAnsi="Aptos" w:cs="Aparajita"/>
+          <w:sz w:val="21"/>
+          <w:szCs w:val="21"/>
         </w:rPr>
       </w:pPr>
       <w:r>
         <w:rPr>
-          <w:rFonts w:ascii="Aptos" w:hAnsi="Aptos"/>
+          <w:rFonts w:ascii="Aptos" w:hAnsi="Aptos" w:cs="Aparajita"/>
           <w:b/>
           <w:color w:val="0B2545"/>
-          <w:sz w:val="20"/>
-          <w:szCs w:val="20"/>
+          <w:sz w:val="21"/>
+          <w:szCs w:val="21"/>
         </w:rPr>
         <w:t xml:space="preserve">Modelo: </w:t>
       </w:r>
       <w:r>
         <w:rPr>
-          <w:rFonts w:ascii="Aptos" w:hAnsi="Aptos"/>
+          <w:rFonts w:ascii="Aptos" w:hAnsi="Aptos" w:cs="Aparajita"/>
           <w:color w:val="000000"/>
-          <w:sz w:val="20"/>
-          <w:szCs w:val="20"/>
+          <w:sz w:val="21"/>
+          <w:szCs w:val="21"/>
         </w:rPr>
         <w:t>Regresión logística</w:t>
       </w:r>
     </w:p>
     <w:p>
       <w:pPr>
-        <w:spacing w:before="100" w:beforeAutospacing="1" w:after="100" w:afterAutospacing="1" w:line="240" w:lineRule="auto"/>
+        <w:spacing w:before="100" w:beforeAutospacing="1" w:after="100" w:afterAutospacing="1"/>
         <w:contextualSpacing/>
         <w:rPr>
-          <w:rFonts w:ascii="Aptos" w:hAnsi="Aptos"/>
-          <w:color w:val="000000"/>
-          <w:sz w:val="20"/>
-          <w:szCs w:val="20"/>
+          <w:rFonts w:ascii="Aptos" w:hAnsi="Aptos" w:cs="Aparajita"/>
+          <w:sz w:val="21"/>
+          <w:szCs w:val="21"/>
         </w:rPr>
       </w:pPr>
       <w:r>
         <w:rPr>
-          <w:rFonts w:ascii="Aptos" w:hAnsi="Aptos"/>
+          <w:rFonts w:ascii="Aptos" w:hAnsi="Aptos" w:cs="Aparajita"/>
           <w:b/>
-          <w:color w:val="0B2545"/>
-          <w:sz w:val="20"/>
-          <w:szCs w:val="20"/>
+          <w:sz w:val="21"/>
+          <w:szCs w:val="21"/>
         </w:rPr>
-        <w:t xml:space="preserve">Estado: </w:t>
+        <w:t>Estado:</w:t>
+      </w:r>
+      <w:r>
+        <w:rPr>
+          <w:rFonts w:ascii="Aptos" w:hAnsi="Aptos" w:cs="Aparajita"/>
+          <w:sz w:val="21"/>
+          <w:szCs w:val="21"/>
+        </w:rPr>
+        <w:t xml:space="preserve"> Borrador técnico v0.3 · 16 de </w:t>
       </w:r>
       <w:proofErr w:type="spellStart"/>
       <w:r>
         <w:rPr>
-          <w:rFonts w:ascii="Aptos" w:hAnsi="Aptos"/>
-          <w:color w:val="000000"/>
-          <w:sz w:val="20"/>
-          <w:szCs w:val="20"/>
-        </w:rPr>
-        <w:t>Borrador</w:t>
-      </w:r>
-      <w:proofErr w:type="spellEnd"/>
-      <w:r>
-        <w:rPr>
-          <w:rFonts w:ascii="Aptos" w:hAnsi="Aptos"/>
-          <w:color w:val="000000"/>
-          <w:sz w:val="20"/>
-          <w:szCs w:val="20"/>
-        </w:rPr>
-        <w:t xml:space="preserve"> </w:t>
-      </w:r>
-      <w:proofErr w:type="spellStart"/>
-      <w:r>
-        <w:rPr>
-          <w:rFonts w:ascii="Aptos" w:hAnsi="Aptos"/>
-          <w:color w:val="000000"/>
-          <w:sz w:val="20"/>
-          <w:szCs w:val="20"/>
-        </w:rPr>
-        <w:t>técnico</w:t>
-      </w:r>
-      <w:proofErr w:type="spellEnd"/>
-      <w:r>
-        <w:rPr>
-          <w:rFonts w:ascii="Aptos" w:hAnsi="Aptos"/>
-          <w:color w:val="000000"/>
-          <w:sz w:val="20"/>
-          <w:szCs w:val="20"/>
-        </w:rPr>
-        <w:t xml:space="preserve"> </w:t>
-      </w:r>
-      <w:proofErr w:type="gramStart"/>
-      <w:r>
-        <w:rPr>
-          <w:rFonts w:ascii="Aptos" w:hAnsi="Aptos"/>
-          <w:color w:val="000000"/>
-          <w:sz w:val="20"/>
-          <w:szCs w:val="20"/>
-        </w:rPr>
-        <w:t xml:space="preserve">v0.2 </w:t>
-      </w:r>
-      <w:r>
-        <w:rPr>
-          <w:rFonts w:ascii="Aptos" w:hAnsi="Aptos"/>
-          <w:color w:val="000000"/>
-          <w:sz w:val="20"/>
-          <w:szCs w:val="20"/>
-        </w:rPr>
-        <w:t xml:space="preserve"> </w:t>
-      </w:r>
-      <w:r>
-        <w:rPr>
-          <w:rFonts w:ascii="Aptos" w:hAnsi="Aptos"/>
-          <w:color w:val="000000"/>
-          <w:sz w:val="20"/>
-          <w:szCs w:val="20"/>
-        </w:rPr>
-        <w:t>15</w:t>
-      </w:r>
-      <w:proofErr w:type="gramEnd"/>
-      <w:r>
-        <w:rPr>
-          <w:rFonts w:ascii="Aptos" w:hAnsi="Aptos"/>
-          <w:color w:val="000000"/>
-          <w:sz w:val="20"/>
-          <w:szCs w:val="20"/>
-        </w:rPr>
-        <w:t xml:space="preserve"> de </w:t>
-      </w:r>
-      <w:proofErr w:type="spellStart"/>
-      <w:r>
-        <w:rPr>
-          <w:rFonts w:ascii="Aptos" w:hAnsi="Aptos"/>
-          <w:color w:val="000000"/>
-          <w:sz w:val="20"/>
-          <w:szCs w:val="20"/>
+          <w:rFonts w:ascii="Aptos" w:hAnsi="Aptos" w:cs="Aparajita"/>
+          <w:sz w:val="21"/>
+          <w:szCs w:val="21"/>
         </w:rPr>
         <w:t>agosto</w:t>
       </w:r>
       <w:proofErr w:type="spellEnd"/>
       <w:r>
         <w:rPr>
-          <w:rFonts w:ascii="Aptos" w:hAnsi="Aptos"/>
-          <w:color w:val="000000"/>
-          <w:sz w:val="20"/>
-          <w:szCs w:val="20"/>
+          <w:rFonts w:ascii="Aptos" w:hAnsi="Aptos" w:cs="Aparajita"/>
+          <w:sz w:val="21"/>
+          <w:szCs w:val="21"/>
         </w:rPr>
         <w:t xml:space="preserve"> de 2026</w:t>
       </w:r>
     </w:p>
     <w:p>
       <w:pPr>
-        <w:spacing w:before="100" w:beforeAutospacing="1" w:after="100" w:afterAutospacing="1" w:line="240" w:lineRule="auto"/>
+        <w:spacing w:before="100" w:beforeAutospacing="1" w:after="100" w:afterAutospacing="1"/>
         <w:contextualSpacing/>
         <w:rPr>
-          <w:rFonts w:ascii="Aptos" w:hAnsi="Aptos"/>
-          <w:sz w:val="20"/>
-          <w:szCs w:val="20"/>
+          <w:rFonts w:ascii="Aptos" w:hAnsi="Aptos" w:cs="Aparajita"/>
+          <w:sz w:val="21"/>
+          <w:szCs w:val="21"/>
         </w:rPr>
       </w:pPr>
     </w:p>
@@ -373,84 +297,111 @@
           </w:tcPr>
           <w:p>
             <w:pPr>
-              <w:spacing w:before="100" w:beforeAutospacing="1" w:after="100" w:afterAutospacing="1" w:line="240" w:lineRule="auto"/>
+              <w:spacing w:before="100" w:beforeAutospacing="1" w:after="100" w:afterAutospacing="1"/>
               <w:contextualSpacing/>
               <w:rPr>
-                <w:rFonts w:ascii="Aptos" w:hAnsi="Aptos"/>
-                <w:sz w:val="20"/>
-                <w:szCs w:val="20"/>
+                <w:rFonts w:ascii="Aptos" w:hAnsi="Aptos" w:cs="Aparajita"/>
+                <w:sz w:val="18"/>
+                <w:szCs w:val="18"/>
               </w:rPr>
             </w:pPr>
             <w:proofErr w:type="spellStart"/>
             <w:r>
               <w:rPr>
-                <w:rFonts w:ascii="Aptos" w:hAnsi="Aptos"/>
+                <w:rFonts w:ascii="Aptos" w:hAnsi="Aptos" w:cs="Aparajita"/>
                 <w:b/>
                 <w:color w:val="0B2545"/>
-                <w:sz w:val="20"/>
-                <w:szCs w:val="20"/>
+                <w:sz w:val="18"/>
+                <w:szCs w:val="18"/>
               </w:rPr>
               <w:t>Resumen</w:t>
             </w:r>
             <w:proofErr w:type="spellEnd"/>
             <w:r>
               <w:rPr>
-                <w:rFonts w:ascii="Aptos" w:hAnsi="Aptos"/>
+                <w:rFonts w:ascii="Aptos" w:hAnsi="Aptos" w:cs="Aparajita"/>
                 <w:b/>
                 <w:color w:val="0B2545"/>
-                <w:sz w:val="20"/>
-                <w:szCs w:val="20"/>
+                <w:sz w:val="18"/>
+                <w:szCs w:val="18"/>
               </w:rPr>
               <w:t xml:space="preserve">: </w:t>
             </w:r>
             <w:r>
               <w:rPr>
-                <w:rFonts w:ascii="Aptos" w:hAnsi="Aptos"/>
+                <w:rFonts w:ascii="Aptos" w:hAnsi="Aptos" w:cs="Aparajita"/>
+                <w:bCs/>
                 <w:color w:val="0B2545"/>
-                <w:sz w:val="20"/>
-                <w:szCs w:val="20"/>
+                <w:sz w:val="18"/>
+                <w:szCs w:val="18"/>
               </w:rPr>
               <w:t xml:space="preserve">El </w:t>
             </w:r>
             <w:proofErr w:type="spellStart"/>
             <w:r>
               <w:rPr>
-                <w:rFonts w:ascii="Aptos" w:hAnsi="Aptos"/>
+                <w:rFonts w:ascii="Aptos" w:hAnsi="Aptos" w:cs="Aparajita"/>
+                <w:bCs/>
                 <w:color w:val="0B2545"/>
-                <w:sz w:val="20"/>
-                <w:szCs w:val="20"/>
+                <w:sz w:val="18"/>
+                <w:szCs w:val="18"/>
               </w:rPr>
               <w:t>proyecto</w:t>
             </w:r>
             <w:proofErr w:type="spellEnd"/>
             <w:r>
               <w:rPr>
-                <w:rFonts w:ascii="Aptos" w:hAnsi="Aptos"/>
+                <w:rFonts w:ascii="Aptos" w:hAnsi="Aptos" w:cs="Aparajita"/>
+                <w:bCs/>
                 <w:color w:val="0B2545"/>
-                <w:sz w:val="20"/>
-                <w:szCs w:val="20"/>
+                <w:sz w:val="18"/>
+                <w:szCs w:val="18"/>
               </w:rPr>
               <w:t xml:space="preserve"> </w:t>
             </w:r>
             <w:proofErr w:type="spellStart"/>
             <w:r>
               <w:rPr>
-                <w:rFonts w:ascii="Aptos" w:hAnsi="Aptos"/>
+                <w:rFonts w:ascii="Aptos" w:hAnsi="Aptos" w:cs="Aparajita"/>
+                <w:bCs/>
                 <w:color w:val="0B2545"/>
-                <w:sz w:val="20"/>
-                <w:szCs w:val="20"/>
-              </w:rPr>
-              <w:t>construye</w:t>
+                <w:sz w:val="18"/>
+                <w:szCs w:val="18"/>
+              </w:rPr>
+              <w:t>implementa</w:t>
             </w:r>
             <w:proofErr w:type="spellEnd"/>
             <w:r>
               <w:rPr>
-                <w:rFonts w:ascii="Aptos" w:hAnsi="Aptos"/>
+                <w:rFonts w:ascii="Aptos" w:hAnsi="Aptos" w:cs="Aparajita"/>
+                <w:bCs/>
                 <w:color w:val="0B2545"/>
-                <w:sz w:val="20"/>
-                <w:szCs w:val="20"/>
-              </w:rPr>
-              <w:t xml:space="preserve"> un servicio reproducible para estimar la probabilidad de que un cliente bancario abandone la entidad. La solución integra entrenamiento, evaluación, serialización, API REST, pruebas, contenedor Docker y automatización CI/CD.</w:t>
+                <w:sz w:val="18"/>
+                <w:szCs w:val="18"/>
+              </w:rPr>
+              <w:t xml:space="preserve"> un servicio reproducible para estimar la probabilidad de fuga de clientes bancarios. La solución integra entrenamiento, evaluación, API REST, pruebas, Docker, gates CI/CD, smoke test sobre el contenedor, publicación en GHCR y una instancia pública operativa </w:t>
+            </w:r>
+            <w:proofErr w:type="spellStart"/>
+            <w:r>
+              <w:rPr>
+                <w:rFonts w:ascii="Aptos" w:hAnsi="Aptos" w:cs="Aparajita"/>
+                <w:bCs/>
+                <w:color w:val="0B2545"/>
+                <w:sz w:val="18"/>
+                <w:szCs w:val="18"/>
+              </w:rPr>
+              <w:t>en</w:t>
+            </w:r>
+            <w:proofErr w:type="spellEnd"/>
+            <w:r>
+              <w:rPr>
+                <w:rFonts w:ascii="Aptos" w:hAnsi="Aptos" w:cs="Aparajita"/>
+                <w:bCs/>
+                <w:color w:val="0B2545"/>
+                <w:sz w:val="18"/>
+                <w:szCs w:val="18"/>
+              </w:rPr>
+              <w:t xml:space="preserve"> Google Cloud Run</w:t>
             </w:r>
           </w:p>
         </w:tc>
@@ -458,51 +409,51 @@
     </w:tbl>
     <w:p>
       <w:pPr>
-        <w:spacing w:before="100" w:beforeAutospacing="1" w:after="100" w:afterAutospacing="1" w:line="240" w:lineRule="auto"/>
+        <w:spacing w:before="100" w:beforeAutospacing="1" w:after="100" w:afterAutospacing="1"/>
         <w:contextualSpacing/>
         <w:rPr>
-          <w:rFonts w:ascii="Aptos" w:hAnsi="Aptos"/>
-          <w:sz w:val="20"/>
-          <w:szCs w:val="20"/>
+          <w:rFonts w:ascii="Aptos" w:hAnsi="Aptos" w:cs="Aparajita"/>
+          <w:sz w:val="21"/>
+          <w:szCs w:val="21"/>
         </w:rPr>
       </w:pPr>
     </w:p>
     <w:p>
       <w:pPr>
         <w:pStyle w:val="Ttulo1"/>
-        <w:spacing w:before="100" w:beforeAutospacing="1" w:after="100" w:afterAutospacing="1" w:line="240" w:lineRule="auto"/>
+        <w:spacing w:before="100" w:beforeAutospacing="1" w:after="100" w:afterAutospacing="1"/>
         <w:contextualSpacing/>
         <w:rPr>
-          <w:rFonts w:ascii="Aptos" w:hAnsi="Aptos"/>
-          <w:sz w:val="24"/>
-          <w:szCs w:val="22"/>
+          <w:rFonts w:ascii="Aptos" w:hAnsi="Aptos" w:cs="Aparajita"/>
+          <w:sz w:val="28"/>
+          <w:szCs w:val="24"/>
         </w:rPr>
       </w:pPr>
       <w:r>
         <w:rPr>
-          <w:rFonts w:ascii="Aptos" w:hAnsi="Aptos"/>
-          <w:sz w:val="24"/>
-          <w:szCs w:val="22"/>
+          <w:rFonts w:ascii="Aptos" w:hAnsi="Aptos" w:cs="Aparajita"/>
+          <w:sz w:val="28"/>
+          <w:szCs w:val="24"/>
         </w:rPr>
         <w:t>1. Problema y objetivo</w:t>
       </w:r>
     </w:p>
     <w:p>
       <w:pPr>
-        <w:spacing w:before="100" w:beforeAutospacing="1" w:after="100" w:afterAutospacing="1" w:line="240" w:lineRule="auto"/>
+        <w:spacing w:before="100" w:beforeAutospacing="1" w:after="100" w:afterAutospacing="1"/>
         <w:contextualSpacing/>
         <w:rPr>
-          <w:rFonts w:ascii="Aptos" w:hAnsi="Aptos"/>
-          <w:sz w:val="20"/>
-          <w:szCs w:val="20"/>
+          <w:rFonts w:ascii="Aptos" w:hAnsi="Aptos" w:cs="Aparajita"/>
+          <w:sz w:val="21"/>
+          <w:szCs w:val="21"/>
         </w:rPr>
       </w:pPr>
       <w:r>
         <w:rPr>
-          <w:rFonts w:ascii="Aptos" w:hAnsi="Aptos"/>
+          <w:rFonts w:ascii="Aptos" w:hAnsi="Aptos" w:cs="Aparajita"/>
           <w:color w:val="000000"/>
-          <w:sz w:val="20"/>
-          <w:szCs w:val="20"/>
+          <w:sz w:val="21"/>
+          <w:szCs w:val="21"/>
         </w:rPr>
         <w:t>El objetivo es predecir la variable Exited, donde 1 representa fuga y 0 permanencia. La predicción entrega una clase, una probabilidad y un nivel de riesgo, con el fin de priorizar acciones de retención. El problema es de clasificación binaria y se evalúa sobre observaciones no utilizadas durante el entrenamiento.</w:t>
       </w:r>
@@ -510,112 +461,112 @@
     <w:p>
       <w:pPr>
         <w:pStyle w:val="Ttulo2"/>
-        <w:spacing w:before="100" w:beforeAutospacing="1" w:after="100" w:afterAutospacing="1" w:line="240" w:lineRule="auto"/>
+        <w:spacing w:before="100" w:beforeAutospacing="1" w:after="100" w:afterAutospacing="1"/>
         <w:contextualSpacing/>
         <w:rPr>
-          <w:rFonts w:ascii="Aptos" w:hAnsi="Aptos"/>
-          <w:sz w:val="22"/>
-          <w:szCs w:val="22"/>
+          <w:rFonts w:ascii="Aptos" w:hAnsi="Aptos" w:cs="Aparajita"/>
+          <w:sz w:val="24"/>
+          <w:szCs w:val="24"/>
         </w:rPr>
       </w:pPr>
       <w:r>
         <w:rPr>
-          <w:rFonts w:ascii="Aptos" w:hAnsi="Aptos"/>
-          <w:sz w:val="22"/>
-          <w:szCs w:val="22"/>
+          <w:rFonts w:ascii="Aptos" w:hAnsi="Aptos" w:cs="Aparajita"/>
+          <w:sz w:val="24"/>
+          <w:szCs w:val="24"/>
         </w:rPr>
         <w:t>Datos y preparación</w:t>
       </w:r>
     </w:p>
     <w:p>
       <w:pPr>
-        <w:spacing w:before="100" w:beforeAutospacing="1" w:after="100" w:afterAutospacing="1" w:line="240" w:lineRule="auto"/>
+        <w:spacing w:before="100" w:beforeAutospacing="1" w:after="100" w:afterAutospacing="1"/>
         <w:contextualSpacing/>
         <w:rPr>
-          <w:rFonts w:ascii="Aptos" w:hAnsi="Aptos"/>
+          <w:rFonts w:ascii="Aptos" w:hAnsi="Aptos" w:cs="Aparajita"/>
           <w:color w:val="000000"/>
-          <w:sz w:val="20"/>
-          <w:szCs w:val="20"/>
+          <w:sz w:val="21"/>
+          <w:szCs w:val="21"/>
         </w:rPr>
       </w:pPr>
       <w:r>
         <w:rPr>
-          <w:rFonts w:ascii="Aptos" w:hAnsi="Aptos"/>
+          <w:rFonts w:ascii="Aptos" w:hAnsi="Aptos" w:cs="Aparajita"/>
           <w:color w:val="000000"/>
-          <w:sz w:val="20"/>
-          <w:szCs w:val="20"/>
+          <w:sz w:val="21"/>
+          <w:szCs w:val="21"/>
         </w:rPr>
         <w:t xml:space="preserve">El dataset Churn_Modelling.csv contiene 10.000 registros y 14 columnas. No presenta valores faltantes ni filas duplicadas. La clase está desbalanceada: 7.963 clientes permanecen (79,63 %) y 2.037 abandonan (20,37 %). Por ello no se utiliza accuracy como </w:t>
       </w:r>
       <w:proofErr w:type="spellStart"/>
       <w:r>
         <w:rPr>
-          <w:rFonts w:ascii="Aptos" w:hAnsi="Aptos"/>
+          <w:rFonts w:ascii="Aptos" w:hAnsi="Aptos" w:cs="Aparajita"/>
           <w:color w:val="000000"/>
-          <w:sz w:val="20"/>
-          <w:szCs w:val="20"/>
+          <w:sz w:val="21"/>
+          <w:szCs w:val="21"/>
         </w:rPr>
         <w:t>única</w:t>
       </w:r>
       <w:proofErr w:type="spellEnd"/>
       <w:r>
         <w:rPr>
-          <w:rFonts w:ascii="Aptos" w:hAnsi="Aptos"/>
+          <w:rFonts w:ascii="Aptos" w:hAnsi="Aptos" w:cs="Aparajita"/>
           <w:color w:val="000000"/>
-          <w:sz w:val="20"/>
-          <w:szCs w:val="20"/>
+          <w:sz w:val="21"/>
+          <w:szCs w:val="21"/>
         </w:rPr>
         <w:t xml:space="preserve"> </w:t>
       </w:r>
       <w:proofErr w:type="spellStart"/>
       <w:r>
         <w:rPr>
-          <w:rFonts w:ascii="Aptos" w:hAnsi="Aptos"/>
+          <w:rFonts w:ascii="Aptos" w:hAnsi="Aptos" w:cs="Aparajita"/>
           <w:color w:val="000000"/>
-          <w:sz w:val="20"/>
-          <w:szCs w:val="20"/>
+          <w:sz w:val="21"/>
+          <w:szCs w:val="21"/>
         </w:rPr>
         <w:t>medida</w:t>
       </w:r>
       <w:proofErr w:type="spellEnd"/>
       <w:r>
         <w:rPr>
-          <w:rFonts w:ascii="Aptos" w:hAnsi="Aptos"/>
+          <w:rFonts w:ascii="Aptos" w:hAnsi="Aptos" w:cs="Aparajita"/>
           <w:color w:val="000000"/>
-          <w:sz w:val="20"/>
-          <w:szCs w:val="20"/>
+          <w:sz w:val="21"/>
+          <w:szCs w:val="21"/>
         </w:rPr>
         <w:t xml:space="preserve"> de </w:t>
       </w:r>
       <w:proofErr w:type="spellStart"/>
       <w:r>
         <w:rPr>
-          <w:rFonts w:ascii="Aptos" w:hAnsi="Aptos"/>
+          <w:rFonts w:ascii="Aptos" w:hAnsi="Aptos" w:cs="Aparajita"/>
           <w:color w:val="000000"/>
-          <w:sz w:val="20"/>
-          <w:szCs w:val="20"/>
+          <w:sz w:val="21"/>
+          <w:szCs w:val="21"/>
         </w:rPr>
         <w:t>desempeño</w:t>
       </w:r>
       <w:proofErr w:type="spellEnd"/>
       <w:r>
         <w:rPr>
-          <w:rFonts w:ascii="Aptos" w:hAnsi="Aptos"/>
+          <w:rFonts w:ascii="Aptos" w:hAnsi="Aptos" w:cs="Aparajita"/>
           <w:color w:val="000000"/>
-          <w:sz w:val="20"/>
-          <w:szCs w:val="20"/>
+          <w:sz w:val="21"/>
+          <w:szCs w:val="21"/>
         </w:rPr>
         <w:t>.</w:t>
       </w:r>
     </w:p>
     <w:p>
       <w:pPr>
-        <w:spacing w:before="100" w:beforeAutospacing="1" w:after="100" w:afterAutospacing="1" w:line="240" w:lineRule="auto"/>
+        <w:spacing w:before="100" w:beforeAutospacing="1" w:after="100" w:afterAutospacing="1"/>
         <w:contextualSpacing/>
         <w:rPr>
-          <w:rFonts w:ascii="Aptos" w:hAnsi="Aptos"/>
-          <w:sz w:val="20"/>
-          <w:szCs w:val="20"/>
+          <w:rFonts w:ascii="Aptos" w:hAnsi="Aptos" w:cs="Aparajita"/>
+          <w:sz w:val="21"/>
+          <w:szCs w:val="21"/>
         </w:rPr>
       </w:pPr>
     </w:p>
@@ -624,12 +575,7 @@
         <w:tblStyle w:val="Tablaconcuadrcula"/>
         <w:tblW w:w="9360" w:type="dxa"/>
         <w:tblInd w:w="120" w:type="dxa"/>
-        <w:tblLayout w:type="fixed"/>
-        <w:tblCellMar>
-          <w:left w:w="85" w:type="dxa"/>
-          <w:right w:w="85" w:type="dxa"/>
-        </w:tblCellMar>
-        <w:tblLook w:val="04A0" w:firstRow="1" w:lastRow="0" w:firstColumn="1" w:lastColumn="0" w:noHBand="0" w:noVBand="1"/>
+        <w:tblLook w:val="0600" w:firstRow="0" w:lastRow="0" w:firstColumn="0" w:lastColumn="0" w:noHBand="1" w:noVBand="1"/>
       </w:tblPr>
       <w:tblGrid>
         <w:gridCol w:w="2700"/>
@@ -637,7 +583,7 @@
       </w:tblGrid>
       <w:tr>
         <w:trPr>
-          <w:tblHeader/>
+          <w:trHeight w:val="17"/>
         </w:trPr>
         <w:tc>
           <w:tcPr>
@@ -653,21 +599,20 @@
           </w:tcPr>
           <w:p>
             <w:pPr>
-              <w:spacing w:after="0" w:line="240" w:lineRule="auto"/>
               <w:contextualSpacing/>
               <w:rPr>
-                <w:rFonts w:ascii="Aptos" w:hAnsi="Aptos"/>
-                <w:sz w:val="20"/>
-                <w:szCs w:val="20"/>
+                <w:rFonts w:ascii="Aptos" w:hAnsi="Aptos" w:cs="Aparajita"/>
+                <w:sz w:val="18"/>
+                <w:szCs w:val="18"/>
               </w:rPr>
             </w:pPr>
             <w:r>
               <w:rPr>
-                <w:rFonts w:ascii="Aptos" w:hAnsi="Aptos"/>
+                <w:rFonts w:ascii="Aptos" w:hAnsi="Aptos" w:cs="Aparajita"/>
                 <w:b/>
                 <w:color w:val="0B2545"/>
-                <w:sz w:val="20"/>
-                <w:szCs w:val="20"/>
+                <w:sz w:val="18"/>
+                <w:szCs w:val="18"/>
               </w:rPr>
               <w:t>Elemento</w:t>
             </w:r>
@@ -687,21 +632,20 @@
           </w:tcPr>
           <w:p>
             <w:pPr>
-              <w:spacing w:after="0" w:line="240" w:lineRule="auto"/>
               <w:contextualSpacing/>
               <w:rPr>
-                <w:rFonts w:ascii="Aptos" w:hAnsi="Aptos"/>
-                <w:sz w:val="20"/>
-                <w:szCs w:val="20"/>
+                <w:rFonts w:ascii="Aptos" w:hAnsi="Aptos" w:cs="Aparajita"/>
+                <w:sz w:val="18"/>
+                <w:szCs w:val="18"/>
               </w:rPr>
             </w:pPr>
             <w:r>
               <w:rPr>
-                <w:rFonts w:ascii="Aptos" w:hAnsi="Aptos"/>
+                <w:rFonts w:ascii="Aptos" w:hAnsi="Aptos" w:cs="Aparajita"/>
                 <w:b/>
                 <w:color w:val="0B2545"/>
-                <w:sz w:val="20"/>
-                <w:szCs w:val="20"/>
+                <w:sz w:val="18"/>
+                <w:szCs w:val="18"/>
               </w:rPr>
               <w:t>Decisión aplicada</w:t>
             </w:r>
@@ -709,6 +653,9 @@
         </w:tc>
       </w:tr>
       <w:tr>
+        <w:trPr>
+          <w:trHeight w:val="20"/>
+        </w:trPr>
         <w:tc>
           <w:tcPr>
             <w:tcW w:w="2700" w:type="dxa"/>
@@ -722,23 +669,34 @@
           </w:tcPr>
           <w:p>
             <w:pPr>
-              <w:spacing w:after="0" w:line="240" w:lineRule="auto"/>
+              <w:spacing w:before="100" w:beforeAutospacing="1" w:after="100" w:afterAutospacing="1"/>
               <w:contextualSpacing/>
               <w:rPr>
-                <w:rFonts w:ascii="Aptos" w:hAnsi="Aptos"/>
-                <w:sz w:val="20"/>
-                <w:szCs w:val="20"/>
+                <w:rFonts w:ascii="Aptos" w:hAnsi="Aptos" w:cs="Aparajita"/>
+                <w:sz w:val="18"/>
+                <w:szCs w:val="18"/>
               </w:rPr>
             </w:pPr>
             <w:r>
               <w:rPr>
-                <w:rFonts w:ascii="Aptos" w:hAnsi="Aptos"/>
+                <w:rFonts w:ascii="Aptos" w:hAnsi="Aptos" w:cs="Aparajita"/>
                 <w:color w:val="000000"/>
                 <w:sz w:val="18"/>
-                <w:szCs w:val="20"/>
-              </w:rPr>
-              <w:t>Variable objetivo</w:t>
-            </w:r>
+                <w:szCs w:val="18"/>
+              </w:rPr>
+              <w:t xml:space="preserve">Variable </w:t>
+            </w:r>
+            <w:proofErr w:type="spellStart"/>
+            <w:r>
+              <w:rPr>
+                <w:rFonts w:ascii="Aptos" w:hAnsi="Aptos" w:cs="Aparajita"/>
+                <w:color w:val="000000"/>
+                <w:sz w:val="18"/>
+                <w:szCs w:val="18"/>
+              </w:rPr>
+              <w:t>objetivo</w:t>
+            </w:r>
+            <w:proofErr w:type="spellEnd"/>
           </w:p>
         </w:tc>
         <w:tc>
@@ -754,20 +712,20 @@
           </w:tcPr>
           <w:p>
             <w:pPr>
-              <w:spacing w:after="0" w:line="240" w:lineRule="auto"/>
+              <w:spacing w:before="100" w:beforeAutospacing="1" w:after="100" w:afterAutospacing="1"/>
               <w:contextualSpacing/>
               <w:rPr>
-                <w:rFonts w:ascii="Aptos" w:hAnsi="Aptos"/>
-                <w:sz w:val="20"/>
-                <w:szCs w:val="20"/>
+                <w:rFonts w:ascii="Aptos" w:hAnsi="Aptos" w:cs="Aparajita"/>
+                <w:sz w:val="18"/>
+                <w:szCs w:val="18"/>
               </w:rPr>
             </w:pPr>
             <w:r>
               <w:rPr>
-                <w:rFonts w:ascii="Aptos" w:hAnsi="Aptos"/>
+                <w:rFonts w:ascii="Aptos" w:hAnsi="Aptos" w:cs="Aparajita"/>
                 <w:color w:val="000000"/>
                 <w:sz w:val="18"/>
-                <w:szCs w:val="20"/>
+                <w:szCs w:val="18"/>
               </w:rPr>
               <w:t>Exited: 1 = fuga; 0 = permanencia</w:t>
             </w:r>
@@ -775,6 +733,9 @@
         </w:tc>
       </w:tr>
       <w:tr>
+        <w:trPr>
+          <w:trHeight w:val="20"/>
+        </w:trPr>
         <w:tc>
           <w:tcPr>
             <w:tcW w:w="2700" w:type="dxa"/>
@@ -788,20 +749,20 @@
           </w:tcPr>
           <w:p>
             <w:pPr>
-              <w:spacing w:after="0" w:line="240" w:lineRule="auto"/>
+              <w:spacing w:before="100" w:beforeAutospacing="1" w:after="100" w:afterAutospacing="1"/>
               <w:contextualSpacing/>
               <w:rPr>
-                <w:rFonts w:ascii="Aptos" w:hAnsi="Aptos"/>
-                <w:sz w:val="20"/>
-                <w:szCs w:val="20"/>
+                <w:rFonts w:ascii="Aptos" w:hAnsi="Aptos" w:cs="Aparajita"/>
+                <w:sz w:val="18"/>
+                <w:szCs w:val="18"/>
               </w:rPr>
             </w:pPr>
             <w:r>
               <w:rPr>
-                <w:rFonts w:ascii="Aptos" w:hAnsi="Aptos"/>
+                <w:rFonts w:ascii="Aptos" w:hAnsi="Aptos" w:cs="Aparajita"/>
                 <w:color w:val="000000"/>
                 <w:sz w:val="18"/>
-                <w:szCs w:val="20"/>
+                <w:szCs w:val="18"/>
               </w:rPr>
               <w:t>Identificadores excluidos</w:t>
             </w:r>
@@ -820,20 +781,20 @@
           </w:tcPr>
           <w:p>
             <w:pPr>
-              <w:spacing w:after="0" w:line="240" w:lineRule="auto"/>
+              <w:spacing w:before="100" w:beforeAutospacing="1" w:after="100" w:afterAutospacing="1"/>
               <w:contextualSpacing/>
               <w:rPr>
-                <w:rFonts w:ascii="Aptos" w:hAnsi="Aptos"/>
-                <w:sz w:val="20"/>
-                <w:szCs w:val="20"/>
+                <w:rFonts w:ascii="Aptos" w:hAnsi="Aptos" w:cs="Aparajita"/>
+                <w:sz w:val="18"/>
+                <w:szCs w:val="18"/>
               </w:rPr>
             </w:pPr>
             <w:r>
               <w:rPr>
-                <w:rFonts w:ascii="Aptos" w:hAnsi="Aptos"/>
+                <w:rFonts w:ascii="Aptos" w:hAnsi="Aptos" w:cs="Aparajita"/>
                 <w:color w:val="000000"/>
                 <w:sz w:val="18"/>
-                <w:szCs w:val="20"/>
+                <w:szCs w:val="18"/>
               </w:rPr>
               <w:t>RowNumber, CustomerId y Surname</w:t>
             </w:r>
@@ -841,6 +802,9 @@
         </w:tc>
       </w:tr>
       <w:tr>
+        <w:trPr>
+          <w:trHeight w:val="20"/>
+        </w:trPr>
         <w:tc>
           <w:tcPr>
             <w:tcW w:w="2700" w:type="dxa"/>
@@ -854,20 +818,20 @@
           </w:tcPr>
           <w:p>
             <w:pPr>
-              <w:spacing w:after="0" w:line="240" w:lineRule="auto"/>
+              <w:spacing w:before="100" w:beforeAutospacing="1" w:after="100" w:afterAutospacing="1"/>
               <w:contextualSpacing/>
               <w:rPr>
-                <w:rFonts w:ascii="Aptos" w:hAnsi="Aptos"/>
-                <w:sz w:val="20"/>
-                <w:szCs w:val="20"/>
+                <w:rFonts w:ascii="Aptos" w:hAnsi="Aptos" w:cs="Aparajita"/>
+                <w:sz w:val="18"/>
+                <w:szCs w:val="18"/>
               </w:rPr>
             </w:pPr>
             <w:r>
               <w:rPr>
-                <w:rFonts w:ascii="Aptos" w:hAnsi="Aptos"/>
+                <w:rFonts w:ascii="Aptos" w:hAnsi="Aptos" w:cs="Aparajita"/>
                 <w:color w:val="000000"/>
                 <w:sz w:val="18"/>
-                <w:szCs w:val="20"/>
+                <w:szCs w:val="18"/>
               </w:rPr>
               <w:t>Separación</w:t>
             </w:r>
@@ -886,20 +850,20 @@
           </w:tcPr>
           <w:p>
             <w:pPr>
-              <w:spacing w:after="0" w:line="240" w:lineRule="auto"/>
+              <w:spacing w:before="100" w:beforeAutospacing="1" w:after="100" w:afterAutospacing="1"/>
               <w:contextualSpacing/>
               <w:rPr>
-                <w:rFonts w:ascii="Aptos" w:hAnsi="Aptos"/>
-                <w:sz w:val="20"/>
-                <w:szCs w:val="20"/>
+                <w:rFonts w:ascii="Aptos" w:hAnsi="Aptos" w:cs="Aparajita"/>
+                <w:sz w:val="18"/>
+                <w:szCs w:val="18"/>
               </w:rPr>
             </w:pPr>
             <w:r>
               <w:rPr>
-                <w:rFonts w:ascii="Aptos" w:hAnsi="Aptos"/>
+                <w:rFonts w:ascii="Aptos" w:hAnsi="Aptos" w:cs="Aparajita"/>
                 <w:color w:val="000000"/>
                 <w:sz w:val="18"/>
-                <w:szCs w:val="20"/>
+                <w:szCs w:val="18"/>
               </w:rPr>
               <w:t>80 % entrenamiento y 20 % prueba; random_state=42; stratify=y</w:t>
             </w:r>
@@ -923,20 +887,20 @@
           </w:tcPr>
           <w:p>
             <w:pPr>
-              <w:spacing w:after="0" w:line="240" w:lineRule="auto"/>
+              <w:spacing w:before="100" w:beforeAutospacing="1" w:after="100" w:afterAutospacing="1"/>
               <w:contextualSpacing/>
               <w:rPr>
-                <w:rFonts w:ascii="Aptos" w:hAnsi="Aptos"/>
-                <w:sz w:val="20"/>
-                <w:szCs w:val="20"/>
+                <w:rFonts w:ascii="Aptos" w:hAnsi="Aptos" w:cs="Aparajita"/>
+                <w:sz w:val="18"/>
+                <w:szCs w:val="18"/>
               </w:rPr>
             </w:pPr>
             <w:r>
               <w:rPr>
-                <w:rFonts w:ascii="Aptos" w:hAnsi="Aptos"/>
+                <w:rFonts w:ascii="Aptos" w:hAnsi="Aptos" w:cs="Aparajita"/>
                 <w:color w:val="000000"/>
                 <w:sz w:val="18"/>
-                <w:szCs w:val="20"/>
+                <w:szCs w:val="18"/>
               </w:rPr>
               <w:t>Fuente</w:t>
             </w:r>
@@ -955,20 +919,20 @@
           </w:tcPr>
           <w:p>
             <w:pPr>
-              <w:spacing w:after="0" w:line="240" w:lineRule="auto"/>
+              <w:spacing w:before="100" w:beforeAutospacing="1" w:after="100" w:afterAutospacing="1"/>
               <w:contextualSpacing/>
               <w:rPr>
-                <w:rFonts w:ascii="Aptos" w:hAnsi="Aptos"/>
-                <w:sz w:val="20"/>
-                <w:szCs w:val="20"/>
+                <w:rFonts w:ascii="Aptos" w:hAnsi="Aptos" w:cs="Aparajita"/>
+                <w:sz w:val="18"/>
+                <w:szCs w:val="18"/>
               </w:rPr>
             </w:pPr>
             <w:r>
               <w:rPr>
-                <w:rFonts w:ascii="Aptos" w:hAnsi="Aptos"/>
+                <w:rFonts w:ascii="Aptos" w:hAnsi="Aptos" w:cs="Aparajita"/>
                 <w:color w:val="000000"/>
                 <w:sz w:val="18"/>
-                <w:szCs w:val="20"/>
+                <w:szCs w:val="18"/>
               </w:rPr>
               <w:t>Dataset y notebook públicos de Kaggle, citados en el README</w:t>
             </w:r>
@@ -978,124 +942,124 @@
     </w:tbl>
     <w:p>
       <w:pPr>
-        <w:spacing w:before="100" w:beforeAutospacing="1" w:after="100" w:afterAutospacing="1" w:line="240" w:lineRule="auto"/>
+        <w:spacing w:before="100" w:beforeAutospacing="1" w:after="100" w:afterAutospacing="1"/>
         <w:contextualSpacing/>
         <w:rPr>
-          <w:rFonts w:ascii="Aptos" w:hAnsi="Aptos"/>
-          <w:sz w:val="20"/>
-          <w:szCs w:val="20"/>
+          <w:rFonts w:ascii="Aptos" w:hAnsi="Aptos" w:cs="Aparajita"/>
+          <w:sz w:val="21"/>
+          <w:szCs w:val="21"/>
         </w:rPr>
       </w:pPr>
     </w:p>
     <w:p>
       <w:pPr>
         <w:pStyle w:val="Ttulo1"/>
-        <w:spacing w:before="100" w:beforeAutospacing="1" w:after="100" w:afterAutospacing="1" w:line="240" w:lineRule="auto"/>
+        <w:spacing w:before="100" w:beforeAutospacing="1" w:after="100" w:afterAutospacing="1"/>
         <w:contextualSpacing/>
         <w:rPr>
-          <w:rFonts w:ascii="Aptos" w:hAnsi="Aptos"/>
-          <w:sz w:val="24"/>
-          <w:szCs w:val="22"/>
+          <w:rFonts w:ascii="Aptos" w:hAnsi="Aptos" w:cs="Aparajita"/>
+          <w:sz w:val="28"/>
+          <w:szCs w:val="24"/>
         </w:rPr>
       </w:pPr>
       <w:r>
         <w:rPr>
-          <w:rFonts w:ascii="Aptos" w:hAnsi="Aptos"/>
-          <w:sz w:val="24"/>
-          <w:szCs w:val="22"/>
+          <w:rFonts w:ascii="Aptos" w:hAnsi="Aptos" w:cs="Aparajita"/>
+          <w:sz w:val="28"/>
+          <w:szCs w:val="24"/>
         </w:rPr>
         <w:t>2. Decisiones de diseño</w:t>
       </w:r>
     </w:p>
     <w:p>
       <w:pPr>
-        <w:spacing w:before="100" w:beforeAutospacing="1" w:after="100" w:afterAutospacing="1" w:line="240" w:lineRule="auto"/>
+        <w:spacing w:before="100" w:beforeAutospacing="1" w:after="100" w:afterAutospacing="1"/>
         <w:contextualSpacing/>
         <w:rPr>
-          <w:rFonts w:ascii="Aptos" w:hAnsi="Aptos"/>
+          <w:rFonts w:ascii="Aptos" w:hAnsi="Aptos" w:cs="Aparajita"/>
           <w:color w:val="000000"/>
-          <w:sz w:val="20"/>
-          <w:szCs w:val="20"/>
+          <w:sz w:val="21"/>
+          <w:szCs w:val="21"/>
         </w:rPr>
       </w:pPr>
       <w:r>
         <w:rPr>
-          <w:rFonts w:ascii="Aptos" w:hAnsi="Aptos"/>
+          <w:rFonts w:ascii="Aptos" w:hAnsi="Aptos" w:cs="Aparajita"/>
           <w:color w:val="000000"/>
-          <w:sz w:val="20"/>
-          <w:szCs w:val="20"/>
+          <w:sz w:val="21"/>
+          <w:szCs w:val="21"/>
         </w:rPr>
         <w:t xml:space="preserve">La arquitectura separa entrenamiento e inferencia. El modelo se entrena fuera del servicio, se guarda como artefacto y FastAPI lo carga una sola vez al iniciar. Esta separación evita reentrenamientos durante una petición y permite reproducir la misma transformación </w:t>
       </w:r>
       <w:proofErr w:type="spellStart"/>
       <w:r>
         <w:rPr>
-          <w:rFonts w:ascii="Aptos" w:hAnsi="Aptos"/>
+          <w:rFonts w:ascii="Aptos" w:hAnsi="Aptos" w:cs="Aparajita"/>
           <w:color w:val="000000"/>
-          <w:sz w:val="20"/>
-          <w:szCs w:val="20"/>
+          <w:sz w:val="21"/>
+          <w:szCs w:val="21"/>
         </w:rPr>
         <w:t>en</w:t>
       </w:r>
       <w:proofErr w:type="spellEnd"/>
       <w:r>
         <w:rPr>
-          <w:rFonts w:ascii="Aptos" w:hAnsi="Aptos"/>
+          <w:rFonts w:ascii="Aptos" w:hAnsi="Aptos" w:cs="Aparajita"/>
           <w:color w:val="000000"/>
-          <w:sz w:val="20"/>
-          <w:szCs w:val="20"/>
+          <w:sz w:val="21"/>
+          <w:szCs w:val="21"/>
         </w:rPr>
         <w:t xml:space="preserve"> </w:t>
       </w:r>
       <w:proofErr w:type="spellStart"/>
       <w:r>
         <w:rPr>
-          <w:rFonts w:ascii="Aptos" w:hAnsi="Aptos"/>
+          <w:rFonts w:ascii="Aptos" w:hAnsi="Aptos" w:cs="Aparajita"/>
           <w:color w:val="000000"/>
-          <w:sz w:val="20"/>
-          <w:szCs w:val="20"/>
+          <w:sz w:val="21"/>
+          <w:szCs w:val="21"/>
         </w:rPr>
         <w:t>entrenamiento</w:t>
       </w:r>
       <w:proofErr w:type="spellEnd"/>
       <w:r>
         <w:rPr>
-          <w:rFonts w:ascii="Aptos" w:hAnsi="Aptos"/>
+          <w:rFonts w:ascii="Aptos" w:hAnsi="Aptos" w:cs="Aparajita"/>
           <w:color w:val="000000"/>
-          <w:sz w:val="20"/>
-          <w:szCs w:val="20"/>
+          <w:sz w:val="21"/>
+          <w:szCs w:val="21"/>
         </w:rPr>
         <w:t xml:space="preserve"> y </w:t>
       </w:r>
       <w:proofErr w:type="spellStart"/>
       <w:r>
         <w:rPr>
-          <w:rFonts w:ascii="Aptos" w:hAnsi="Aptos"/>
+          <w:rFonts w:ascii="Aptos" w:hAnsi="Aptos" w:cs="Aparajita"/>
           <w:color w:val="000000"/>
-          <w:sz w:val="20"/>
-          <w:szCs w:val="20"/>
+          <w:sz w:val="21"/>
+          <w:szCs w:val="21"/>
         </w:rPr>
         <w:t>producción</w:t>
       </w:r>
       <w:proofErr w:type="spellEnd"/>
       <w:r>
         <w:rPr>
-          <w:rFonts w:ascii="Aptos" w:hAnsi="Aptos"/>
+          <w:rFonts w:ascii="Aptos" w:hAnsi="Aptos" w:cs="Aparajita"/>
           <w:color w:val="000000"/>
-          <w:sz w:val="20"/>
-          <w:szCs w:val="20"/>
+          <w:sz w:val="21"/>
+          <w:szCs w:val="21"/>
         </w:rPr>
         <w:t>.</w:t>
       </w:r>
     </w:p>
     <w:p>
       <w:pPr>
-        <w:spacing w:before="100" w:beforeAutospacing="1" w:after="100" w:afterAutospacing="1" w:line="240" w:lineRule="auto"/>
+        <w:spacing w:before="100" w:beforeAutospacing="1" w:after="100" w:afterAutospacing="1"/>
         <w:contextualSpacing/>
         <w:rPr>
-          <w:rFonts w:ascii="Aptos" w:hAnsi="Aptos"/>
-          <w:sz w:val="20"/>
-          <w:szCs w:val="20"/>
+          <w:rFonts w:ascii="Aptos" w:hAnsi="Aptos" w:cs="Aparajita"/>
+          <w:sz w:val="21"/>
+          <w:szCs w:val="21"/>
         </w:rPr>
       </w:pPr>
     </w:p>
@@ -1104,21 +1068,21 @@
         <w:tblStyle w:val="Tablaconcuadrcula"/>
         <w:tblW w:w="9360" w:type="dxa"/>
         <w:tblInd w:w="120" w:type="dxa"/>
+        <w:tblLayout w:type="fixed"/>
         <w:tblLook w:val="04A0" w:firstRow="1" w:lastRow="0" w:firstColumn="1" w:lastColumn="0" w:noHBand="0" w:noVBand="1"/>
       </w:tblPr>
       <w:tblGrid>
-        <w:gridCol w:w="1900"/>
-        <w:gridCol w:w="1900"/>
-        <w:gridCol w:w="5560"/>
+        <w:gridCol w:w="1560"/>
+        <w:gridCol w:w="1842"/>
+        <w:gridCol w:w="5958"/>
       </w:tblGrid>
       <w:tr>
         <w:trPr>
-          <w:trHeight w:val="20"/>
           <w:tblHeader/>
         </w:trPr>
         <w:tc>
           <w:tcPr>
-            <w:tcW w:w="1900" w:type="dxa"/>
+            <w:tcW w:w="1560" w:type="dxa"/>
             <w:shd w:val="clear" w:color="auto" w:fill="F2F4F7"/>
             <w:tcMar>
               <w:top w:w="80" w:type="dxa"/>
@@ -1130,21 +1094,21 @@
           </w:tcPr>
           <w:p>
             <w:pPr>
-              <w:spacing w:after="0" w:line="240" w:lineRule="auto"/>
+              <w:spacing w:before="100" w:beforeAutospacing="1" w:after="100" w:afterAutospacing="1"/>
               <w:contextualSpacing/>
               <w:rPr>
-                <w:rFonts w:ascii="Aptos" w:hAnsi="Aptos"/>
-                <w:sz w:val="20"/>
-                <w:szCs w:val="20"/>
+                <w:rFonts w:ascii="Aptos" w:hAnsi="Aptos" w:cs="Aparajita"/>
+                <w:sz w:val="18"/>
+                <w:szCs w:val="18"/>
               </w:rPr>
             </w:pPr>
             <w:r>
               <w:rPr>
-                <w:rFonts w:ascii="Aptos" w:hAnsi="Aptos"/>
+                <w:rFonts w:ascii="Aptos" w:hAnsi="Aptos" w:cs="Aparajita"/>
                 <w:b/>
                 <w:color w:val="0B2545"/>
-                <w:sz w:val="20"/>
-                <w:szCs w:val="20"/>
+                <w:sz w:val="18"/>
+                <w:szCs w:val="18"/>
               </w:rPr>
               <w:t>Etapa</w:t>
             </w:r>
@@ -1152,7 +1116,7 @@
         </w:tc>
         <w:tc>
           <w:tcPr>
-            <w:tcW w:w="1900" w:type="dxa"/>
+            <w:tcW w:w="1842" w:type="dxa"/>
             <w:shd w:val="clear" w:color="auto" w:fill="F2F4F7"/>
             <w:tcMar>
               <w:top w:w="80" w:type="dxa"/>
@@ -1164,21 +1128,21 @@
           </w:tcPr>
           <w:p>
             <w:pPr>
-              <w:spacing w:after="0" w:line="240" w:lineRule="auto"/>
+              <w:spacing w:before="100" w:beforeAutospacing="1" w:after="100" w:afterAutospacing="1"/>
               <w:contextualSpacing/>
               <w:rPr>
-                <w:rFonts w:ascii="Aptos" w:hAnsi="Aptos"/>
-                <w:sz w:val="20"/>
-                <w:szCs w:val="20"/>
+                <w:rFonts w:ascii="Aptos" w:hAnsi="Aptos" w:cs="Aparajita"/>
+                <w:sz w:val="18"/>
+                <w:szCs w:val="18"/>
               </w:rPr>
             </w:pPr>
             <w:r>
               <w:rPr>
-                <w:rFonts w:ascii="Aptos" w:hAnsi="Aptos"/>
+                <w:rFonts w:ascii="Aptos" w:hAnsi="Aptos" w:cs="Aparajita"/>
                 <w:b/>
                 <w:color w:val="0B2545"/>
-                <w:sz w:val="20"/>
-                <w:szCs w:val="20"/>
+                <w:sz w:val="18"/>
+                <w:szCs w:val="18"/>
               </w:rPr>
               <w:t>Componente</w:t>
             </w:r>
@@ -1186,7 +1150,7 @@
         </w:tc>
         <w:tc>
           <w:tcPr>
-            <w:tcW w:w="5560" w:type="dxa"/>
+            <w:tcW w:w="5958" w:type="dxa"/>
             <w:shd w:val="clear" w:color="auto" w:fill="F2F4F7"/>
             <w:tcMar>
               <w:top w:w="80" w:type="dxa"/>
@@ -1198,21 +1162,21 @@
           </w:tcPr>
           <w:p>
             <w:pPr>
-              <w:spacing w:after="0" w:line="240" w:lineRule="auto"/>
+              <w:spacing w:before="100" w:beforeAutospacing="1" w:after="100" w:afterAutospacing="1"/>
               <w:contextualSpacing/>
               <w:rPr>
-                <w:rFonts w:ascii="Aptos" w:hAnsi="Aptos"/>
-                <w:sz w:val="20"/>
-                <w:szCs w:val="20"/>
+                <w:rFonts w:ascii="Aptos" w:hAnsi="Aptos" w:cs="Aparajita"/>
+                <w:sz w:val="18"/>
+                <w:szCs w:val="18"/>
               </w:rPr>
             </w:pPr>
             <w:r>
               <w:rPr>
-                <w:rFonts w:ascii="Aptos" w:hAnsi="Aptos"/>
+                <w:rFonts w:ascii="Aptos" w:hAnsi="Aptos" w:cs="Aparajita"/>
                 <w:b/>
                 <w:color w:val="0B2545"/>
-                <w:sz w:val="20"/>
-                <w:szCs w:val="20"/>
+                <w:sz w:val="18"/>
+                <w:szCs w:val="18"/>
               </w:rPr>
               <w:t>Responsabilidad</w:t>
             </w:r>
@@ -1221,11 +1185,11 @@
       </w:tr>
       <w:tr>
         <w:trPr>
-          <w:trHeight w:val="20"/>
+          <w:trHeight w:val="17"/>
         </w:trPr>
         <w:tc>
           <w:tcPr>
-            <w:tcW w:w="1900" w:type="dxa"/>
+            <w:tcW w:w="1560" w:type="dxa"/>
             <w:tcMar>
               <w:top w:w="80" w:type="dxa"/>
               <w:left w:w="120" w:type="dxa"/>
@@ -1236,20 +1200,20 @@
           </w:tcPr>
           <w:p>
             <w:pPr>
-              <w:spacing w:after="0" w:line="240" w:lineRule="auto"/>
+              <w:spacing w:before="100" w:beforeAutospacing="1" w:after="100" w:afterAutospacing="1"/>
               <w:contextualSpacing/>
               <w:rPr>
-                <w:rFonts w:ascii="Aptos" w:hAnsi="Aptos"/>
-                <w:sz w:val="20"/>
-                <w:szCs w:val="20"/>
+                <w:rFonts w:ascii="Aptos" w:hAnsi="Aptos" w:cs="Aparajita"/>
+                <w:sz w:val="18"/>
+                <w:szCs w:val="18"/>
               </w:rPr>
             </w:pPr>
             <w:r>
               <w:rPr>
-                <w:rFonts w:ascii="Aptos" w:hAnsi="Aptos"/>
+                <w:rFonts w:ascii="Aptos" w:hAnsi="Aptos" w:cs="Aparajita"/>
                 <w:color w:val="000000"/>
                 <w:sz w:val="18"/>
-                <w:szCs w:val="20"/>
+                <w:szCs w:val="18"/>
               </w:rPr>
               <w:t>Datos</w:t>
             </w:r>
@@ -1257,7 +1221,7 @@
         </w:tc>
         <w:tc>
           <w:tcPr>
-            <w:tcW w:w="1900" w:type="dxa"/>
+            <w:tcW w:w="1842" w:type="dxa"/>
             <w:tcMar>
               <w:top w:w="80" w:type="dxa"/>
               <w:left w:w="120" w:type="dxa"/>
@@ -1268,20 +1232,20 @@
           </w:tcPr>
           <w:p>
             <w:pPr>
-              <w:spacing w:after="0" w:line="240" w:lineRule="auto"/>
+              <w:spacing w:before="100" w:beforeAutospacing="1" w:after="100" w:afterAutospacing="1"/>
               <w:contextualSpacing/>
               <w:rPr>
-                <w:rFonts w:ascii="Aptos" w:hAnsi="Aptos"/>
-                <w:sz w:val="20"/>
-                <w:szCs w:val="20"/>
+                <w:rFonts w:ascii="Aptos" w:hAnsi="Aptos" w:cs="Aparajita"/>
+                <w:sz w:val="18"/>
+                <w:szCs w:val="18"/>
               </w:rPr>
             </w:pPr>
             <w:r>
               <w:rPr>
-                <w:rFonts w:ascii="Aptos" w:hAnsi="Aptos"/>
+                <w:rFonts w:ascii="Aptos" w:hAnsi="Aptos" w:cs="Aparajita"/>
                 <w:color w:val="000000"/>
                 <w:sz w:val="18"/>
-                <w:szCs w:val="20"/>
+                <w:szCs w:val="18"/>
               </w:rPr>
               <w:t>data/</w:t>
             </w:r>
@@ -1289,7 +1253,7 @@
         </w:tc>
         <w:tc>
           <w:tcPr>
-            <w:tcW w:w="5560" w:type="dxa"/>
+            <w:tcW w:w="5958" w:type="dxa"/>
             <w:tcMar>
               <w:top w:w="80" w:type="dxa"/>
               <w:left w:w="120" w:type="dxa"/>
@@ -1300,73 +1264,70 @@
           </w:tcPr>
           <w:p>
             <w:pPr>
-              <w:spacing w:after="0" w:line="240" w:lineRule="auto"/>
+              <w:spacing w:before="100" w:beforeAutospacing="1" w:after="100" w:afterAutospacing="1"/>
               <w:contextualSpacing/>
               <w:rPr>
-                <w:rFonts w:ascii="Aptos" w:hAnsi="Aptos"/>
-                <w:sz w:val="20"/>
-                <w:szCs w:val="20"/>
+                <w:rFonts w:ascii="Aptos" w:hAnsi="Aptos" w:cs="Aparajita"/>
+                <w:sz w:val="18"/>
+                <w:szCs w:val="18"/>
               </w:rPr>
             </w:pPr>
             <w:r>
               <w:rPr>
-                <w:rFonts w:ascii="Aptos" w:hAnsi="Aptos"/>
+                <w:rFonts w:ascii="Aptos" w:hAnsi="Aptos" w:cs="Aparajita"/>
                 <w:color w:val="000000"/>
                 <w:sz w:val="18"/>
-                <w:szCs w:val="20"/>
+                <w:szCs w:val="18"/>
               </w:rPr>
               <w:t xml:space="preserve">Dataset original </w:t>
             </w:r>
             <w:proofErr w:type="spellStart"/>
             <w:r>
               <w:rPr>
-                <w:rFonts w:ascii="Aptos" w:hAnsi="Aptos"/>
+                <w:rFonts w:ascii="Aptos" w:hAnsi="Aptos" w:cs="Aparajita"/>
                 <w:color w:val="000000"/>
                 <w:sz w:val="18"/>
-                <w:szCs w:val="20"/>
+                <w:szCs w:val="18"/>
               </w:rPr>
               <w:t>versionado</w:t>
             </w:r>
             <w:proofErr w:type="spellEnd"/>
             <w:r>
               <w:rPr>
-                <w:rFonts w:ascii="Aptos" w:hAnsi="Aptos"/>
+                <w:rFonts w:ascii="Aptos" w:hAnsi="Aptos" w:cs="Aparajita"/>
                 <w:color w:val="000000"/>
                 <w:sz w:val="18"/>
-                <w:szCs w:val="20"/>
+                <w:szCs w:val="18"/>
               </w:rPr>
               <w:t xml:space="preserve"> para </w:t>
             </w:r>
             <w:proofErr w:type="spellStart"/>
             <w:r>
               <w:rPr>
-                <w:rFonts w:ascii="Aptos" w:hAnsi="Aptos"/>
+                <w:rFonts w:ascii="Aptos" w:hAnsi="Aptos" w:cs="Aparajita"/>
                 <w:color w:val="000000"/>
                 <w:sz w:val="18"/>
-                <w:szCs w:val="20"/>
+                <w:szCs w:val="18"/>
               </w:rPr>
               <w:t>entrenamiento</w:t>
             </w:r>
             <w:proofErr w:type="spellEnd"/>
             <w:r>
               <w:rPr>
-                <w:rFonts w:ascii="Aptos" w:hAnsi="Aptos"/>
+                <w:rFonts w:ascii="Aptos" w:hAnsi="Aptos" w:cs="Aparajita"/>
                 <w:color w:val="000000"/>
                 <w:sz w:val="18"/>
-                <w:szCs w:val="20"/>
-              </w:rPr>
-              <w:t xml:space="preserve"> reproducible.</w:t>
+                <w:szCs w:val="18"/>
+              </w:rPr>
+              <w:t xml:space="preserve"> reproducible</w:t>
             </w:r>
           </w:p>
         </w:tc>
       </w:tr>
       <w:tr>
-        <w:trPr>
-          <w:trHeight w:val="20"/>
-        </w:trPr>
         <w:tc>
           <w:tcPr>
-            <w:tcW w:w="1900" w:type="dxa"/>
+            <w:tcW w:w="1560" w:type="dxa"/>
             <w:tcMar>
               <w:top w:w="80" w:type="dxa"/>
               <w:left w:w="120" w:type="dxa"/>
@@ -1377,28 +1338,29 @@
           </w:tcPr>
           <w:p>
             <w:pPr>
-              <w:spacing w:after="0" w:line="240" w:lineRule="auto"/>
               <w:contextualSpacing/>
               <w:rPr>
-                <w:rFonts w:ascii="Aptos" w:hAnsi="Aptos"/>
-                <w:sz w:val="20"/>
-                <w:szCs w:val="20"/>
+                <w:rFonts w:ascii="Aptos" w:hAnsi="Aptos" w:cs="Aparajita"/>
+                <w:sz w:val="18"/>
+                <w:szCs w:val="18"/>
               </w:rPr>
             </w:pPr>
-            <w:r>
-              <w:rPr>
-                <w:rFonts w:ascii="Aptos" w:hAnsi="Aptos"/>
+            <w:proofErr w:type="spellStart"/>
+            <w:r>
+              <w:rPr>
+                <w:rFonts w:ascii="Aptos" w:hAnsi="Aptos" w:cs="Aparajita"/>
                 <w:color w:val="000000"/>
                 <w:sz w:val="18"/>
-                <w:szCs w:val="20"/>
+                <w:szCs w:val="18"/>
               </w:rPr>
               <w:t>Entrenamiento</w:t>
             </w:r>
+            <w:proofErr w:type="spellEnd"/>
           </w:p>
         </w:tc>
         <w:tc>
           <w:tcPr>
-            <w:tcW w:w="1900" w:type="dxa"/>
+            <w:tcW w:w="1842" w:type="dxa"/>
             <w:tcMar>
               <w:top w:w="80" w:type="dxa"/>
               <w:left w:w="120" w:type="dxa"/>
@@ -1409,20 +1371,19 @@
           </w:tcPr>
           <w:p>
             <w:pPr>
-              <w:spacing w:after="0" w:line="240" w:lineRule="auto"/>
               <w:contextualSpacing/>
               <w:rPr>
-                <w:rFonts w:ascii="Aptos" w:hAnsi="Aptos"/>
-                <w:sz w:val="20"/>
-                <w:szCs w:val="20"/>
+                <w:rFonts w:ascii="Aptos" w:hAnsi="Aptos" w:cs="Aparajita"/>
+                <w:sz w:val="18"/>
+                <w:szCs w:val="18"/>
               </w:rPr>
             </w:pPr>
             <w:r>
               <w:rPr>
-                <w:rFonts w:ascii="Aptos" w:hAnsi="Aptos"/>
+                <w:rFonts w:ascii="Aptos" w:hAnsi="Aptos" w:cs="Aparajita"/>
                 <w:color w:val="000000"/>
                 <w:sz w:val="18"/>
-                <w:szCs w:val="20"/>
+                <w:szCs w:val="18"/>
               </w:rPr>
               <w:t>training/</w:t>
             </w:r>
@@ -1430,7 +1391,7 @@
         </w:tc>
         <w:tc>
           <w:tcPr>
-            <w:tcW w:w="5560" w:type="dxa"/>
+            <w:tcW w:w="5958" w:type="dxa"/>
             <w:tcMar>
               <w:top w:w="80" w:type="dxa"/>
               <w:left w:w="120" w:type="dxa"/>
@@ -1441,33 +1402,49 @@
           </w:tcPr>
           <w:p>
             <w:pPr>
-              <w:spacing w:after="0" w:line="240" w:lineRule="auto"/>
               <w:contextualSpacing/>
               <w:rPr>
-                <w:rFonts w:ascii="Aptos" w:hAnsi="Aptos"/>
-                <w:sz w:val="20"/>
-                <w:szCs w:val="20"/>
+                <w:rFonts w:ascii="Aptos" w:hAnsi="Aptos" w:cs="Aparajita"/>
+                <w:sz w:val="18"/>
+                <w:szCs w:val="18"/>
               </w:rPr>
             </w:pPr>
             <w:r>
               <w:rPr>
-                <w:rFonts w:ascii="Aptos" w:hAnsi="Aptos"/>
+                <w:rFonts w:ascii="Aptos" w:hAnsi="Aptos" w:cs="Aparajita"/>
                 <w:color w:val="000000"/>
                 <w:sz w:val="18"/>
-                <w:szCs w:val="20"/>
-              </w:rPr>
-              <w:t>Validación, limpieza, split, pipeline, métricas y gate ROC-AUC.</w:t>
+                <w:szCs w:val="18"/>
+              </w:rPr>
+              <w:t xml:space="preserve">Validación, limpieza, split, pipeline, </w:t>
+            </w:r>
+            <w:proofErr w:type="spellStart"/>
+            <w:r>
+              <w:rPr>
+                <w:rFonts w:ascii="Aptos" w:hAnsi="Aptos" w:cs="Aparajita"/>
+                <w:color w:val="000000"/>
+                <w:sz w:val="18"/>
+                <w:szCs w:val="18"/>
+              </w:rPr>
+              <w:t>métricas</w:t>
+            </w:r>
+            <w:proofErr w:type="spellEnd"/>
+            <w:r>
+              <w:rPr>
+                <w:rFonts w:ascii="Aptos" w:hAnsi="Aptos" w:cs="Aparajita"/>
+                <w:color w:val="000000"/>
+                <w:sz w:val="18"/>
+                <w:szCs w:val="18"/>
+              </w:rPr>
+              <w:t xml:space="preserve"> y gate ROC-AUC</w:t>
             </w:r>
           </w:p>
         </w:tc>
       </w:tr>
       <w:tr>
-        <w:trPr>
-          <w:trHeight w:val="20"/>
-        </w:trPr>
         <w:tc>
           <w:tcPr>
-            <w:tcW w:w="1900" w:type="dxa"/>
+            <w:tcW w:w="1560" w:type="dxa"/>
             <w:tcMar>
               <w:top w:w="80" w:type="dxa"/>
               <w:left w:w="120" w:type="dxa"/>
@@ -1478,28 +1455,28 @@
           </w:tcPr>
           <w:p>
             <w:pPr>
-              <w:spacing w:after="0" w:line="240" w:lineRule="auto"/>
               <w:contextualSpacing/>
               <w:rPr>
-                <w:rFonts w:ascii="Aptos" w:hAnsi="Aptos"/>
-                <w:sz w:val="20"/>
-                <w:szCs w:val="20"/>
+                <w:rFonts w:ascii="Aptos" w:hAnsi="Aptos" w:cs="Aparajita"/>
+                <w:sz w:val="18"/>
+                <w:szCs w:val="18"/>
               </w:rPr>
             </w:pPr>
             <w:r>
               <w:rPr>
-                <w:rFonts w:ascii="Aptos" w:hAnsi="Aptos"/>
+                <w:rFonts w:ascii="Aptos" w:hAnsi="Aptos" w:cs="Aparajita"/>
                 <w:color w:val="000000"/>
                 <w:sz w:val="18"/>
-                <w:szCs w:val="20"/>
-              </w:rPr>
+                <w:szCs w:val="18"/>
+              </w:rPr>
+              <w:lastRenderedPageBreak/>
               <w:t>Artefactos</w:t>
             </w:r>
           </w:p>
         </w:tc>
         <w:tc>
           <w:tcPr>
-            <w:tcW w:w="1900" w:type="dxa"/>
+            <w:tcW w:w="1842" w:type="dxa"/>
             <w:tcMar>
               <w:top w:w="80" w:type="dxa"/>
               <w:left w:w="120" w:type="dxa"/>
@@ -1510,20 +1487,19 @@
           </w:tcPr>
           <w:p>
             <w:pPr>
-              <w:spacing w:after="0" w:line="240" w:lineRule="auto"/>
               <w:contextualSpacing/>
               <w:rPr>
-                <w:rFonts w:ascii="Aptos" w:hAnsi="Aptos"/>
-                <w:sz w:val="20"/>
-                <w:szCs w:val="20"/>
+                <w:rFonts w:ascii="Aptos" w:hAnsi="Aptos" w:cs="Aparajita"/>
+                <w:sz w:val="18"/>
+                <w:szCs w:val="18"/>
               </w:rPr>
             </w:pPr>
             <w:r>
               <w:rPr>
-                <w:rFonts w:ascii="Aptos" w:hAnsi="Aptos"/>
+                <w:rFonts w:ascii="Aptos" w:hAnsi="Aptos" w:cs="Aparajita"/>
                 <w:color w:val="000000"/>
                 <w:sz w:val="18"/>
-                <w:szCs w:val="20"/>
+                <w:szCs w:val="18"/>
               </w:rPr>
               <w:t>models/</w:t>
             </w:r>
@@ -1531,7 +1507,7 @@
         </w:tc>
         <w:tc>
           <w:tcPr>
-            <w:tcW w:w="5560" w:type="dxa"/>
+            <w:tcW w:w="5958" w:type="dxa"/>
             <w:tcMar>
               <w:top w:w="80" w:type="dxa"/>
               <w:left w:w="120" w:type="dxa"/>
@@ -1542,33 +1518,80 @@
           </w:tcPr>
           <w:p>
             <w:pPr>
-              <w:spacing w:after="0" w:line="240" w:lineRule="auto"/>
               <w:contextualSpacing/>
               <w:rPr>
-                <w:rFonts w:ascii="Aptos" w:hAnsi="Aptos"/>
-                <w:sz w:val="20"/>
-                <w:szCs w:val="20"/>
+                <w:rFonts w:ascii="Aptos" w:hAnsi="Aptos" w:cs="Aparajita"/>
+                <w:sz w:val="18"/>
+                <w:szCs w:val="18"/>
               </w:rPr>
             </w:pPr>
             <w:r>
               <w:rPr>
-                <w:rFonts w:ascii="Aptos" w:hAnsi="Aptos"/>
+                <w:rFonts w:ascii="Aptos" w:hAnsi="Aptos" w:cs="Aparajita"/>
                 <w:color w:val="000000"/>
                 <w:sz w:val="18"/>
-                <w:szCs w:val="20"/>
-              </w:rPr>
-              <w:t>Pipeline serializado y metadata con versiones, fecha y resultados.</w:t>
-            </w:r>
+                <w:szCs w:val="18"/>
+              </w:rPr>
+              <w:t xml:space="preserve">Pipeline serializado y metadata con </w:t>
+            </w:r>
+            <w:proofErr w:type="spellStart"/>
+            <w:r>
+              <w:rPr>
+                <w:rFonts w:ascii="Aptos" w:hAnsi="Aptos" w:cs="Aparajita"/>
+                <w:color w:val="000000"/>
+                <w:sz w:val="18"/>
+                <w:szCs w:val="18"/>
+              </w:rPr>
+              <w:t>versiones</w:t>
+            </w:r>
+            <w:proofErr w:type="spellEnd"/>
+            <w:r>
+              <w:rPr>
+                <w:rFonts w:ascii="Aptos" w:hAnsi="Aptos" w:cs="Aparajita"/>
+                <w:color w:val="000000"/>
+                <w:sz w:val="18"/>
+                <w:szCs w:val="18"/>
+              </w:rPr>
+              <w:t xml:space="preserve">, </w:t>
+            </w:r>
+            <w:proofErr w:type="spellStart"/>
+            <w:r>
+              <w:rPr>
+                <w:rFonts w:ascii="Aptos" w:hAnsi="Aptos" w:cs="Aparajita"/>
+                <w:color w:val="000000"/>
+                <w:sz w:val="18"/>
+                <w:szCs w:val="18"/>
+              </w:rPr>
+              <w:t>fecha</w:t>
+            </w:r>
+            <w:proofErr w:type="spellEnd"/>
+            <w:r>
+              <w:rPr>
+                <w:rFonts w:ascii="Aptos" w:hAnsi="Aptos" w:cs="Aparajita"/>
+                <w:color w:val="000000"/>
+                <w:sz w:val="18"/>
+                <w:szCs w:val="18"/>
+              </w:rPr>
+              <w:t xml:space="preserve"> y </w:t>
+            </w:r>
+            <w:proofErr w:type="spellStart"/>
+            <w:r>
+              <w:rPr>
+                <w:rFonts w:ascii="Aptos" w:hAnsi="Aptos" w:cs="Aparajita"/>
+                <w:color w:val="000000"/>
+                <w:sz w:val="18"/>
+                <w:szCs w:val="18"/>
+              </w:rPr>
+              <w:t>resultados</w:t>
+            </w:r>
+            <w:proofErr w:type="spellEnd"/>
           </w:p>
         </w:tc>
       </w:tr>
       <w:tr>
-        <w:trPr>
-          <w:trHeight w:val="20"/>
-        </w:trPr>
         <w:tc>
           <w:tcPr>
-            <w:tcW w:w="1900" w:type="dxa"/>
+            <w:tcW w:w="1560" w:type="dxa"/>
             <w:tcMar>
               <w:top w:w="80" w:type="dxa"/>
               <w:left w:w="120" w:type="dxa"/>
@@ -1579,20 +1602,19 @@
           </w:tcPr>
           <w:p>
             <w:pPr>
-              <w:spacing w:after="0" w:line="240" w:lineRule="auto"/>
               <w:contextualSpacing/>
               <w:rPr>
-                <w:rFonts w:ascii="Aptos" w:hAnsi="Aptos"/>
-                <w:sz w:val="20"/>
-                <w:szCs w:val="20"/>
+                <w:rFonts w:ascii="Aptos" w:hAnsi="Aptos" w:cs="Aparajita"/>
+                <w:sz w:val="18"/>
+                <w:szCs w:val="18"/>
               </w:rPr>
             </w:pPr>
             <w:r>
               <w:rPr>
-                <w:rFonts w:ascii="Aptos" w:hAnsi="Aptos"/>
+                <w:rFonts w:ascii="Aptos" w:hAnsi="Aptos" w:cs="Aparajita"/>
                 <w:color w:val="000000"/>
                 <w:sz w:val="18"/>
-                <w:szCs w:val="20"/>
+                <w:szCs w:val="18"/>
               </w:rPr>
               <w:t>Servicio</w:t>
             </w:r>
@@ -1600,7 +1622,7 @@
         </w:tc>
         <w:tc>
           <w:tcPr>
-            <w:tcW w:w="1900" w:type="dxa"/>
+            <w:tcW w:w="1842" w:type="dxa"/>
             <w:tcMar>
               <w:top w:w="80" w:type="dxa"/>
               <w:left w:w="120" w:type="dxa"/>
@@ -1611,20 +1633,19 @@
           </w:tcPr>
           <w:p>
             <w:pPr>
-              <w:spacing w:after="0" w:line="240" w:lineRule="auto"/>
               <w:contextualSpacing/>
               <w:rPr>
-                <w:rFonts w:ascii="Aptos" w:hAnsi="Aptos"/>
-                <w:sz w:val="20"/>
-                <w:szCs w:val="20"/>
+                <w:rFonts w:ascii="Aptos" w:hAnsi="Aptos" w:cs="Aparajita"/>
+                <w:sz w:val="18"/>
+                <w:szCs w:val="18"/>
               </w:rPr>
             </w:pPr>
             <w:r>
               <w:rPr>
-                <w:rFonts w:ascii="Aptos" w:hAnsi="Aptos"/>
+                <w:rFonts w:ascii="Aptos" w:hAnsi="Aptos" w:cs="Aparajita"/>
                 <w:color w:val="000000"/>
                 <w:sz w:val="18"/>
-                <w:szCs w:val="20"/>
+                <w:szCs w:val="18"/>
               </w:rPr>
               <w:t>app/</w:t>
             </w:r>
@@ -1632,7 +1653,7 @@
         </w:tc>
         <w:tc>
           <w:tcPr>
-            <w:tcW w:w="5560" w:type="dxa"/>
+            <w:tcW w:w="5958" w:type="dxa"/>
             <w:tcMar>
               <w:top w:w="80" w:type="dxa"/>
               <w:left w:w="120" w:type="dxa"/>
@@ -1643,33 +1664,80 @@
           </w:tcPr>
           <w:p>
             <w:pPr>
-              <w:spacing w:after="0" w:line="240" w:lineRule="auto"/>
               <w:contextualSpacing/>
               <w:rPr>
-                <w:rFonts w:ascii="Aptos" w:hAnsi="Aptos"/>
-                <w:sz w:val="20"/>
-                <w:szCs w:val="20"/>
+                <w:rFonts w:ascii="Aptos" w:hAnsi="Aptos" w:cs="Aparajita"/>
+                <w:sz w:val="18"/>
+                <w:szCs w:val="18"/>
               </w:rPr>
             </w:pPr>
             <w:r>
               <w:rPr>
-                <w:rFonts w:ascii="Aptos" w:hAnsi="Aptos"/>
+                <w:rFonts w:ascii="Aptos" w:hAnsi="Aptos" w:cs="Aparajita"/>
                 <w:color w:val="000000"/>
                 <w:sz w:val="18"/>
-                <w:szCs w:val="20"/>
-              </w:rPr>
-              <w:t>Contratos Pydantic, carga del modelo, predicción y métricas.</w:t>
-            </w:r>
+                <w:szCs w:val="18"/>
+              </w:rPr>
+              <w:t xml:space="preserve">Contratos Pydantic, carga del </w:t>
+            </w:r>
+            <w:proofErr w:type="spellStart"/>
+            <w:r>
+              <w:rPr>
+                <w:rFonts w:ascii="Aptos" w:hAnsi="Aptos" w:cs="Aparajita"/>
+                <w:color w:val="000000"/>
+                <w:sz w:val="18"/>
+                <w:szCs w:val="18"/>
+              </w:rPr>
+              <w:t>modelo</w:t>
+            </w:r>
+            <w:proofErr w:type="spellEnd"/>
+            <w:r>
+              <w:rPr>
+                <w:rFonts w:ascii="Aptos" w:hAnsi="Aptos" w:cs="Aparajita"/>
+                <w:color w:val="000000"/>
+                <w:sz w:val="18"/>
+                <w:szCs w:val="18"/>
+              </w:rPr>
+              <w:t xml:space="preserve">, </w:t>
+            </w:r>
+            <w:proofErr w:type="spellStart"/>
+            <w:r>
+              <w:rPr>
+                <w:rFonts w:ascii="Aptos" w:hAnsi="Aptos" w:cs="Aparajita"/>
+                <w:color w:val="000000"/>
+                <w:sz w:val="18"/>
+                <w:szCs w:val="18"/>
+              </w:rPr>
+              <w:t>predicción</w:t>
+            </w:r>
+            <w:proofErr w:type="spellEnd"/>
+            <w:r>
+              <w:rPr>
+                <w:rFonts w:ascii="Aptos" w:hAnsi="Aptos" w:cs="Aparajita"/>
+                <w:color w:val="000000"/>
+                <w:sz w:val="18"/>
+                <w:szCs w:val="18"/>
+              </w:rPr>
+              <w:t xml:space="preserve"> y </w:t>
+            </w:r>
+            <w:proofErr w:type="spellStart"/>
+            <w:r>
+              <w:rPr>
+                <w:rFonts w:ascii="Aptos" w:hAnsi="Aptos" w:cs="Aparajita"/>
+                <w:color w:val="000000"/>
+                <w:sz w:val="18"/>
+                <w:szCs w:val="18"/>
+              </w:rPr>
+              <w:t>métricas</w:t>
+            </w:r>
+            <w:proofErr w:type="spellEnd"/>
           </w:p>
         </w:tc>
       </w:tr>
       <w:tr>
-        <w:trPr>
-          <w:trHeight w:val="17"/>
-        </w:trPr>
         <w:tc>
           <w:tcPr>
-            <w:tcW w:w="1900" w:type="dxa"/>
+            <w:tcW w:w="1560" w:type="dxa"/>
             <w:tcMar>
               <w:top w:w="80" w:type="dxa"/>
               <w:left w:w="120" w:type="dxa"/>
@@ -1680,31 +1748,27 @@
           </w:tcPr>
           <w:p>
             <w:pPr>
-              <w:spacing w:after="0" w:line="240" w:lineRule="auto"/>
               <w:contextualSpacing/>
               <w:rPr>
-                <w:rFonts w:ascii="Aptos" w:hAnsi="Aptos"/>
-                <w:sz w:val="20"/>
-                <w:szCs w:val="20"/>
+                <w:rFonts w:ascii="Aptos" w:hAnsi="Aptos" w:cs="Aparajita"/>
+                <w:sz w:val="18"/>
+                <w:szCs w:val="18"/>
               </w:rPr>
             </w:pPr>
-            <w:proofErr w:type="spellStart"/>
-            <w:r>
-              <w:rPr>
-                <w:rFonts w:ascii="Aptos" w:hAnsi="Aptos"/>
+            <w:r>
+              <w:rPr>
+                <w:rFonts w:ascii="Aptos" w:hAnsi="Aptos" w:cs="Aparajita"/>
                 <w:color w:val="000000"/>
                 <w:sz w:val="18"/>
-                <w:szCs w:val="20"/>
-              </w:rPr>
-              <w:lastRenderedPageBreak/>
+                <w:szCs w:val="18"/>
+              </w:rPr>
               <w:t>Operación</w:t>
             </w:r>
-            <w:proofErr w:type="spellEnd"/>
           </w:p>
         </w:tc>
         <w:tc>
           <w:tcPr>
-            <w:tcW w:w="1900" w:type="dxa"/>
+            <w:tcW w:w="1842" w:type="dxa"/>
             <w:tcMar>
               <w:top w:w="80" w:type="dxa"/>
               <w:left w:w="120" w:type="dxa"/>
@@ -1715,20 +1779,19 @@
           </w:tcPr>
           <w:p>
             <w:pPr>
-              <w:spacing w:after="0" w:line="240" w:lineRule="auto"/>
               <w:contextualSpacing/>
               <w:rPr>
-                <w:rFonts w:ascii="Aptos" w:hAnsi="Aptos"/>
-                <w:sz w:val="20"/>
-                <w:szCs w:val="20"/>
+                <w:rFonts w:ascii="Aptos" w:hAnsi="Aptos" w:cs="Aparajita"/>
+                <w:sz w:val="18"/>
+                <w:szCs w:val="18"/>
               </w:rPr>
             </w:pPr>
             <w:r>
               <w:rPr>
-                <w:rFonts w:ascii="Aptos" w:hAnsi="Aptos"/>
+                <w:rFonts w:ascii="Aptos" w:hAnsi="Aptos" w:cs="Aparajita"/>
                 <w:color w:val="000000"/>
                 <w:sz w:val="18"/>
-                <w:szCs w:val="20"/>
+                <w:szCs w:val="18"/>
               </w:rPr>
               <w:t>Docker + Actions</w:t>
             </w:r>
@@ -1736,7 +1799,7 @@
         </w:tc>
         <w:tc>
           <w:tcPr>
-            <w:tcW w:w="5560" w:type="dxa"/>
+            <w:tcW w:w="5958" w:type="dxa"/>
             <w:tcMar>
               <w:top w:w="80" w:type="dxa"/>
               <w:left w:w="120" w:type="dxa"/>
@@ -1747,74 +1810,104 @@
           </w:tcPr>
           <w:p>
             <w:pPr>
-              <w:spacing w:after="0" w:line="240" w:lineRule="auto"/>
               <w:contextualSpacing/>
               <w:rPr>
-                <w:rFonts w:ascii="Aptos" w:hAnsi="Aptos"/>
-                <w:sz w:val="20"/>
-                <w:szCs w:val="20"/>
+                <w:rFonts w:ascii="Aptos" w:hAnsi="Aptos" w:cs="Aparajita"/>
+                <w:sz w:val="18"/>
+                <w:szCs w:val="18"/>
               </w:rPr>
             </w:pPr>
             <w:r>
               <w:rPr>
-                <w:rFonts w:ascii="Aptos" w:hAnsi="Aptos"/>
+                <w:rFonts w:ascii="Aptos" w:hAnsi="Aptos" w:cs="Aparajita"/>
                 <w:color w:val="000000"/>
                 <w:sz w:val="18"/>
-                <w:szCs w:val="20"/>
-              </w:rPr>
-              <w:t>Entorno portable y automatización de controles de calidad.</w:t>
-            </w:r>
+                <w:szCs w:val="18"/>
+              </w:rPr>
+              <w:t xml:space="preserve">Entorno portable y automatización de </w:t>
+            </w:r>
+            <w:proofErr w:type="spellStart"/>
+            <w:r>
+              <w:rPr>
+                <w:rFonts w:ascii="Aptos" w:hAnsi="Aptos" w:cs="Aparajita"/>
+                <w:color w:val="000000"/>
+                <w:sz w:val="18"/>
+                <w:szCs w:val="18"/>
+              </w:rPr>
+              <w:t>controles</w:t>
+            </w:r>
+            <w:proofErr w:type="spellEnd"/>
+            <w:r>
+              <w:rPr>
+                <w:rFonts w:ascii="Aptos" w:hAnsi="Aptos" w:cs="Aparajita"/>
+                <w:color w:val="000000"/>
+                <w:sz w:val="18"/>
+                <w:szCs w:val="18"/>
+              </w:rPr>
+              <w:t xml:space="preserve"> de </w:t>
+            </w:r>
+            <w:proofErr w:type="spellStart"/>
+            <w:r>
+              <w:rPr>
+                <w:rFonts w:ascii="Aptos" w:hAnsi="Aptos" w:cs="Aparajita"/>
+                <w:color w:val="000000"/>
+                <w:sz w:val="18"/>
+                <w:szCs w:val="18"/>
+              </w:rPr>
+              <w:t>calidad</w:t>
+            </w:r>
+            <w:proofErr w:type="spellEnd"/>
           </w:p>
         </w:tc>
       </w:tr>
     </w:tbl>
     <w:p>
       <w:pPr>
-        <w:spacing w:before="100" w:beforeAutospacing="1" w:after="100" w:afterAutospacing="1" w:line="240" w:lineRule="auto"/>
+        <w:spacing w:before="100" w:beforeAutospacing="1" w:after="100" w:afterAutospacing="1"/>
         <w:contextualSpacing/>
         <w:rPr>
-          <w:rFonts w:ascii="Aptos" w:hAnsi="Aptos"/>
-          <w:sz w:val="20"/>
-          <w:szCs w:val="20"/>
+          <w:rFonts w:ascii="Aptos" w:hAnsi="Aptos" w:cs="Aparajita"/>
+          <w:sz w:val="21"/>
+          <w:szCs w:val="21"/>
         </w:rPr>
       </w:pPr>
     </w:p>
     <w:p>
       <w:pPr>
         <w:pStyle w:val="Ttulo2"/>
-        <w:spacing w:before="100" w:beforeAutospacing="1" w:after="100" w:afterAutospacing="1" w:line="240" w:lineRule="auto"/>
+        <w:spacing w:before="100" w:beforeAutospacing="1" w:after="100" w:afterAutospacing="1"/>
         <w:contextualSpacing/>
         <w:rPr>
-          <w:rFonts w:ascii="Aptos" w:hAnsi="Aptos"/>
-          <w:sz w:val="22"/>
-          <w:szCs w:val="22"/>
+          <w:rFonts w:ascii="Aptos" w:hAnsi="Aptos" w:cs="Aparajita"/>
+          <w:sz w:val="24"/>
+          <w:szCs w:val="24"/>
         </w:rPr>
       </w:pPr>
       <w:r>
         <w:rPr>
-          <w:rFonts w:ascii="Aptos" w:hAnsi="Aptos"/>
-          <w:sz w:val="22"/>
-          <w:szCs w:val="22"/>
+          <w:rFonts w:ascii="Aptos" w:hAnsi="Aptos" w:cs="Aparajita"/>
+          <w:sz w:val="24"/>
+          <w:szCs w:val="24"/>
         </w:rPr>
         <w:t>Modelo y prevención de inconsistencias</w:t>
       </w:r>
     </w:p>
     <w:p>
       <w:pPr>
-        <w:spacing w:before="100" w:beforeAutospacing="1" w:after="100" w:afterAutospacing="1" w:line="240" w:lineRule="auto"/>
+        <w:spacing w:before="100" w:beforeAutospacing="1" w:after="100" w:afterAutospacing="1"/>
         <w:contextualSpacing/>
         <w:rPr>
-          <w:rFonts w:ascii="Aptos" w:hAnsi="Aptos"/>
-          <w:sz w:val="20"/>
-          <w:szCs w:val="20"/>
+          <w:rFonts w:ascii="Aptos" w:hAnsi="Aptos" w:cs="Aparajita"/>
+          <w:sz w:val="21"/>
+          <w:szCs w:val="21"/>
         </w:rPr>
       </w:pPr>
       <w:r>
         <w:rPr>
-          <w:rFonts w:ascii="Aptos" w:hAnsi="Aptos"/>
+          <w:rFonts w:ascii="Aptos" w:hAnsi="Aptos" w:cs="Aparajita"/>
           <w:color w:val="000000"/>
-          <w:sz w:val="20"/>
-          <w:szCs w:val="20"/>
+          <w:sz w:val="21"/>
+          <w:szCs w:val="21"/>
         </w:rPr>
         <w:t>Se utiliza LogisticRegression con class_weight="balanced", max_iter=1000 y semilla fija. El pipeline deriva AgeGroup, codifica Geography, Gender y AgeGroup con OneHotEncoder y estandariza las variables numéricas. Las transformaciones se ajustan solamente con el conjunto de entrenamiento y quedan integradas dentro de model.joblib, reduciendo el riesgo de fuga de información y de diferencias entre entrenamiento e inferencia.</w:t>
       </w:r>
@@ -1822,19 +1915,19 @@
     <w:p>
       <w:pPr>
         <w:pStyle w:val="Ttulo2"/>
-        <w:spacing w:before="100" w:beforeAutospacing="1" w:after="100" w:afterAutospacing="1" w:line="240" w:lineRule="auto"/>
+        <w:spacing w:before="100" w:beforeAutospacing="1" w:after="100" w:afterAutospacing="1"/>
         <w:contextualSpacing/>
         <w:rPr>
-          <w:rFonts w:ascii="Aptos" w:hAnsi="Aptos"/>
-          <w:sz w:val="22"/>
-          <w:szCs w:val="22"/>
+          <w:rFonts w:ascii="Aptos" w:hAnsi="Aptos" w:cs="Aparajita"/>
+          <w:sz w:val="24"/>
+          <w:szCs w:val="24"/>
         </w:rPr>
       </w:pPr>
       <w:r>
         <w:rPr>
-          <w:rFonts w:ascii="Aptos" w:hAnsi="Aptos"/>
-          <w:sz w:val="22"/>
-          <w:szCs w:val="22"/>
+          <w:rFonts w:ascii="Aptos" w:hAnsi="Aptos" w:cs="Aparajita"/>
+          <w:sz w:val="24"/>
+          <w:szCs w:val="24"/>
         </w:rPr>
         <w:t>Resultados sobre datos no vistos</w:t>
       </w:r>
@@ -1869,21 +1962,21 @@
           </w:tcPr>
           <w:p>
             <w:pPr>
-              <w:spacing w:after="0" w:line="240" w:lineRule="auto"/>
+              <w:spacing w:before="100" w:beforeAutospacing="1" w:after="100" w:afterAutospacing="1"/>
               <w:contextualSpacing/>
               <w:rPr>
-                <w:rFonts w:ascii="Aptos" w:hAnsi="Aptos"/>
-                <w:sz w:val="20"/>
-                <w:szCs w:val="20"/>
+                <w:rFonts w:ascii="Aptos" w:hAnsi="Aptos" w:cs="Aparajita"/>
+                <w:sz w:val="18"/>
+                <w:szCs w:val="18"/>
               </w:rPr>
             </w:pPr>
             <w:r>
               <w:rPr>
-                <w:rFonts w:ascii="Aptos" w:hAnsi="Aptos"/>
+                <w:rFonts w:ascii="Aptos" w:hAnsi="Aptos" w:cs="Aparajita"/>
                 <w:b/>
                 <w:color w:val="0B2545"/>
-                <w:sz w:val="20"/>
-                <w:szCs w:val="20"/>
+                <w:sz w:val="18"/>
+                <w:szCs w:val="18"/>
               </w:rPr>
               <w:t>Métrica</w:t>
             </w:r>
@@ -1903,21 +1996,21 @@
           </w:tcPr>
           <w:p>
             <w:pPr>
-              <w:spacing w:after="0" w:line="240" w:lineRule="auto"/>
+              <w:spacing w:before="100" w:beforeAutospacing="1" w:after="100" w:afterAutospacing="1"/>
               <w:contextualSpacing/>
               <w:rPr>
-                <w:rFonts w:ascii="Aptos" w:hAnsi="Aptos"/>
-                <w:sz w:val="20"/>
-                <w:szCs w:val="20"/>
+                <w:rFonts w:ascii="Aptos" w:hAnsi="Aptos" w:cs="Aparajita"/>
+                <w:sz w:val="18"/>
+                <w:szCs w:val="18"/>
               </w:rPr>
             </w:pPr>
             <w:r>
               <w:rPr>
-                <w:rFonts w:ascii="Aptos" w:hAnsi="Aptos"/>
+                <w:rFonts w:ascii="Aptos" w:hAnsi="Aptos" w:cs="Aparajita"/>
                 <w:b/>
                 <w:color w:val="0B2545"/>
-                <w:sz w:val="20"/>
-                <w:szCs w:val="20"/>
+                <w:sz w:val="18"/>
+                <w:szCs w:val="18"/>
               </w:rPr>
               <w:t>Resultado</w:t>
             </w:r>
@@ -1938,20 +2031,20 @@
           </w:tcPr>
           <w:p>
             <w:pPr>
-              <w:spacing w:after="0" w:line="240" w:lineRule="auto"/>
+              <w:spacing w:before="100" w:beforeAutospacing="1" w:after="100" w:afterAutospacing="1"/>
               <w:contextualSpacing/>
               <w:rPr>
-                <w:rFonts w:ascii="Aptos" w:hAnsi="Aptos"/>
-                <w:sz w:val="20"/>
-                <w:szCs w:val="20"/>
+                <w:rFonts w:ascii="Aptos" w:hAnsi="Aptos" w:cs="Aparajita"/>
+                <w:sz w:val="18"/>
+                <w:szCs w:val="18"/>
               </w:rPr>
             </w:pPr>
             <w:r>
               <w:rPr>
-                <w:rFonts w:ascii="Aptos" w:hAnsi="Aptos"/>
+                <w:rFonts w:ascii="Aptos" w:hAnsi="Aptos" w:cs="Aparajita"/>
                 <w:color w:val="000000"/>
                 <w:sz w:val="18"/>
-                <w:szCs w:val="20"/>
+                <w:szCs w:val="18"/>
               </w:rPr>
               <w:t>Accuracy</w:t>
             </w:r>
@@ -1970,20 +2063,20 @@
           </w:tcPr>
           <w:p>
             <w:pPr>
-              <w:spacing w:after="0" w:line="240" w:lineRule="auto"/>
+              <w:spacing w:before="100" w:beforeAutospacing="1" w:after="100" w:afterAutospacing="1"/>
               <w:contextualSpacing/>
               <w:rPr>
-                <w:rFonts w:ascii="Aptos" w:hAnsi="Aptos"/>
-                <w:sz w:val="20"/>
-                <w:szCs w:val="20"/>
+                <w:rFonts w:ascii="Aptos" w:hAnsi="Aptos" w:cs="Aparajita"/>
+                <w:sz w:val="18"/>
+                <w:szCs w:val="18"/>
               </w:rPr>
             </w:pPr>
             <w:r>
               <w:rPr>
-                <w:rFonts w:ascii="Aptos" w:hAnsi="Aptos"/>
+                <w:rFonts w:ascii="Aptos" w:hAnsi="Aptos" w:cs="Aparajita"/>
                 <w:color w:val="000000"/>
                 <w:sz w:val="18"/>
-                <w:szCs w:val="20"/>
+                <w:szCs w:val="18"/>
               </w:rPr>
               <w:t>0,7115</w:t>
             </w:r>
@@ -2004,20 +2097,20 @@
           </w:tcPr>
           <w:p>
             <w:pPr>
-              <w:spacing w:after="0" w:line="240" w:lineRule="auto"/>
+              <w:spacing w:before="100" w:beforeAutospacing="1" w:after="100" w:afterAutospacing="1"/>
               <w:contextualSpacing/>
               <w:rPr>
-                <w:rFonts w:ascii="Aptos" w:hAnsi="Aptos"/>
-                <w:sz w:val="20"/>
-                <w:szCs w:val="20"/>
+                <w:rFonts w:ascii="Aptos" w:hAnsi="Aptos" w:cs="Aparajita"/>
+                <w:sz w:val="18"/>
+                <w:szCs w:val="18"/>
               </w:rPr>
             </w:pPr>
             <w:r>
               <w:rPr>
-                <w:rFonts w:ascii="Aptos" w:hAnsi="Aptos"/>
+                <w:rFonts w:ascii="Aptos" w:hAnsi="Aptos" w:cs="Aparajita"/>
                 <w:color w:val="000000"/>
                 <w:sz w:val="18"/>
-                <w:szCs w:val="20"/>
+                <w:szCs w:val="18"/>
               </w:rPr>
               <w:t>Precision — clase fuga</w:t>
             </w:r>
@@ -2036,20 +2129,20 @@
           </w:tcPr>
           <w:p>
             <w:pPr>
-              <w:spacing w:after="0" w:line="240" w:lineRule="auto"/>
+              <w:spacing w:before="100" w:beforeAutospacing="1" w:after="100" w:afterAutospacing="1"/>
               <w:contextualSpacing/>
               <w:rPr>
-                <w:rFonts w:ascii="Aptos" w:hAnsi="Aptos"/>
-                <w:sz w:val="20"/>
-                <w:szCs w:val="20"/>
+                <w:rFonts w:ascii="Aptos" w:hAnsi="Aptos" w:cs="Aparajita"/>
+                <w:sz w:val="18"/>
+                <w:szCs w:val="18"/>
               </w:rPr>
             </w:pPr>
             <w:r>
               <w:rPr>
-                <w:rFonts w:ascii="Aptos" w:hAnsi="Aptos"/>
+                <w:rFonts w:ascii="Aptos" w:hAnsi="Aptos" w:cs="Aparajita"/>
                 <w:color w:val="000000"/>
                 <w:sz w:val="18"/>
-                <w:szCs w:val="20"/>
+                <w:szCs w:val="18"/>
               </w:rPr>
               <w:t>0,3861</w:t>
             </w:r>
@@ -2070,20 +2163,20 @@
           </w:tcPr>
           <w:p>
             <w:pPr>
-              <w:spacing w:after="0" w:line="240" w:lineRule="auto"/>
+              <w:spacing w:before="100" w:beforeAutospacing="1" w:after="100" w:afterAutospacing="1"/>
               <w:contextualSpacing/>
               <w:rPr>
-                <w:rFonts w:ascii="Aptos" w:hAnsi="Aptos"/>
-                <w:sz w:val="20"/>
-                <w:szCs w:val="20"/>
+                <w:rFonts w:ascii="Aptos" w:hAnsi="Aptos" w:cs="Aparajita"/>
+                <w:sz w:val="18"/>
+                <w:szCs w:val="18"/>
               </w:rPr>
             </w:pPr>
             <w:r>
               <w:rPr>
-                <w:rFonts w:ascii="Aptos" w:hAnsi="Aptos"/>
+                <w:rFonts w:ascii="Aptos" w:hAnsi="Aptos" w:cs="Aparajita"/>
                 <w:color w:val="000000"/>
                 <w:sz w:val="18"/>
-                <w:szCs w:val="20"/>
+                <w:szCs w:val="18"/>
               </w:rPr>
               <w:t>Recall — clase fuga</w:t>
             </w:r>
@@ -2102,20 +2195,20 @@
           </w:tcPr>
           <w:p>
             <w:pPr>
-              <w:spacing w:after="0" w:line="240" w:lineRule="auto"/>
+              <w:spacing w:before="100" w:beforeAutospacing="1" w:after="100" w:afterAutospacing="1"/>
               <w:contextualSpacing/>
               <w:rPr>
-                <w:rFonts w:ascii="Aptos" w:hAnsi="Aptos"/>
-                <w:sz w:val="20"/>
-                <w:szCs w:val="20"/>
+                <w:rFonts w:ascii="Aptos" w:hAnsi="Aptos" w:cs="Aparajita"/>
+                <w:sz w:val="18"/>
+                <w:szCs w:val="18"/>
               </w:rPr>
             </w:pPr>
             <w:r>
               <w:rPr>
-                <w:rFonts w:ascii="Aptos" w:hAnsi="Aptos"/>
+                <w:rFonts w:ascii="Aptos" w:hAnsi="Aptos" w:cs="Aparajita"/>
                 <w:color w:val="000000"/>
                 <w:sz w:val="18"/>
-                <w:szCs w:val="20"/>
+                <w:szCs w:val="18"/>
               </w:rPr>
               <w:t>0,7076</w:t>
             </w:r>
@@ -2136,20 +2229,20 @@
           </w:tcPr>
           <w:p>
             <w:pPr>
-              <w:spacing w:after="0" w:line="240" w:lineRule="auto"/>
+              <w:spacing w:before="100" w:beforeAutospacing="1" w:after="100" w:afterAutospacing="1"/>
               <w:contextualSpacing/>
               <w:rPr>
-                <w:rFonts w:ascii="Aptos" w:hAnsi="Aptos"/>
-                <w:sz w:val="20"/>
-                <w:szCs w:val="20"/>
+                <w:rFonts w:ascii="Aptos" w:hAnsi="Aptos" w:cs="Aparajita"/>
+                <w:sz w:val="18"/>
+                <w:szCs w:val="18"/>
               </w:rPr>
             </w:pPr>
             <w:r>
               <w:rPr>
-                <w:rFonts w:ascii="Aptos" w:hAnsi="Aptos"/>
+                <w:rFonts w:ascii="Aptos" w:hAnsi="Aptos" w:cs="Aparajita"/>
                 <w:color w:val="000000"/>
                 <w:sz w:val="18"/>
-                <w:szCs w:val="20"/>
+                <w:szCs w:val="18"/>
               </w:rPr>
               <w:t>F1-score — clase fuga</w:t>
             </w:r>
@@ -2168,20 +2261,20 @@
           </w:tcPr>
           <w:p>
             <w:pPr>
-              <w:spacing w:after="0" w:line="240" w:lineRule="auto"/>
+              <w:spacing w:before="100" w:beforeAutospacing="1" w:after="100" w:afterAutospacing="1"/>
               <w:contextualSpacing/>
               <w:rPr>
-                <w:rFonts w:ascii="Aptos" w:hAnsi="Aptos"/>
-                <w:sz w:val="20"/>
-                <w:szCs w:val="20"/>
+                <w:rFonts w:ascii="Aptos" w:hAnsi="Aptos" w:cs="Aparajita"/>
+                <w:sz w:val="18"/>
+                <w:szCs w:val="18"/>
               </w:rPr>
             </w:pPr>
             <w:r>
               <w:rPr>
-                <w:rFonts w:ascii="Aptos" w:hAnsi="Aptos"/>
+                <w:rFonts w:ascii="Aptos" w:hAnsi="Aptos" w:cs="Aparajita"/>
                 <w:color w:val="000000"/>
                 <w:sz w:val="18"/>
-                <w:szCs w:val="20"/>
+                <w:szCs w:val="18"/>
               </w:rPr>
               <w:t>0,4996</w:t>
             </w:r>
@@ -2202,20 +2295,20 @@
           </w:tcPr>
           <w:p>
             <w:pPr>
-              <w:spacing w:after="0" w:line="240" w:lineRule="auto"/>
+              <w:spacing w:before="100" w:beforeAutospacing="1" w:after="100" w:afterAutospacing="1"/>
               <w:contextualSpacing/>
               <w:rPr>
-                <w:rFonts w:ascii="Aptos" w:hAnsi="Aptos"/>
-                <w:sz w:val="20"/>
-                <w:szCs w:val="20"/>
+                <w:rFonts w:ascii="Aptos" w:hAnsi="Aptos" w:cs="Aparajita"/>
+                <w:sz w:val="18"/>
+                <w:szCs w:val="18"/>
               </w:rPr>
             </w:pPr>
             <w:r>
               <w:rPr>
-                <w:rFonts w:ascii="Aptos" w:hAnsi="Aptos"/>
+                <w:rFonts w:ascii="Aptos" w:hAnsi="Aptos" w:cs="Aparajita"/>
                 <w:color w:val="000000"/>
                 <w:sz w:val="18"/>
-                <w:szCs w:val="20"/>
+                <w:szCs w:val="18"/>
               </w:rPr>
               <w:t>ROC-AUC</w:t>
             </w:r>
@@ -2234,20 +2327,20 @@
           </w:tcPr>
           <w:p>
             <w:pPr>
-              <w:spacing w:after="0" w:line="240" w:lineRule="auto"/>
+              <w:spacing w:before="100" w:beforeAutospacing="1" w:after="100" w:afterAutospacing="1"/>
               <w:contextualSpacing/>
               <w:rPr>
-                <w:rFonts w:ascii="Aptos" w:hAnsi="Aptos"/>
-                <w:sz w:val="20"/>
-                <w:szCs w:val="20"/>
+                <w:rFonts w:ascii="Aptos" w:hAnsi="Aptos" w:cs="Aparajita"/>
+                <w:sz w:val="18"/>
+                <w:szCs w:val="18"/>
               </w:rPr>
             </w:pPr>
             <w:r>
               <w:rPr>
-                <w:rFonts w:ascii="Aptos" w:hAnsi="Aptos"/>
+                <w:rFonts w:ascii="Aptos" w:hAnsi="Aptos" w:cs="Aparajita"/>
                 <w:color w:val="000000"/>
                 <w:sz w:val="18"/>
-                <w:szCs w:val="20"/>
+                <w:szCs w:val="18"/>
               </w:rPr>
               <w:t>0,7770</w:t>
             </w:r>
@@ -2268,20 +2361,20 @@
           </w:tcPr>
           <w:p>
             <w:pPr>
-              <w:spacing w:after="0" w:line="240" w:lineRule="auto"/>
+              <w:spacing w:before="100" w:beforeAutospacing="1" w:after="100" w:afterAutospacing="1"/>
               <w:contextualSpacing/>
               <w:rPr>
-                <w:rFonts w:ascii="Aptos" w:hAnsi="Aptos"/>
-                <w:sz w:val="20"/>
-                <w:szCs w:val="20"/>
+                <w:rFonts w:ascii="Aptos" w:hAnsi="Aptos" w:cs="Aparajita"/>
+                <w:sz w:val="18"/>
+                <w:szCs w:val="18"/>
               </w:rPr>
             </w:pPr>
             <w:r>
               <w:rPr>
-                <w:rFonts w:ascii="Aptos" w:hAnsi="Aptos"/>
+                <w:rFonts w:ascii="Aptos" w:hAnsi="Aptos" w:cs="Aparajita"/>
                 <w:color w:val="000000"/>
                 <w:sz w:val="18"/>
-                <w:szCs w:val="20"/>
+                <w:szCs w:val="18"/>
               </w:rPr>
               <w:t>Matriz de confusión</w:t>
             </w:r>
@@ -2300,20 +2393,20 @@
           </w:tcPr>
           <w:p>
             <w:pPr>
-              <w:spacing w:after="0" w:line="240" w:lineRule="auto"/>
+              <w:spacing w:before="100" w:beforeAutospacing="1" w:after="100" w:afterAutospacing="1"/>
               <w:contextualSpacing/>
               <w:rPr>
-                <w:rFonts w:ascii="Aptos" w:hAnsi="Aptos"/>
-                <w:sz w:val="20"/>
-                <w:szCs w:val="20"/>
+                <w:rFonts w:ascii="Aptos" w:hAnsi="Aptos" w:cs="Aparajita"/>
+                <w:sz w:val="18"/>
+                <w:szCs w:val="18"/>
               </w:rPr>
             </w:pPr>
             <w:r>
               <w:rPr>
-                <w:rFonts w:ascii="Aptos" w:hAnsi="Aptos"/>
+                <w:rFonts w:ascii="Aptos" w:hAnsi="Aptos" w:cs="Aparajita"/>
                 <w:color w:val="000000"/>
                 <w:sz w:val="18"/>
-                <w:szCs w:val="20"/>
+                <w:szCs w:val="18"/>
               </w:rPr>
               <w:t>TN=1.135 · FP=458 · FN=119 · TP=288</w:t>
             </w:r>
@@ -2323,82 +2416,122 @@
     </w:tbl>
     <w:p>
       <w:pPr>
-        <w:spacing w:before="100" w:beforeAutospacing="1" w:after="100" w:afterAutospacing="1" w:line="240" w:lineRule="auto"/>
+        <w:spacing w:before="100" w:beforeAutospacing="1" w:after="100" w:afterAutospacing="1"/>
         <w:contextualSpacing/>
         <w:rPr>
-          <w:rFonts w:ascii="Aptos" w:hAnsi="Aptos"/>
-          <w:sz w:val="20"/>
-          <w:szCs w:val="20"/>
+          <w:rFonts w:ascii="Aptos" w:hAnsi="Aptos" w:cs="Aparajita"/>
+          <w:sz w:val="21"/>
+          <w:szCs w:val="21"/>
         </w:rPr>
       </w:pPr>
     </w:p>
     <w:p>
       <w:pPr>
-        <w:spacing w:before="100" w:beforeAutospacing="1" w:after="100" w:afterAutospacing="1" w:line="240" w:lineRule="auto"/>
+        <w:spacing w:before="100" w:beforeAutospacing="1" w:after="100" w:afterAutospacing="1"/>
         <w:contextualSpacing/>
         <w:rPr>
-          <w:rFonts w:ascii="Aptos" w:hAnsi="Aptos"/>
-          <w:sz w:val="20"/>
-          <w:szCs w:val="20"/>
+          <w:rFonts w:ascii="Aptos" w:hAnsi="Aptos" w:cs="Aparajita"/>
+          <w:sz w:val="21"/>
+          <w:szCs w:val="21"/>
         </w:rPr>
       </w:pPr>
       <w:r>
         <w:rPr>
-          <w:rFonts w:ascii="Aptos" w:hAnsi="Aptos"/>
+          <w:rFonts w:ascii="Aptos" w:hAnsi="Aptos" w:cs="Aparajita"/>
           <w:color w:val="000000"/>
-          <w:sz w:val="20"/>
-          <w:szCs w:val="20"/>
+          <w:sz w:val="21"/>
+          <w:szCs w:val="21"/>
         </w:rPr>
-        <w:t>Interpretación: el modelo recupera aproximadamente el 71 % de los clientes que efectivamente abandonan, a costa de una precisión menor y un número relevante de falsos positivos. El ROC-AUC supera el gate mínimo de 0,75, pero el umbral operativo debe ajustarse según el costo de contactar clientes y el costo de perderlos.</w:t>
+        <w:t xml:space="preserve">Interpretación: el modelo recupera aproximadamente el 71 % de los clientes que efectivamente abandonan, a costa de una precisión menor y un número relevante de falsos positivos. El ROC-AUC supera el gate mínimo de 0,75, pero el umbral operativo debe ajustarse según el costo de contactar clientes y el </w:t>
+      </w:r>
+      <w:proofErr w:type="spellStart"/>
+      <w:r>
+        <w:rPr>
+          <w:rFonts w:ascii="Aptos" w:hAnsi="Aptos" w:cs="Aparajita"/>
+          <w:color w:val="000000"/>
+          <w:sz w:val="21"/>
+          <w:szCs w:val="21"/>
+        </w:rPr>
+        <w:t>costo</w:t>
+      </w:r>
+      <w:proofErr w:type="spellEnd"/>
+      <w:r>
+        <w:rPr>
+          <w:rFonts w:ascii="Aptos" w:hAnsi="Aptos" w:cs="Aparajita"/>
+          <w:color w:val="000000"/>
+          <w:sz w:val="21"/>
+          <w:szCs w:val="21"/>
+        </w:rPr>
+        <w:t xml:space="preserve"> de </w:t>
+      </w:r>
+      <w:proofErr w:type="spellStart"/>
+      <w:r>
+        <w:rPr>
+          <w:rFonts w:ascii="Aptos" w:hAnsi="Aptos" w:cs="Aparajita"/>
+          <w:color w:val="000000"/>
+          <w:sz w:val="21"/>
+          <w:szCs w:val="21"/>
+        </w:rPr>
+        <w:t>perderlos</w:t>
+      </w:r>
+      <w:proofErr w:type="spellEnd"/>
+      <w:r>
+        <w:rPr>
+          <w:rFonts w:ascii="Aptos" w:hAnsi="Aptos" w:cs="Aparajita"/>
+          <w:color w:val="000000"/>
+          <w:sz w:val="21"/>
+          <w:szCs w:val="21"/>
+        </w:rPr>
+        <w:t>.</w:t>
       </w:r>
     </w:p>
     <w:p>
       <w:pPr>
-        <w:spacing w:before="100" w:beforeAutospacing="1" w:after="100" w:afterAutospacing="1" w:line="240" w:lineRule="auto"/>
+        <w:spacing w:before="100" w:beforeAutospacing="1" w:after="100" w:afterAutospacing="1"/>
         <w:contextualSpacing/>
         <w:rPr>
-          <w:rFonts w:ascii="Aptos" w:hAnsi="Aptos"/>
-          <w:sz w:val="20"/>
-          <w:szCs w:val="20"/>
+          <w:rFonts w:ascii="Aptos" w:hAnsi="Aptos" w:cs="Aparajita"/>
+          <w:sz w:val="21"/>
+          <w:szCs w:val="21"/>
         </w:rPr>
       </w:pPr>
     </w:p>
     <w:p>
       <w:pPr>
         <w:pStyle w:val="Ttulo1"/>
-        <w:spacing w:before="100" w:beforeAutospacing="1" w:after="100" w:afterAutospacing="1" w:line="240" w:lineRule="auto"/>
+        <w:spacing w:before="100" w:beforeAutospacing="1" w:after="100" w:afterAutospacing="1"/>
         <w:contextualSpacing/>
         <w:rPr>
-          <w:rFonts w:ascii="Aptos" w:hAnsi="Aptos"/>
-          <w:sz w:val="24"/>
-          <w:szCs w:val="22"/>
+          <w:rFonts w:ascii="Aptos" w:hAnsi="Aptos" w:cs="Aparajita"/>
+          <w:sz w:val="28"/>
+          <w:szCs w:val="24"/>
         </w:rPr>
       </w:pPr>
       <w:r>
         <w:rPr>
-          <w:rFonts w:ascii="Aptos" w:hAnsi="Aptos"/>
-          <w:sz w:val="24"/>
-          <w:szCs w:val="22"/>
+          <w:rFonts w:ascii="Aptos" w:hAnsi="Aptos" w:cs="Aparajita"/>
+          <w:sz w:val="28"/>
+          <w:szCs w:val="24"/>
         </w:rPr>
         <w:t>3. Implementación MLOps</w:t>
       </w:r>
     </w:p>
     <w:p>
       <w:pPr>
-        <w:spacing w:before="100" w:beforeAutospacing="1" w:after="100" w:afterAutospacing="1" w:line="240" w:lineRule="auto"/>
+        <w:spacing w:before="100" w:beforeAutospacing="1" w:after="100" w:afterAutospacing="1"/>
         <w:contextualSpacing/>
         <w:rPr>
-          <w:rFonts w:ascii="Aptos" w:hAnsi="Aptos"/>
-          <w:sz w:val="20"/>
-          <w:szCs w:val="20"/>
+          <w:rFonts w:ascii="Aptos" w:hAnsi="Aptos" w:cs="Aparajita"/>
+          <w:sz w:val="21"/>
+          <w:szCs w:val="21"/>
         </w:rPr>
       </w:pPr>
       <w:r>
         <w:rPr>
-          <w:rFonts w:ascii="Aptos" w:hAnsi="Aptos"/>
+          <w:rFonts w:ascii="Aptos" w:hAnsi="Aptos" w:cs="Aparajita"/>
           <w:color w:val="000000"/>
-          <w:sz w:val="20"/>
-          <w:szCs w:val="20"/>
+          <w:sz w:val="21"/>
+          <w:szCs w:val="21"/>
         </w:rPr>
         <w:t>El servicio usa FastAPI y contratos Pydantic con validación de categorías y rangos. El contenedor se basa en python:3.12-slim, instala dependencias fijadas, ejecuta con usuario no-root y contiene HEALTHCHECK. docker-compose.yml permite reproducir el servicio localmente.</w:t>
       </w:r>
@@ -2406,19 +2539,31 @@
     <w:p>
       <w:pPr>
         <w:pStyle w:val="Ttulo2"/>
-        <w:spacing w:before="100" w:beforeAutospacing="1" w:after="100" w:afterAutospacing="1" w:line="240" w:lineRule="auto"/>
+        <w:spacing w:before="100" w:beforeAutospacing="1" w:after="100" w:afterAutospacing="1"/>
         <w:contextualSpacing/>
         <w:rPr>
-          <w:rFonts w:ascii="Aptos" w:hAnsi="Aptos"/>
-          <w:sz w:val="22"/>
-          <w:szCs w:val="22"/>
+          <w:rFonts w:ascii="Aptos" w:hAnsi="Aptos" w:cs="Aparajita"/>
+          <w:sz w:val="24"/>
+          <w:szCs w:val="24"/>
+        </w:rPr>
+      </w:pPr>
+    </w:p>
+    <w:p>
+      <w:pPr>
+        <w:pStyle w:val="Ttulo2"/>
+        <w:spacing w:before="100" w:beforeAutospacing="1" w:after="100" w:afterAutospacing="1"/>
+        <w:contextualSpacing/>
+        <w:rPr>
+          <w:rFonts w:ascii="Aptos" w:hAnsi="Aptos" w:cs="Aparajita"/>
+          <w:sz w:val="24"/>
+          <w:szCs w:val="24"/>
         </w:rPr>
       </w:pPr>
       <w:r>
         <w:rPr>
-          <w:rFonts w:ascii="Aptos" w:hAnsi="Aptos"/>
-          <w:sz w:val="22"/>
-          <w:szCs w:val="22"/>
+          <w:rFonts w:ascii="Aptos" w:hAnsi="Aptos" w:cs="Aparajita"/>
+          <w:sz w:val="24"/>
+          <w:szCs w:val="24"/>
         </w:rPr>
         <w:t>Estado de la API</w:t>
       </w:r>
@@ -2454,21 +2599,21 @@
           </w:tcPr>
           <w:p>
             <w:pPr>
-              <w:spacing w:after="0" w:line="240" w:lineRule="auto"/>
+              <w:spacing w:before="100" w:beforeAutospacing="1" w:after="100" w:afterAutospacing="1"/>
               <w:contextualSpacing/>
               <w:rPr>
-                <w:rFonts w:ascii="Aptos" w:hAnsi="Aptos"/>
-                <w:sz w:val="20"/>
-                <w:szCs w:val="20"/>
+                <w:rFonts w:ascii="Aptos" w:hAnsi="Aptos" w:cs="Aparajita"/>
+                <w:sz w:val="18"/>
+                <w:szCs w:val="18"/>
               </w:rPr>
             </w:pPr>
             <w:r>
               <w:rPr>
-                <w:rFonts w:ascii="Aptos" w:hAnsi="Aptos"/>
+                <w:rFonts w:ascii="Aptos" w:hAnsi="Aptos" w:cs="Aparajita"/>
                 <w:b/>
                 <w:color w:val="0B2545"/>
-                <w:sz w:val="20"/>
-                <w:szCs w:val="20"/>
+                <w:sz w:val="18"/>
+                <w:szCs w:val="18"/>
               </w:rPr>
               <w:t>Endpoint</w:t>
             </w:r>
@@ -2488,21 +2633,21 @@
           </w:tcPr>
           <w:p>
             <w:pPr>
-              <w:spacing w:after="0" w:line="240" w:lineRule="auto"/>
+              <w:spacing w:before="100" w:beforeAutospacing="1" w:after="100" w:afterAutospacing="1"/>
               <w:contextualSpacing/>
               <w:rPr>
-                <w:rFonts w:ascii="Aptos" w:hAnsi="Aptos"/>
-                <w:sz w:val="20"/>
-                <w:szCs w:val="20"/>
+                <w:rFonts w:ascii="Aptos" w:hAnsi="Aptos" w:cs="Aparajita"/>
+                <w:sz w:val="18"/>
+                <w:szCs w:val="18"/>
               </w:rPr>
             </w:pPr>
             <w:r>
               <w:rPr>
-                <w:rFonts w:ascii="Aptos" w:hAnsi="Aptos"/>
+                <w:rFonts w:ascii="Aptos" w:hAnsi="Aptos" w:cs="Aparajita"/>
                 <w:b/>
                 <w:color w:val="0B2545"/>
-                <w:sz w:val="20"/>
-                <w:szCs w:val="20"/>
+                <w:sz w:val="18"/>
+                <w:szCs w:val="18"/>
               </w:rPr>
               <w:t>Estado</w:t>
             </w:r>
@@ -2522,21 +2667,21 @@
           </w:tcPr>
           <w:p>
             <w:pPr>
-              <w:spacing w:after="0" w:line="240" w:lineRule="auto"/>
+              <w:spacing w:before="100" w:beforeAutospacing="1" w:after="100" w:afterAutospacing="1"/>
               <w:contextualSpacing/>
               <w:rPr>
-                <w:rFonts w:ascii="Aptos" w:hAnsi="Aptos"/>
-                <w:sz w:val="20"/>
-                <w:szCs w:val="20"/>
+                <w:rFonts w:ascii="Aptos" w:hAnsi="Aptos" w:cs="Aparajita"/>
+                <w:sz w:val="18"/>
+                <w:szCs w:val="18"/>
               </w:rPr>
             </w:pPr>
             <w:r>
               <w:rPr>
-                <w:rFonts w:ascii="Aptos" w:hAnsi="Aptos"/>
+                <w:rFonts w:ascii="Aptos" w:hAnsi="Aptos" w:cs="Aparajita"/>
                 <w:b/>
                 <w:color w:val="0B2545"/>
-                <w:sz w:val="20"/>
-                <w:szCs w:val="20"/>
+                <w:sz w:val="18"/>
+                <w:szCs w:val="18"/>
               </w:rPr>
               <w:t>Observación</w:t>
             </w:r>
@@ -2557,20 +2702,20 @@
           </w:tcPr>
           <w:p>
             <w:pPr>
-              <w:spacing w:after="0" w:line="240" w:lineRule="auto"/>
+              <w:spacing w:before="100" w:beforeAutospacing="1" w:after="100" w:afterAutospacing="1"/>
               <w:contextualSpacing/>
               <w:rPr>
-                <w:rFonts w:ascii="Aptos" w:hAnsi="Aptos"/>
-                <w:sz w:val="20"/>
-                <w:szCs w:val="20"/>
+                <w:rFonts w:ascii="Aptos" w:hAnsi="Aptos" w:cs="Aparajita"/>
+                <w:sz w:val="18"/>
+                <w:szCs w:val="18"/>
               </w:rPr>
             </w:pPr>
             <w:r>
               <w:rPr>
-                <w:rFonts w:ascii="Aptos" w:hAnsi="Aptos"/>
+                <w:rFonts w:ascii="Aptos" w:hAnsi="Aptos" w:cs="Aparajita"/>
                 <w:color w:val="000000"/>
                 <w:sz w:val="18"/>
-                <w:szCs w:val="20"/>
+                <w:szCs w:val="18"/>
               </w:rPr>
               <w:t>GET /health</w:t>
             </w:r>
@@ -2590,22 +2735,22 @@
           </w:tcPr>
           <w:p>
             <w:pPr>
-              <w:spacing w:after="0" w:line="240" w:lineRule="auto"/>
+              <w:spacing w:before="100" w:beforeAutospacing="1" w:after="100" w:afterAutospacing="1"/>
               <w:contextualSpacing/>
               <w:rPr>
-                <w:rFonts w:ascii="Aptos" w:hAnsi="Aptos"/>
-                <w:sz w:val="20"/>
-                <w:szCs w:val="20"/>
+                <w:rFonts w:ascii="Aptos" w:hAnsi="Aptos" w:cs="Aparajita"/>
+                <w:sz w:val="18"/>
+                <w:szCs w:val="18"/>
               </w:rPr>
             </w:pPr>
             <w:r>
               <w:rPr>
-                <w:rFonts w:ascii="Aptos" w:hAnsi="Aptos"/>
+                <w:rFonts w:ascii="Aptos" w:hAnsi="Aptos" w:cs="Aparajita"/>
                 <w:color w:val="000000"/>
                 <w:sz w:val="18"/>
-                <w:szCs w:val="20"/>
-              </w:rPr>
-              <w:t>Implementado</w:t>
+                <w:szCs w:val="18"/>
+              </w:rPr>
+              <w:t>Operativo</w:t>
             </w:r>
           </w:p>
         </w:tc>
@@ -2622,23 +2767,103 @@
           </w:tcPr>
           <w:p>
             <w:pPr>
-              <w:spacing w:after="0" w:line="240" w:lineRule="auto"/>
+              <w:spacing w:before="100" w:beforeAutospacing="1" w:after="100" w:afterAutospacing="1"/>
               <w:contextualSpacing/>
               <w:rPr>
-                <w:rFonts w:ascii="Aptos" w:hAnsi="Aptos"/>
-                <w:sz w:val="20"/>
-                <w:szCs w:val="20"/>
+                <w:rFonts w:ascii="Aptos" w:hAnsi="Aptos" w:cs="Aparajita"/>
+                <w:sz w:val="18"/>
+                <w:szCs w:val="18"/>
               </w:rPr>
             </w:pPr>
-            <w:r>
-              <w:rPr>
-                <w:rFonts w:ascii="Aptos" w:hAnsi="Aptos"/>
+            <w:proofErr w:type="spellStart"/>
+            <w:r>
+              <w:rPr>
+                <w:rFonts w:ascii="Aptos" w:hAnsi="Aptos" w:cs="Aparajita"/>
                 <w:color w:val="000000"/>
                 <w:sz w:val="18"/>
-                <w:szCs w:val="20"/>
-              </w:rPr>
-              <w:t>Informa carga del modelo y versión.</w:t>
-            </w:r>
+                <w:szCs w:val="18"/>
+              </w:rPr>
+              <w:t>Verificado</w:t>
+            </w:r>
+            <w:proofErr w:type="spellEnd"/>
+            <w:r>
+              <w:rPr>
+                <w:rFonts w:ascii="Aptos" w:hAnsi="Aptos" w:cs="Aparajita"/>
+                <w:color w:val="000000"/>
+                <w:sz w:val="18"/>
+                <w:szCs w:val="18"/>
+              </w:rPr>
+              <w:t xml:space="preserve"> </w:t>
+            </w:r>
+            <w:proofErr w:type="spellStart"/>
+            <w:r>
+              <w:rPr>
+                <w:rFonts w:ascii="Aptos" w:hAnsi="Aptos" w:cs="Aparajita"/>
+                <w:color w:val="000000"/>
+                <w:sz w:val="18"/>
+                <w:szCs w:val="18"/>
+              </w:rPr>
+              <w:t>en</w:t>
+            </w:r>
+            <w:proofErr w:type="spellEnd"/>
+            <w:r>
+              <w:rPr>
+                <w:rFonts w:ascii="Aptos" w:hAnsi="Aptos" w:cs="Aparajita"/>
+                <w:color w:val="000000"/>
+                <w:sz w:val="18"/>
+                <w:szCs w:val="18"/>
+              </w:rPr>
+              <w:t xml:space="preserve"> Cloud Run</w:t>
+            </w:r>
+            <w:r>
+              <w:rPr>
+                <w:rFonts w:ascii="Aptos" w:hAnsi="Aptos" w:cs="Aparajita"/>
+                <w:color w:val="000000"/>
+                <w:sz w:val="18"/>
+                <w:szCs w:val="18"/>
+              </w:rPr>
+              <w:t>,</w:t>
+            </w:r>
+            <w:r>
+              <w:rPr>
+                <w:rFonts w:ascii="Aptos" w:hAnsi="Aptos" w:cs="Aparajita"/>
+                <w:color w:val="000000"/>
+                <w:sz w:val="18"/>
+                <w:szCs w:val="18"/>
+              </w:rPr>
+              <w:t xml:space="preserve"> </w:t>
+            </w:r>
+            <w:proofErr w:type="spellStart"/>
+            <w:r>
+              <w:rPr>
+                <w:rFonts w:ascii="Aptos" w:hAnsi="Aptos" w:cs="Aparajita"/>
+                <w:color w:val="000000"/>
+                <w:sz w:val="18"/>
+                <w:szCs w:val="18"/>
+              </w:rPr>
+              <w:t>modelo</w:t>
+            </w:r>
+            <w:proofErr w:type="spellEnd"/>
+            <w:r>
+              <w:rPr>
+                <w:rFonts w:ascii="Aptos" w:hAnsi="Aptos" w:cs="Aparajita"/>
+                <w:color w:val="000000"/>
+                <w:sz w:val="18"/>
+                <w:szCs w:val="18"/>
+              </w:rPr>
+              <w:t xml:space="preserve"> </w:t>
+            </w:r>
+            <w:proofErr w:type="spellStart"/>
+            <w:r>
+              <w:rPr>
+                <w:rFonts w:ascii="Aptos" w:hAnsi="Aptos" w:cs="Aparajita"/>
+                <w:color w:val="000000"/>
+                <w:sz w:val="18"/>
+                <w:szCs w:val="18"/>
+              </w:rPr>
+              <w:t>cargado</w:t>
+            </w:r>
+            <w:proofErr w:type="spellEnd"/>
           </w:p>
         </w:tc>
       </w:tr>
@@ -2656,21 +2881,22 @@
           </w:tcPr>
           <w:p>
             <w:pPr>
-              <w:spacing w:after="0" w:line="240" w:lineRule="auto"/>
+              <w:spacing w:before="100" w:beforeAutospacing="1" w:after="100" w:afterAutospacing="1"/>
               <w:contextualSpacing/>
               <w:rPr>
-                <w:rFonts w:ascii="Aptos" w:hAnsi="Aptos"/>
-                <w:sz w:val="20"/>
-                <w:szCs w:val="20"/>
+                <w:rFonts w:ascii="Aptos" w:hAnsi="Aptos" w:cs="Aparajita"/>
+                <w:sz w:val="18"/>
+                <w:szCs w:val="18"/>
               </w:rPr>
             </w:pPr>
             <w:r>
               <w:rPr>
-                <w:rFonts w:ascii="Aptos" w:hAnsi="Aptos"/>
+                <w:rFonts w:ascii="Aptos" w:hAnsi="Aptos" w:cs="Aparajita"/>
                 <w:color w:val="000000"/>
                 <w:sz w:val="18"/>
-                <w:szCs w:val="20"/>
-              </w:rPr>
+                <w:szCs w:val="18"/>
+              </w:rPr>
+              <w:lastRenderedPageBreak/>
               <w:t>POST /predict</w:t>
             </w:r>
           </w:p>
@@ -2689,22 +2915,22 @@
           </w:tcPr>
           <w:p>
             <w:pPr>
-              <w:spacing w:after="0" w:line="240" w:lineRule="auto"/>
+              <w:spacing w:before="100" w:beforeAutospacing="1" w:after="100" w:afterAutospacing="1"/>
               <w:contextualSpacing/>
               <w:rPr>
-                <w:rFonts w:ascii="Aptos" w:hAnsi="Aptos"/>
-                <w:sz w:val="20"/>
-                <w:szCs w:val="20"/>
+                <w:rFonts w:ascii="Aptos" w:hAnsi="Aptos" w:cs="Aparajita"/>
+                <w:sz w:val="18"/>
+                <w:szCs w:val="18"/>
               </w:rPr>
             </w:pPr>
             <w:r>
               <w:rPr>
-                <w:rFonts w:ascii="Aptos" w:hAnsi="Aptos"/>
+                <w:rFonts w:ascii="Aptos" w:hAnsi="Aptos" w:cs="Aparajita"/>
                 <w:color w:val="000000"/>
                 <w:sz w:val="18"/>
-                <w:szCs w:val="20"/>
-              </w:rPr>
-              <w:t>Implementado</w:t>
+                <w:szCs w:val="18"/>
+              </w:rPr>
+              <w:t>Operativo</w:t>
             </w:r>
           </w:p>
         </w:tc>
@@ -2721,22 +2947,42 @@
           </w:tcPr>
           <w:p>
             <w:pPr>
-              <w:spacing w:after="0" w:line="240" w:lineRule="auto"/>
+              <w:spacing w:before="100" w:beforeAutospacing="1" w:after="100" w:afterAutospacing="1"/>
               <w:contextualSpacing/>
               <w:rPr>
-                <w:rFonts w:ascii="Aptos" w:hAnsi="Aptos"/>
-                <w:sz w:val="20"/>
-                <w:szCs w:val="20"/>
+                <w:rFonts w:ascii="Aptos" w:hAnsi="Aptos" w:cs="Aparajita"/>
+                <w:sz w:val="18"/>
+                <w:szCs w:val="18"/>
               </w:rPr>
             </w:pPr>
             <w:r>
               <w:rPr>
-                <w:rFonts w:ascii="Aptos" w:hAnsi="Aptos"/>
+                <w:rFonts w:ascii="Aptos" w:hAnsi="Aptos" w:cs="Aparajita"/>
                 <w:color w:val="000000"/>
                 <w:sz w:val="18"/>
-                <w:szCs w:val="20"/>
-              </w:rPr>
-              <w:t>Predicción individual con probabilidad y riesgo.</w:t>
+                <w:szCs w:val="18"/>
+              </w:rPr>
+              <w:t xml:space="preserve">Verificado en Cloud Run con </w:t>
+            </w:r>
+            <w:proofErr w:type="spellStart"/>
+            <w:r>
+              <w:rPr>
+                <w:rFonts w:ascii="Aptos" w:hAnsi="Aptos" w:cs="Aparajita"/>
+                <w:color w:val="000000"/>
+                <w:sz w:val="18"/>
+                <w:szCs w:val="18"/>
+              </w:rPr>
+              <w:t>respuesta</w:t>
+            </w:r>
+            <w:proofErr w:type="spellEnd"/>
+            <w:r>
+              <w:rPr>
+                <w:rFonts w:ascii="Aptos" w:hAnsi="Aptos" w:cs="Aparajita"/>
+                <w:color w:val="000000"/>
+                <w:sz w:val="18"/>
+                <w:szCs w:val="18"/>
+              </w:rPr>
+              <w:t xml:space="preserve"> 200</w:t>
             </w:r>
           </w:p>
         </w:tc>
@@ -2755,20 +3001,20 @@
           </w:tcPr>
           <w:p>
             <w:pPr>
-              <w:spacing w:after="0" w:line="240" w:lineRule="auto"/>
+              <w:spacing w:before="100" w:beforeAutospacing="1" w:after="100" w:afterAutospacing="1"/>
               <w:contextualSpacing/>
               <w:rPr>
-                <w:rFonts w:ascii="Aptos" w:hAnsi="Aptos"/>
-                <w:sz w:val="20"/>
-                <w:szCs w:val="20"/>
+                <w:rFonts w:ascii="Aptos" w:hAnsi="Aptos" w:cs="Aparajita"/>
+                <w:sz w:val="18"/>
+                <w:szCs w:val="18"/>
               </w:rPr>
             </w:pPr>
             <w:r>
               <w:rPr>
-                <w:rFonts w:ascii="Aptos" w:hAnsi="Aptos"/>
+                <w:rFonts w:ascii="Aptos" w:hAnsi="Aptos" w:cs="Aparajita"/>
                 <w:color w:val="000000"/>
                 <w:sz w:val="18"/>
-                <w:szCs w:val="20"/>
+                <w:szCs w:val="18"/>
               </w:rPr>
               <w:t>GET /metrics</w:t>
             </w:r>
@@ -2788,22 +3034,22 @@
           </w:tcPr>
           <w:p>
             <w:pPr>
-              <w:spacing w:after="0" w:line="240" w:lineRule="auto"/>
+              <w:spacing w:before="100" w:beforeAutospacing="1" w:after="100" w:afterAutospacing="1"/>
               <w:contextualSpacing/>
               <w:rPr>
-                <w:rFonts w:ascii="Aptos" w:hAnsi="Aptos"/>
-                <w:sz w:val="20"/>
-                <w:szCs w:val="20"/>
+                <w:rFonts w:ascii="Aptos" w:hAnsi="Aptos" w:cs="Aparajita"/>
+                <w:sz w:val="18"/>
+                <w:szCs w:val="18"/>
               </w:rPr>
             </w:pPr>
             <w:r>
               <w:rPr>
-                <w:rFonts w:ascii="Aptos" w:hAnsi="Aptos"/>
+                <w:rFonts w:ascii="Aptos" w:hAnsi="Aptos" w:cs="Aparajita"/>
                 <w:color w:val="000000"/>
                 <w:sz w:val="18"/>
-                <w:szCs w:val="20"/>
-              </w:rPr>
-              <w:t>Implementado</w:t>
+                <w:szCs w:val="18"/>
+              </w:rPr>
+              <w:t>Operativo</w:t>
             </w:r>
           </w:p>
         </w:tc>
@@ -2820,23 +3066,103 @@
           </w:tcPr>
           <w:p>
             <w:pPr>
-              <w:spacing w:after="0" w:line="240" w:lineRule="auto"/>
+              <w:spacing w:before="100" w:beforeAutospacing="1" w:after="100" w:afterAutospacing="1"/>
               <w:contextualSpacing/>
               <w:rPr>
-                <w:rFonts w:ascii="Aptos" w:hAnsi="Aptos"/>
-                <w:sz w:val="20"/>
-                <w:szCs w:val="20"/>
+                <w:rFonts w:ascii="Aptos" w:hAnsi="Aptos" w:cs="Aparajita"/>
+                <w:sz w:val="18"/>
+                <w:szCs w:val="18"/>
               </w:rPr>
             </w:pPr>
-            <w:r>
-              <w:rPr>
-                <w:rFonts w:ascii="Aptos" w:hAnsi="Aptos"/>
+            <w:proofErr w:type="spellStart"/>
+            <w:r>
+              <w:rPr>
+                <w:rFonts w:ascii="Aptos" w:hAnsi="Aptos" w:cs="Aparajita"/>
                 <w:color w:val="000000"/>
                 <w:sz w:val="18"/>
-                <w:szCs w:val="20"/>
-              </w:rPr>
-              <w:t>Métricas Prometheus de requests y predicciones.</w:t>
-            </w:r>
+                <w:szCs w:val="18"/>
+              </w:rPr>
+              <w:t>Verificado</w:t>
+            </w:r>
+            <w:proofErr w:type="spellEnd"/>
+            <w:r>
+              <w:rPr>
+                <w:rFonts w:ascii="Aptos" w:hAnsi="Aptos" w:cs="Aparajita"/>
+                <w:color w:val="000000"/>
+                <w:sz w:val="18"/>
+                <w:szCs w:val="18"/>
+              </w:rPr>
+              <w:t xml:space="preserve"> </w:t>
+            </w:r>
+            <w:proofErr w:type="spellStart"/>
+            <w:r>
+              <w:rPr>
+                <w:rFonts w:ascii="Aptos" w:hAnsi="Aptos" w:cs="Aparajita"/>
+                <w:color w:val="000000"/>
+                <w:sz w:val="18"/>
+                <w:szCs w:val="18"/>
+              </w:rPr>
+              <w:t>en</w:t>
+            </w:r>
+            <w:proofErr w:type="spellEnd"/>
+            <w:r>
+              <w:rPr>
+                <w:rFonts w:ascii="Aptos" w:hAnsi="Aptos" w:cs="Aparajita"/>
+                <w:color w:val="000000"/>
+                <w:sz w:val="18"/>
+                <w:szCs w:val="18"/>
+              </w:rPr>
+              <w:t xml:space="preserve"> Cloud Run</w:t>
+            </w:r>
+            <w:r>
+              <w:rPr>
+                <w:rFonts w:ascii="Aptos" w:hAnsi="Aptos" w:cs="Aparajita"/>
+                <w:color w:val="000000"/>
+                <w:sz w:val="18"/>
+                <w:szCs w:val="18"/>
+              </w:rPr>
+              <w:t>,</w:t>
+            </w:r>
+            <w:r>
+              <w:rPr>
+                <w:rFonts w:ascii="Aptos" w:hAnsi="Aptos" w:cs="Aparajita"/>
+                <w:color w:val="000000"/>
+                <w:sz w:val="18"/>
+                <w:szCs w:val="18"/>
+              </w:rPr>
+              <w:t xml:space="preserve"> </w:t>
+            </w:r>
+            <w:proofErr w:type="spellStart"/>
+            <w:r>
+              <w:rPr>
+                <w:rFonts w:ascii="Aptos" w:hAnsi="Aptos" w:cs="Aparajita"/>
+                <w:color w:val="000000"/>
+                <w:sz w:val="18"/>
+                <w:szCs w:val="18"/>
+              </w:rPr>
+              <w:t>métricas</w:t>
+            </w:r>
+            <w:proofErr w:type="spellEnd"/>
+            <w:r>
+              <w:rPr>
+                <w:rFonts w:ascii="Aptos" w:hAnsi="Aptos" w:cs="Aparajita"/>
+                <w:color w:val="000000"/>
+                <w:sz w:val="18"/>
+                <w:szCs w:val="18"/>
+              </w:rPr>
+              <w:t xml:space="preserve"> Prometheus </w:t>
+            </w:r>
+            <w:proofErr w:type="spellStart"/>
+            <w:r>
+              <w:rPr>
+                <w:rFonts w:ascii="Aptos" w:hAnsi="Aptos" w:cs="Aparajita"/>
+                <w:color w:val="000000"/>
+                <w:sz w:val="18"/>
+                <w:szCs w:val="18"/>
+              </w:rPr>
+              <w:t>disponibles</w:t>
+            </w:r>
+            <w:proofErr w:type="spellEnd"/>
           </w:p>
         </w:tc>
       </w:tr>
@@ -2854,20 +3180,20 @@
           </w:tcPr>
           <w:p>
             <w:pPr>
-              <w:spacing w:after="0" w:line="240" w:lineRule="auto"/>
+              <w:spacing w:before="100" w:beforeAutospacing="1" w:after="100" w:afterAutospacing="1"/>
               <w:contextualSpacing/>
               <w:rPr>
-                <w:rFonts w:ascii="Aptos" w:hAnsi="Aptos"/>
-                <w:sz w:val="20"/>
-                <w:szCs w:val="20"/>
+                <w:rFonts w:ascii="Aptos" w:hAnsi="Aptos" w:cs="Aparajita"/>
+                <w:sz w:val="18"/>
+                <w:szCs w:val="18"/>
               </w:rPr>
             </w:pPr>
             <w:r>
               <w:rPr>
-                <w:rFonts w:ascii="Aptos" w:hAnsi="Aptos"/>
+                <w:rFonts w:ascii="Aptos" w:hAnsi="Aptos" w:cs="Aparajita"/>
                 <w:color w:val="000000"/>
                 <w:sz w:val="18"/>
-                <w:szCs w:val="20"/>
+                <w:szCs w:val="18"/>
               </w:rPr>
               <w:t>POST /predict/batch</w:t>
             </w:r>
@@ -2887,22 +3213,22 @@
           </w:tcPr>
           <w:p>
             <w:pPr>
-              <w:spacing w:after="0" w:line="240" w:lineRule="auto"/>
+              <w:spacing w:before="100" w:beforeAutospacing="1" w:after="100" w:afterAutospacing="1"/>
               <w:contextualSpacing/>
               <w:rPr>
-                <w:rFonts w:ascii="Aptos" w:hAnsi="Aptos"/>
-                <w:sz w:val="20"/>
-                <w:szCs w:val="20"/>
+                <w:rFonts w:ascii="Aptos" w:hAnsi="Aptos" w:cs="Aparajita"/>
+                <w:sz w:val="18"/>
+                <w:szCs w:val="18"/>
               </w:rPr>
             </w:pPr>
             <w:r>
               <w:rPr>
-                <w:rFonts w:ascii="Aptos" w:hAnsi="Aptos"/>
+                <w:rFonts w:ascii="Aptos" w:hAnsi="Aptos" w:cs="Aparajita"/>
                 <w:color w:val="000000"/>
                 <w:sz w:val="18"/>
-                <w:szCs w:val="20"/>
-              </w:rPr>
-              <w:t>Implementado</w:t>
+                <w:szCs w:val="18"/>
+              </w:rPr>
+              <w:t>Operativo</w:t>
             </w:r>
           </w:p>
         </w:tc>
@@ -2919,30 +3245,58 @@
           </w:tcPr>
           <w:p>
             <w:pPr>
-              <w:spacing w:after="0" w:line="240" w:lineRule="auto"/>
+              <w:spacing w:before="100" w:beforeAutospacing="1" w:after="100" w:afterAutospacing="1"/>
               <w:contextualSpacing/>
               <w:rPr>
-                <w:rFonts w:ascii="Aptos" w:hAnsi="Aptos"/>
-                <w:sz w:val="20"/>
-                <w:szCs w:val="20"/>
+                <w:rFonts w:ascii="Aptos" w:hAnsi="Aptos" w:cs="Aparajita"/>
+                <w:sz w:val="18"/>
+                <w:szCs w:val="18"/>
               </w:rPr>
             </w:pPr>
             <w:r>
               <w:rPr>
-                <w:rFonts w:ascii="Aptos" w:hAnsi="Aptos"/>
+                <w:rFonts w:ascii="Aptos" w:hAnsi="Aptos" w:cs="Aparajita"/>
                 <w:color w:val="000000"/>
                 <w:sz w:val="18"/>
-                <w:szCs w:val="20"/>
-              </w:rPr>
-              <w:t>Predicción por lote con resumen agregado.</w:t>
-            </w:r>
+                <w:szCs w:val="18"/>
+              </w:rPr>
+              <w:t xml:space="preserve">Verificado en Cloud Run con </w:t>
+            </w:r>
+            <w:proofErr w:type="spellStart"/>
+            <w:r>
+              <w:rPr>
+                <w:rFonts w:ascii="Aptos" w:hAnsi="Aptos" w:cs="Aparajita"/>
+                <w:color w:val="000000"/>
+                <w:sz w:val="18"/>
+                <w:szCs w:val="18"/>
+              </w:rPr>
+              <w:t>resumen</w:t>
+            </w:r>
+            <w:proofErr w:type="spellEnd"/>
+            <w:r>
+              <w:rPr>
+                <w:rFonts w:ascii="Aptos" w:hAnsi="Aptos" w:cs="Aparajita"/>
+                <w:color w:val="000000"/>
+                <w:sz w:val="18"/>
+                <w:szCs w:val="18"/>
+              </w:rPr>
+              <w:t xml:space="preserve"> </w:t>
+            </w:r>
+            <w:proofErr w:type="spellStart"/>
+            <w:r>
+              <w:rPr>
+                <w:rFonts w:ascii="Aptos" w:hAnsi="Aptos" w:cs="Aparajita"/>
+                <w:color w:val="000000"/>
+                <w:sz w:val="18"/>
+                <w:szCs w:val="18"/>
+              </w:rPr>
+              <w:t>agregado</w:t>
+            </w:r>
+            <w:proofErr w:type="spellEnd"/>
           </w:p>
         </w:tc>
       </w:tr>
       <w:tr>
-        <w:trPr>
-          <w:trHeight w:val="17"/>
-        </w:trPr>
         <w:tc>
           <w:tcPr>
             <w:tcW w:w="2200" w:type="dxa"/>
@@ -2956,20 +3310,20 @@
           </w:tcPr>
           <w:p>
             <w:pPr>
-              <w:spacing w:after="0" w:line="240" w:lineRule="auto"/>
+              <w:spacing w:before="100" w:beforeAutospacing="1" w:after="100" w:afterAutospacing="1"/>
               <w:contextualSpacing/>
               <w:rPr>
-                <w:rFonts w:ascii="Aptos" w:hAnsi="Aptos"/>
-                <w:sz w:val="20"/>
-                <w:szCs w:val="20"/>
+                <w:rFonts w:ascii="Aptos" w:hAnsi="Aptos" w:cs="Aparajita"/>
+                <w:sz w:val="18"/>
+                <w:szCs w:val="18"/>
               </w:rPr>
             </w:pPr>
             <w:r>
               <w:rPr>
-                <w:rFonts w:ascii="Aptos" w:hAnsi="Aptos"/>
+                <w:rFonts w:ascii="Aptos" w:hAnsi="Aptos" w:cs="Aparajita"/>
                 <w:color w:val="000000"/>
                 <w:sz w:val="18"/>
-                <w:szCs w:val="20"/>
+                <w:szCs w:val="18"/>
               </w:rPr>
               <w:t>GET /model/schema</w:t>
             </w:r>
@@ -2989,22 +3343,22 @@
           </w:tcPr>
           <w:p>
             <w:pPr>
-              <w:spacing w:after="0" w:line="240" w:lineRule="auto"/>
+              <w:spacing w:before="100" w:beforeAutospacing="1" w:after="100" w:afterAutospacing="1"/>
               <w:contextualSpacing/>
               <w:rPr>
-                <w:rFonts w:ascii="Aptos" w:hAnsi="Aptos"/>
-                <w:sz w:val="20"/>
-                <w:szCs w:val="20"/>
+                <w:rFonts w:ascii="Aptos" w:hAnsi="Aptos" w:cs="Aparajita"/>
+                <w:sz w:val="18"/>
+                <w:szCs w:val="18"/>
               </w:rPr>
             </w:pPr>
             <w:r>
               <w:rPr>
-                <w:rFonts w:ascii="Aptos" w:hAnsi="Aptos"/>
+                <w:rFonts w:ascii="Aptos" w:hAnsi="Aptos" w:cs="Aparajita"/>
                 <w:color w:val="000000"/>
                 <w:sz w:val="18"/>
-                <w:szCs w:val="20"/>
-              </w:rPr>
-              <w:t>Implementado</w:t>
+                <w:szCs w:val="18"/>
+              </w:rPr>
+              <w:t>Operativo</w:t>
             </w:r>
           </w:p>
         </w:tc>
@@ -3021,147 +3375,227 @@
           </w:tcPr>
           <w:p>
             <w:pPr>
-              <w:spacing w:after="0" w:line="240" w:lineRule="auto"/>
+              <w:spacing w:before="100" w:beforeAutospacing="1" w:after="100" w:afterAutospacing="1"/>
               <w:contextualSpacing/>
               <w:rPr>
-                <w:rFonts w:ascii="Aptos" w:hAnsi="Aptos"/>
-                <w:sz w:val="20"/>
-                <w:szCs w:val="20"/>
+                <w:rFonts w:ascii="Aptos" w:hAnsi="Aptos" w:cs="Aparajita"/>
+                <w:sz w:val="18"/>
+                <w:szCs w:val="18"/>
               </w:rPr>
             </w:pPr>
-            <w:r>
-              <w:rPr>
-                <w:rFonts w:ascii="Aptos" w:hAnsi="Aptos"/>
+            <w:proofErr w:type="spellStart"/>
+            <w:r>
+              <w:rPr>
+                <w:rFonts w:ascii="Aptos" w:hAnsi="Aptos" w:cs="Aparajita"/>
                 <w:color w:val="000000"/>
                 <w:sz w:val="18"/>
-                <w:szCs w:val="20"/>
-              </w:rPr>
-              <w:t>Expone contrato, versión y métricas del modelo.</w:t>
-            </w:r>
+                <w:szCs w:val="18"/>
+              </w:rPr>
+              <w:t>Verificado</w:t>
+            </w:r>
+            <w:proofErr w:type="spellEnd"/>
+            <w:r>
+              <w:rPr>
+                <w:rFonts w:ascii="Aptos" w:hAnsi="Aptos" w:cs="Aparajita"/>
+                <w:color w:val="000000"/>
+                <w:sz w:val="18"/>
+                <w:szCs w:val="18"/>
+              </w:rPr>
+              <w:t xml:space="preserve"> </w:t>
+            </w:r>
+            <w:proofErr w:type="spellStart"/>
+            <w:r>
+              <w:rPr>
+                <w:rFonts w:ascii="Aptos" w:hAnsi="Aptos" w:cs="Aparajita"/>
+                <w:color w:val="000000"/>
+                <w:sz w:val="18"/>
+                <w:szCs w:val="18"/>
+              </w:rPr>
+              <w:t>en</w:t>
+            </w:r>
+            <w:proofErr w:type="spellEnd"/>
+            <w:r>
+              <w:rPr>
+                <w:rFonts w:ascii="Aptos" w:hAnsi="Aptos" w:cs="Aparajita"/>
+                <w:color w:val="000000"/>
+                <w:sz w:val="18"/>
+                <w:szCs w:val="18"/>
+              </w:rPr>
+              <w:t xml:space="preserve"> Cloud Run</w:t>
+            </w:r>
+            <w:r>
+              <w:rPr>
+                <w:rFonts w:ascii="Aptos" w:hAnsi="Aptos" w:cs="Aparajita"/>
+                <w:color w:val="000000"/>
+                <w:sz w:val="18"/>
+                <w:szCs w:val="18"/>
+              </w:rPr>
+              <w:t>,</w:t>
+            </w:r>
+            <w:r>
+              <w:rPr>
+                <w:rFonts w:ascii="Aptos" w:hAnsi="Aptos" w:cs="Aparajita"/>
+                <w:color w:val="000000"/>
+                <w:sz w:val="18"/>
+                <w:szCs w:val="18"/>
+              </w:rPr>
+              <w:t xml:space="preserve"> </w:t>
+            </w:r>
+            <w:proofErr w:type="spellStart"/>
+            <w:r>
+              <w:rPr>
+                <w:rFonts w:ascii="Aptos" w:hAnsi="Aptos" w:cs="Aparajita"/>
+                <w:color w:val="000000"/>
+                <w:sz w:val="18"/>
+                <w:szCs w:val="18"/>
+              </w:rPr>
+              <w:t>contrato</w:t>
+            </w:r>
+            <w:proofErr w:type="spellEnd"/>
+            <w:r>
+              <w:rPr>
+                <w:rFonts w:ascii="Aptos" w:hAnsi="Aptos" w:cs="Aparajita"/>
+                <w:color w:val="000000"/>
+                <w:sz w:val="18"/>
+                <w:szCs w:val="18"/>
+              </w:rPr>
+              <w:t xml:space="preserve"> y </w:t>
+            </w:r>
+            <w:proofErr w:type="spellStart"/>
+            <w:r>
+              <w:rPr>
+                <w:rFonts w:ascii="Aptos" w:hAnsi="Aptos" w:cs="Aparajita"/>
+                <w:color w:val="000000"/>
+                <w:sz w:val="18"/>
+                <w:szCs w:val="18"/>
+              </w:rPr>
+              <w:t>versión</w:t>
+            </w:r>
+            <w:proofErr w:type="spellEnd"/>
+            <w:r>
+              <w:rPr>
+                <w:rFonts w:ascii="Aptos" w:hAnsi="Aptos" w:cs="Aparajita"/>
+                <w:color w:val="000000"/>
+                <w:sz w:val="18"/>
+                <w:szCs w:val="18"/>
+              </w:rPr>
+              <w:t xml:space="preserve"> </w:t>
+            </w:r>
+            <w:proofErr w:type="spellStart"/>
+            <w:r>
+              <w:rPr>
+                <w:rFonts w:ascii="Aptos" w:hAnsi="Aptos" w:cs="Aparajita"/>
+                <w:color w:val="000000"/>
+                <w:sz w:val="18"/>
+                <w:szCs w:val="18"/>
+              </w:rPr>
+              <w:t>disponibles</w:t>
+            </w:r>
+            <w:proofErr w:type="spellEnd"/>
           </w:p>
         </w:tc>
       </w:tr>
     </w:tbl>
     <w:p>
       <w:pPr>
-        <w:pStyle w:val="Ttulo2"/>
-        <w:spacing w:before="100" w:beforeAutospacing="1" w:after="100" w:afterAutospacing="1" w:line="240" w:lineRule="auto"/>
+        <w:spacing w:before="100" w:beforeAutospacing="1" w:after="100" w:afterAutospacing="1"/>
         <w:contextualSpacing/>
         <w:rPr>
-          <w:rFonts w:ascii="Aptos" w:hAnsi="Aptos"/>
-          <w:sz w:val="22"/>
-          <w:szCs w:val="22"/>
+          <w:rFonts w:ascii="Aptos" w:hAnsi="Aptos" w:cs="Aparajita"/>
+          <w:sz w:val="21"/>
+          <w:szCs w:val="21"/>
         </w:rPr>
       </w:pPr>
+    </w:p>
+    <w:p>
+      <w:pPr>
+        <w:pStyle w:val="Ttulo2"/>
+        <w:spacing w:before="100" w:beforeAutospacing="1" w:after="100" w:afterAutospacing="1"/>
+        <w:contextualSpacing/>
+        <w:rPr>
+          <w:rFonts w:ascii="Aptos" w:hAnsi="Aptos" w:cs="Aparajita"/>
+          <w:sz w:val="24"/>
+          <w:szCs w:val="24"/>
+        </w:rPr>
+      </w:pPr>
+      <w:r>
+        <w:rPr>
+          <w:rFonts w:ascii="Aptos" w:hAnsi="Aptos" w:cs="Aparajita"/>
+          <w:sz w:val="24"/>
+          <w:szCs w:val="24"/>
+        </w:rPr>
+        <w:t>Pruebas y CI/CD</w:t>
+      </w:r>
+    </w:p>
+    <w:p>
+      <w:pPr>
+        <w:spacing w:before="100" w:beforeAutospacing="1" w:after="100" w:afterAutospacing="1"/>
+        <w:contextualSpacing/>
+        <w:rPr>
+          <w:rFonts w:ascii="Aptos" w:hAnsi="Aptos" w:cs="Aparajita"/>
+          <w:color w:val="000000"/>
+          <w:sz w:val="21"/>
+          <w:szCs w:val="21"/>
+        </w:rPr>
+      </w:pPr>
+      <w:r>
+        <w:rPr>
+          <w:rFonts w:ascii="Aptos" w:hAnsi="Aptos" w:cs="Aparajita"/>
+          <w:color w:val="000000"/>
+          <w:sz w:val="21"/>
+          <w:szCs w:val="21"/>
+        </w:rPr>
+        <w:t xml:space="preserve">El repositorio contiene 32 pruebas unitarias y de integración, además de Ruff. El workflow se ejecuta en push y PR hacia main y dev. Las ejecuciones más recientes del commit e9570dd completaron correctamente lint, test, train-and-gate y smoke-test. La prueba de humo construye y levanta el contenedor, valida /health y prueba /predict con payload válido y con un caso inválido </w:t>
+      </w:r>
       <w:proofErr w:type="spellStart"/>
       <w:r>
         <w:rPr>
-          <w:rFonts w:ascii="Aptos" w:hAnsi="Aptos"/>
-          <w:sz w:val="22"/>
-          <w:szCs w:val="22"/>
+          <w:rFonts w:ascii="Aptos" w:hAnsi="Aptos" w:cs="Aparajita"/>
+          <w:color w:val="000000"/>
+          <w:sz w:val="21"/>
+          <w:szCs w:val="21"/>
         </w:rPr>
-        <w:lastRenderedPageBreak/>
-        <w:t>Pruebas</w:t>
+        <w:t>que</w:t>
       </w:r>
       <w:proofErr w:type="spellEnd"/>
       <w:r>
         <w:rPr>
-          <w:rFonts w:ascii="Aptos" w:hAnsi="Aptos"/>
-          <w:sz w:val="22"/>
-          <w:szCs w:val="22"/>
+          <w:rFonts w:ascii="Aptos" w:hAnsi="Aptos" w:cs="Aparajita"/>
+          <w:color w:val="000000"/>
+          <w:sz w:val="21"/>
+          <w:szCs w:val="21"/>
         </w:rPr>
-        <w:t xml:space="preserve"> y CI/CD</w:t>
+        <w:t xml:space="preserve"> </w:t>
+      </w:r>
+      <w:proofErr w:type="spellStart"/>
+      <w:r>
+        <w:rPr>
+          <w:rFonts w:ascii="Aptos" w:hAnsi="Aptos" w:cs="Aparajita"/>
+          <w:color w:val="000000"/>
+          <w:sz w:val="21"/>
+          <w:szCs w:val="21"/>
+        </w:rPr>
+        <w:t>debe</w:t>
+      </w:r>
+      <w:proofErr w:type="spellEnd"/>
+      <w:r>
+        <w:rPr>
+          <w:rFonts w:ascii="Aptos" w:hAnsi="Aptos" w:cs="Aparajita"/>
+          <w:color w:val="000000"/>
+          <w:sz w:val="21"/>
+          <w:szCs w:val="21"/>
+        </w:rPr>
+        <w:t xml:space="preserve"> responder 422.</w:t>
       </w:r>
     </w:p>
     <w:p>
       <w:pPr>
-        <w:spacing w:before="100" w:beforeAutospacing="1" w:after="100" w:afterAutospacing="1" w:line="240" w:lineRule="auto"/>
+        <w:spacing w:before="100" w:beforeAutospacing="1" w:after="100" w:afterAutospacing="1"/>
         <w:contextualSpacing/>
         <w:rPr>
-          <w:rFonts w:ascii="Aptos" w:hAnsi="Aptos"/>
-          <w:color w:val="000000"/>
-          <w:sz w:val="20"/>
-          <w:szCs w:val="20"/>
-        </w:rPr>
-      </w:pPr>
-      <w:r>
-        <w:rPr>
-          <w:rFonts w:ascii="Aptos" w:hAnsi="Aptos"/>
-          <w:color w:val="000000"/>
-          <w:sz w:val="20"/>
-          <w:szCs w:val="20"/>
-        </w:rPr>
-        <w:t xml:space="preserve">El repositorio contiene 32 pruebas unitarias y de integración, además de Ruff. Las ejecuciones observadas en GitHub Actions completaron lint, test y train-and-gate. El tag de prueba v0.1.0 activó además publish-ghcr y publicó correctamente la imagen Docker. El build y el </w:t>
-      </w:r>
-      <w:proofErr w:type="gramStart"/>
-      <w:r>
-        <w:rPr>
-          <w:rFonts w:ascii="Aptos" w:hAnsi="Aptos"/>
-          <w:color w:val="000000"/>
-          <w:sz w:val="20"/>
-          <w:szCs w:val="20"/>
-        </w:rPr>
-        <w:t>deploy</w:t>
-      </w:r>
-      <w:proofErr w:type="gramEnd"/>
-      <w:r>
-        <w:rPr>
-          <w:rFonts w:ascii="Aptos" w:hAnsi="Aptos"/>
-          <w:color w:val="000000"/>
-          <w:sz w:val="20"/>
-          <w:szCs w:val="20"/>
-        </w:rPr>
-        <w:t xml:space="preserve"> de GCP siguen condicionados a la </w:t>
-      </w:r>
-      <w:proofErr w:type="spellStart"/>
-      <w:r>
-        <w:rPr>
-          <w:rFonts w:ascii="Aptos" w:hAnsi="Aptos"/>
-          <w:color w:val="000000"/>
-          <w:sz w:val="20"/>
-          <w:szCs w:val="20"/>
-        </w:rPr>
-        <w:t>configuración</w:t>
-      </w:r>
-      <w:proofErr w:type="spellEnd"/>
-      <w:r>
-        <w:rPr>
-          <w:rFonts w:ascii="Aptos" w:hAnsi="Aptos"/>
-          <w:color w:val="000000"/>
-          <w:sz w:val="20"/>
-          <w:szCs w:val="20"/>
-        </w:rPr>
-        <w:t xml:space="preserve"> del </w:t>
-      </w:r>
-      <w:proofErr w:type="spellStart"/>
-      <w:r>
-        <w:rPr>
-          <w:rFonts w:ascii="Aptos" w:hAnsi="Aptos"/>
-          <w:color w:val="000000"/>
-          <w:sz w:val="20"/>
-          <w:szCs w:val="20"/>
-        </w:rPr>
-        <w:t>proyecto</w:t>
-      </w:r>
-      <w:proofErr w:type="spellEnd"/>
-      <w:r>
-        <w:rPr>
-          <w:rFonts w:ascii="Aptos" w:hAnsi="Aptos"/>
-          <w:color w:val="000000"/>
-          <w:sz w:val="20"/>
-          <w:szCs w:val="20"/>
-        </w:rPr>
-        <w:t>.</w:t>
-      </w:r>
-    </w:p>
-    <w:p>
-      <w:pPr>
-        <w:spacing w:before="100" w:beforeAutospacing="1" w:after="100" w:afterAutospacing="1" w:line="240" w:lineRule="auto"/>
-        <w:contextualSpacing/>
-        <w:rPr>
-          <w:rFonts w:ascii="Aptos" w:hAnsi="Aptos"/>
-          <w:sz w:val="20"/>
-          <w:szCs w:val="20"/>
+          <w:rFonts w:ascii="Aptos" w:hAnsi="Aptos" w:cs="Aparajita"/>
+          <w:sz w:val="21"/>
+          <w:szCs w:val="21"/>
         </w:rPr>
       </w:pPr>
     </w:p>
@@ -3191,75 +3625,75 @@
           </w:tcPr>
           <w:p>
             <w:pPr>
-              <w:spacing w:before="100" w:beforeAutospacing="1" w:after="100" w:afterAutospacing="1" w:line="240" w:lineRule="auto"/>
+              <w:spacing w:before="100" w:beforeAutospacing="1" w:after="100" w:afterAutospacing="1"/>
               <w:contextualSpacing/>
               <w:rPr>
-                <w:rFonts w:ascii="Aptos" w:hAnsi="Aptos"/>
-                <w:sz w:val="20"/>
-                <w:szCs w:val="20"/>
+                <w:rFonts w:ascii="Aptos" w:hAnsi="Aptos" w:cs="Aparajita"/>
+                <w:sz w:val="21"/>
+                <w:szCs w:val="21"/>
               </w:rPr>
             </w:pPr>
             <w:proofErr w:type="spellStart"/>
             <w:r>
               <w:rPr>
-                <w:rFonts w:ascii="Aptos" w:hAnsi="Aptos"/>
+                <w:rFonts w:ascii="Aptos" w:hAnsi="Aptos" w:cs="Aparajita"/>
                 <w:b/>
                 <w:color w:val="0B2545"/>
-                <w:sz w:val="20"/>
-                <w:szCs w:val="20"/>
+                <w:sz w:val="21"/>
+                <w:szCs w:val="21"/>
               </w:rPr>
               <w:t>Pendiente</w:t>
             </w:r>
             <w:proofErr w:type="spellEnd"/>
             <w:r>
               <w:rPr>
-                <w:rFonts w:ascii="Aptos" w:hAnsi="Aptos"/>
+                <w:rFonts w:ascii="Aptos" w:hAnsi="Aptos" w:cs="Aparajita"/>
                 <w:b/>
                 <w:color w:val="0B2545"/>
-                <w:sz w:val="20"/>
-                <w:szCs w:val="20"/>
-              </w:rPr>
-              <w:t xml:space="preserve">: </w:t>
+                <w:sz w:val="21"/>
+                <w:szCs w:val="21"/>
+              </w:rPr>
+              <w:t xml:space="preserve"> </w:t>
             </w:r>
             <w:proofErr w:type="spellStart"/>
             <w:r>
               <w:rPr>
-                <w:rFonts w:ascii="Aptos" w:hAnsi="Aptos"/>
+                <w:rFonts w:ascii="Aptos" w:hAnsi="Aptos" w:cs="Aparajita"/>
                 <w:color w:val="0B2545"/>
-                <w:sz w:val="20"/>
-                <w:szCs w:val="20"/>
-              </w:rPr>
-              <w:t>Integrar</w:t>
+                <w:sz w:val="21"/>
+                <w:szCs w:val="21"/>
+              </w:rPr>
+              <w:t>Cerrar</w:t>
             </w:r>
             <w:proofErr w:type="spellEnd"/>
             <w:r>
               <w:rPr>
-                <w:rFonts w:ascii="Aptos" w:hAnsi="Aptos"/>
+                <w:rFonts w:ascii="Aptos" w:hAnsi="Aptos" w:cs="Aparajita"/>
                 <w:color w:val="0B2545"/>
-                <w:sz w:val="20"/>
-                <w:szCs w:val="20"/>
+                <w:sz w:val="21"/>
+                <w:szCs w:val="21"/>
               </w:rPr>
               <w:t xml:space="preserve"> la </w:t>
             </w:r>
             <w:proofErr w:type="spellStart"/>
             <w:r>
               <w:rPr>
-                <w:rFonts w:ascii="Aptos" w:hAnsi="Aptos"/>
+                <w:rFonts w:ascii="Aptos" w:hAnsi="Aptos" w:cs="Aparajita"/>
                 <w:color w:val="0B2545"/>
-                <w:sz w:val="20"/>
-                <w:szCs w:val="20"/>
-              </w:rPr>
-              <w:t>rama</w:t>
+                <w:sz w:val="21"/>
+                <w:szCs w:val="21"/>
+              </w:rPr>
+              <w:t>secuencia</w:t>
             </w:r>
             <w:proofErr w:type="spellEnd"/>
             <w:r>
               <w:rPr>
-                <w:rFonts w:ascii="Aptos" w:hAnsi="Aptos"/>
+                <w:rFonts w:ascii="Aptos" w:hAnsi="Aptos" w:cs="Aparajita"/>
                 <w:color w:val="0B2545"/>
-                <w:sz w:val="20"/>
-                <w:szCs w:val="20"/>
-              </w:rPr>
-              <w:t xml:space="preserve"> jomanss/ci-smoke-test. </w:t>
+                <w:sz w:val="21"/>
+                <w:szCs w:val="21"/>
+              </w:rPr>
+              <w:t xml:space="preserve"> de entrega. El smoke test ya está integrado y dev está verde. Falta actualizar el PR #8 con esta versión 0.3 e incorporarlo, cerrar el PR #6 porque quedó sustituido y presenta conflicto, fusionar el PR #2 de dev hacia main y crear el tag final v1.0.0.</w:t>
             </w:r>
           </w:p>
         </w:tc>
@@ -3267,91 +3701,82 @@
     </w:tbl>
     <w:p>
       <w:pPr>
-        <w:spacing w:before="100" w:beforeAutospacing="1" w:after="100" w:afterAutospacing="1" w:line="240" w:lineRule="auto"/>
+        <w:spacing w:before="100" w:beforeAutospacing="1" w:after="100" w:afterAutospacing="1"/>
         <w:contextualSpacing/>
         <w:rPr>
-          <w:rFonts w:ascii="Aptos" w:hAnsi="Aptos"/>
-          <w:sz w:val="20"/>
-          <w:szCs w:val="20"/>
+          <w:rFonts w:ascii="Aptos" w:hAnsi="Aptos" w:cs="Aparajita"/>
+          <w:sz w:val="21"/>
+          <w:szCs w:val="21"/>
         </w:rPr>
       </w:pPr>
     </w:p>
     <w:p>
       <w:pPr>
         <w:pStyle w:val="Ttulo2"/>
-        <w:spacing w:before="100" w:beforeAutospacing="1" w:after="100" w:afterAutospacing="1" w:line="240" w:lineRule="auto"/>
+        <w:spacing w:before="100" w:beforeAutospacing="1" w:after="100" w:afterAutospacing="1"/>
         <w:contextualSpacing/>
         <w:rPr>
-          <w:rFonts w:ascii="Aptos" w:hAnsi="Aptos"/>
-          <w:sz w:val="22"/>
-          <w:szCs w:val="22"/>
+          <w:rFonts w:ascii="Aptos" w:hAnsi="Aptos" w:cs="Aparajita"/>
+          <w:sz w:val="24"/>
+          <w:szCs w:val="24"/>
         </w:rPr>
       </w:pPr>
       <w:r>
         <w:rPr>
-          <w:rFonts w:ascii="Aptos" w:hAnsi="Aptos"/>
-          <w:sz w:val="22"/>
-          <w:szCs w:val="22"/>
+          <w:rFonts w:ascii="Aptos" w:hAnsi="Aptos" w:cs="Aparajita"/>
+          <w:sz w:val="24"/>
+          <w:szCs w:val="24"/>
         </w:rPr>
-        <w:t>Versionado y publicación</w:t>
+        <w:t>Versionado, publicación y despliegue</w:t>
       </w:r>
     </w:p>
     <w:p>
       <w:pPr>
-        <w:spacing w:before="100" w:beforeAutospacing="1" w:after="100" w:afterAutospacing="1" w:line="240" w:lineRule="auto"/>
+        <w:spacing w:before="100" w:beforeAutospacing="1" w:after="100" w:afterAutospacing="1"/>
         <w:contextualSpacing/>
         <w:rPr>
-          <w:rFonts w:ascii="Aptos" w:hAnsi="Aptos"/>
-          <w:sz w:val="20"/>
-          <w:szCs w:val="20"/>
+          <w:rFonts w:ascii="Aptos" w:hAnsi="Aptos" w:cs="Aparajita"/>
+          <w:sz w:val="21"/>
+          <w:szCs w:val="21"/>
         </w:rPr>
       </w:pPr>
       <w:r>
         <w:rPr>
-          <w:rFonts w:ascii="Aptos" w:hAnsi="Aptos"/>
+          <w:rFonts w:ascii="Aptos" w:hAnsi="Aptos" w:cs="Aparajita"/>
           <w:color w:val="000000"/>
-          <w:sz w:val="20"/>
-          <w:szCs w:val="20"/>
+          <w:sz w:val="21"/>
+          <w:szCs w:val="21"/>
         </w:rPr>
-        <w:t xml:space="preserve">El workflow ya se activa con tags v*.*.*. La prueba v0.1.0 completó los gates, construyó la imagen y la publicó en GHCR como ghcr.io/leosaravias/churn-api:v0.1.0 y latest. La entrega final requiere crear v1.0.0 sobre el commit definitivo de main. La publicación en GHCR es independiente del despliegue </w:t>
-      </w:r>
-      <w:proofErr w:type="spellStart"/>
-      <w:r>
-        <w:rPr>
-          <w:rFonts w:ascii="Aptos" w:hAnsi="Aptos"/>
-          <w:color w:val="000000"/>
-          <w:sz w:val="20"/>
-          <w:szCs w:val="20"/>
-        </w:rPr>
-        <w:t>opcional</w:t>
-      </w:r>
-      <w:proofErr w:type="spellEnd"/>
-      <w:r>
-        <w:rPr>
-          <w:rFonts w:ascii="Aptos" w:hAnsi="Aptos"/>
-          <w:color w:val="000000"/>
-          <w:sz w:val="20"/>
-          <w:szCs w:val="20"/>
-        </w:rPr>
-        <w:t xml:space="preserve"> a Cloud Run.</w:t>
+        <w:t>La prueba v0.1.0 completó los gates y publicó la imagen en GHCR como ghcr.io/leosaravias/churn-api:v0.1.0 y latest. El commit e9570dd dejó la publicación condicionada al smoke test. La instancia pública de Cloud Run responde en https://churn-api-373252903708.southamerica-west1.run.app; el 16 de agosto se verificaron /health, /predict, /predict/batch, /model/schema y /metrics. La entrega final aún requiere integrar dev en main y crear el tag v1.0.0 sobre el commit definitivo.</w:t>
       </w:r>
     </w:p>
     <w:p>
       <w:pPr>
-        <w:pStyle w:val="Ttulo1"/>
-        <w:spacing w:before="100" w:beforeAutospacing="1" w:after="100" w:afterAutospacing="1" w:line="240" w:lineRule="auto"/>
+        <w:spacing w:before="100" w:beforeAutospacing="1" w:after="100" w:afterAutospacing="1"/>
         <w:contextualSpacing/>
         <w:rPr>
-          <w:rFonts w:ascii="Aptos" w:hAnsi="Aptos"/>
-          <w:sz w:val="24"/>
-          <w:szCs w:val="22"/>
+          <w:rFonts w:ascii="Aptos" w:hAnsi="Aptos" w:cs="Aparajita"/>
+          <w:sz w:val="21"/>
+          <w:szCs w:val="21"/>
+        </w:rPr>
+      </w:pPr>
+    </w:p>
+    <w:p>
+      <w:pPr>
+        <w:pStyle w:val="Ttulo1"/>
+        <w:spacing w:before="100" w:beforeAutospacing="1" w:after="100" w:afterAutospacing="1"/>
+        <w:contextualSpacing/>
+        <w:rPr>
+          <w:rFonts w:ascii="Aptos" w:hAnsi="Aptos" w:cs="Aparajita"/>
+          <w:sz w:val="28"/>
+          <w:szCs w:val="24"/>
         </w:rPr>
       </w:pPr>
       <w:r>
         <w:rPr>
-          <w:rFonts w:ascii="Aptos" w:hAnsi="Aptos"/>
-          <w:sz w:val="24"/>
-          <w:szCs w:val="22"/>
+          <w:rFonts w:ascii="Aptos" w:hAnsi="Aptos" w:cs="Aparajita"/>
+          <w:sz w:val="28"/>
+          <w:szCs w:val="24"/>
         </w:rPr>
         <w:t>4. Limitaciones y trabajo pendiente</w:t>
       </w:r>
@@ -3365,8 +3790,8 @@
         <w:tblLook w:val="04A0" w:firstRow="1" w:lastRow="0" w:firstColumn="1" w:lastColumn="0" w:noHBand="0" w:noVBand="1"/>
       </w:tblPr>
       <w:tblGrid>
-        <w:gridCol w:w="2700"/>
-        <w:gridCol w:w="6660"/>
+        <w:gridCol w:w="2127"/>
+        <w:gridCol w:w="7233"/>
       </w:tblGrid>
       <w:tr>
         <w:trPr>
@@ -3374,7 +3799,7 @@
         </w:trPr>
         <w:tc>
           <w:tcPr>
-            <w:tcW w:w="2700" w:type="dxa"/>
+            <w:tcW w:w="2127" w:type="dxa"/>
             <w:shd w:val="clear" w:color="auto" w:fill="F2F4F7"/>
             <w:tcMar>
               <w:top w:w="80" w:type="dxa"/>
@@ -3386,29 +3811,41 @@
           </w:tcPr>
           <w:p>
             <w:pPr>
-              <w:spacing w:after="0" w:line="240" w:lineRule="auto"/>
+              <w:spacing w:before="100" w:beforeAutospacing="1" w:after="100" w:afterAutospacing="1"/>
               <w:contextualSpacing/>
               <w:rPr>
-                <w:rFonts w:ascii="Aptos" w:hAnsi="Aptos"/>
-                <w:sz w:val="20"/>
-                <w:szCs w:val="20"/>
+                <w:rFonts w:ascii="Aptos" w:hAnsi="Aptos" w:cs="Aparajita"/>
+                <w:sz w:val="18"/>
+                <w:szCs w:val="18"/>
               </w:rPr>
             </w:pPr>
-            <w:r>
-              <w:rPr>
-                <w:rFonts w:ascii="Aptos" w:hAnsi="Aptos"/>
+            <w:proofErr w:type="spellStart"/>
+            <w:r>
+              <w:rPr>
+                <w:rFonts w:ascii="Aptos" w:hAnsi="Aptos" w:cs="Aparajita"/>
                 <w:b/>
                 <w:color w:val="0B2545"/>
-                <w:sz w:val="20"/>
-                <w:szCs w:val="20"/>
-              </w:rPr>
-              <w:t>Limitación</w:t>
-            </w:r>
+                <w:sz w:val="18"/>
+                <w:szCs w:val="18"/>
+              </w:rPr>
+              <w:t>Limitaci</w:t>
+            </w:r>
+            <w:r>
+              <w:rPr>
+                <w:rFonts w:ascii="Aptos" w:hAnsi="Aptos" w:cs="Aparajita"/>
+                <w:b/>
+                <w:color w:val="0B2545"/>
+                <w:sz w:val="18"/>
+                <w:szCs w:val="18"/>
+              </w:rPr>
+              <w:t>ones</w:t>
+            </w:r>
+            <w:proofErr w:type="spellEnd"/>
           </w:p>
         </w:tc>
         <w:tc>
           <w:tcPr>
-            <w:tcW w:w="6660" w:type="dxa"/>
+            <w:tcW w:w="7233" w:type="dxa"/>
             <w:shd w:val="clear" w:color="auto" w:fill="F2F4F7"/>
             <w:tcMar>
               <w:top w:w="80" w:type="dxa"/>
@@ -3420,21 +3857,21 @@
           </w:tcPr>
           <w:p>
             <w:pPr>
-              <w:spacing w:after="0" w:line="240" w:lineRule="auto"/>
+              <w:spacing w:before="100" w:beforeAutospacing="1" w:after="100" w:afterAutospacing="1"/>
               <w:contextualSpacing/>
               <w:rPr>
-                <w:rFonts w:ascii="Aptos" w:hAnsi="Aptos"/>
-                <w:sz w:val="20"/>
-                <w:szCs w:val="20"/>
+                <w:rFonts w:ascii="Aptos" w:hAnsi="Aptos" w:cs="Aparajita"/>
+                <w:sz w:val="18"/>
+                <w:szCs w:val="18"/>
               </w:rPr>
             </w:pPr>
             <w:r>
               <w:rPr>
-                <w:rFonts w:ascii="Aptos" w:hAnsi="Aptos"/>
+                <w:rFonts w:ascii="Aptos" w:hAnsi="Aptos" w:cs="Aparajita"/>
                 <w:b/>
                 <w:color w:val="0B2545"/>
-                <w:sz w:val="20"/>
-                <w:szCs w:val="20"/>
+                <w:sz w:val="18"/>
+                <w:szCs w:val="18"/>
               </w:rPr>
               <w:t>Impacto y tratamiento propuesto</w:t>
             </w:r>
@@ -3444,7 +3881,7 @@
       <w:tr>
         <w:tc>
           <w:tcPr>
-            <w:tcW w:w="2700" w:type="dxa"/>
+            <w:tcW w:w="2127" w:type="dxa"/>
             <w:tcMar>
               <w:top w:w="80" w:type="dxa"/>
               <w:left w:w="120" w:type="dxa"/>
@@ -3455,20 +3892,20 @@
           </w:tcPr>
           <w:p>
             <w:pPr>
-              <w:spacing w:after="0" w:line="240" w:lineRule="auto"/>
+              <w:spacing w:before="100" w:beforeAutospacing="1" w:after="100" w:afterAutospacing="1"/>
               <w:contextualSpacing/>
               <w:rPr>
-                <w:rFonts w:ascii="Aptos" w:hAnsi="Aptos"/>
-                <w:sz w:val="20"/>
-                <w:szCs w:val="20"/>
+                <w:rFonts w:ascii="Aptos" w:hAnsi="Aptos" w:cs="Aparajita"/>
+                <w:sz w:val="18"/>
+                <w:szCs w:val="18"/>
               </w:rPr>
             </w:pPr>
             <w:r>
               <w:rPr>
-                <w:rFonts w:ascii="Aptos" w:hAnsi="Aptos"/>
+                <w:rFonts w:ascii="Aptos" w:hAnsi="Aptos" w:cs="Aparajita"/>
                 <w:color w:val="000000"/>
                 <w:sz w:val="18"/>
-                <w:szCs w:val="20"/>
+                <w:szCs w:val="18"/>
               </w:rPr>
               <w:t>Desbalance y precisión</w:t>
             </w:r>
@@ -3476,7 +3913,7 @@
         </w:tc>
         <w:tc>
           <w:tcPr>
-            <w:tcW w:w="6660" w:type="dxa"/>
+            <w:tcW w:w="7233" w:type="dxa"/>
             <w:tcMar>
               <w:top w:w="80" w:type="dxa"/>
               <w:left w:w="120" w:type="dxa"/>
@@ -3487,20 +3924,20 @@
           </w:tcPr>
           <w:p>
             <w:pPr>
-              <w:spacing w:after="0" w:line="240" w:lineRule="auto"/>
+              <w:spacing w:before="100" w:beforeAutospacing="1" w:after="100" w:afterAutospacing="1"/>
               <w:contextualSpacing/>
               <w:rPr>
-                <w:rFonts w:ascii="Aptos" w:hAnsi="Aptos"/>
-                <w:sz w:val="20"/>
-                <w:szCs w:val="20"/>
+                <w:rFonts w:ascii="Aptos" w:hAnsi="Aptos" w:cs="Aparajita"/>
+                <w:sz w:val="18"/>
+                <w:szCs w:val="18"/>
               </w:rPr>
             </w:pPr>
             <w:r>
               <w:rPr>
-                <w:rFonts w:ascii="Aptos" w:hAnsi="Aptos"/>
+                <w:rFonts w:ascii="Aptos" w:hAnsi="Aptos" w:cs="Aparajita"/>
                 <w:color w:val="000000"/>
                 <w:sz w:val="18"/>
-                <w:szCs w:val="20"/>
+                <w:szCs w:val="18"/>
               </w:rPr>
               <w:t>Baja precisión y falsos positivos. Ajustar el umbral según costos de negocio.</w:t>
             </w:r>
@@ -3510,7 +3947,7 @@
       <w:tr>
         <w:tc>
           <w:tcPr>
-            <w:tcW w:w="2700" w:type="dxa"/>
+            <w:tcW w:w="2127" w:type="dxa"/>
             <w:tcMar>
               <w:top w:w="80" w:type="dxa"/>
               <w:left w:w="120" w:type="dxa"/>
@@ -3521,20 +3958,20 @@
           </w:tcPr>
           <w:p>
             <w:pPr>
-              <w:spacing w:after="0" w:line="240" w:lineRule="auto"/>
+              <w:spacing w:before="100" w:beforeAutospacing="1" w:after="100" w:afterAutospacing="1"/>
               <w:contextualSpacing/>
               <w:rPr>
-                <w:rFonts w:ascii="Aptos" w:hAnsi="Aptos"/>
-                <w:sz w:val="20"/>
-                <w:szCs w:val="20"/>
+                <w:rFonts w:ascii="Aptos" w:hAnsi="Aptos" w:cs="Aparajita"/>
+                <w:sz w:val="18"/>
+                <w:szCs w:val="18"/>
               </w:rPr>
             </w:pPr>
             <w:r>
               <w:rPr>
-                <w:rFonts w:ascii="Aptos" w:hAnsi="Aptos"/>
+                <w:rFonts w:ascii="Aptos" w:hAnsi="Aptos" w:cs="Aparajita"/>
                 <w:color w:val="000000"/>
                 <w:sz w:val="18"/>
-                <w:szCs w:val="20"/>
+                <w:szCs w:val="18"/>
               </w:rPr>
               <w:t>Datos históricos</w:t>
             </w:r>
@@ -3542,7 +3979,7 @@
         </w:tc>
         <w:tc>
           <w:tcPr>
-            <w:tcW w:w="6660" w:type="dxa"/>
+            <w:tcW w:w="7233" w:type="dxa"/>
             <w:tcMar>
               <w:top w:w="80" w:type="dxa"/>
               <w:left w:w="120" w:type="dxa"/>
@@ -3553,20 +3990,20 @@
           </w:tcPr>
           <w:p>
             <w:pPr>
-              <w:spacing w:after="0" w:line="240" w:lineRule="auto"/>
+              <w:spacing w:before="100" w:beforeAutospacing="1" w:after="100" w:afterAutospacing="1"/>
               <w:contextualSpacing/>
               <w:rPr>
-                <w:rFonts w:ascii="Aptos" w:hAnsi="Aptos"/>
-                <w:sz w:val="20"/>
-                <w:szCs w:val="20"/>
+                <w:rFonts w:ascii="Aptos" w:hAnsi="Aptos" w:cs="Aparajita"/>
+                <w:sz w:val="18"/>
+                <w:szCs w:val="18"/>
               </w:rPr>
             </w:pPr>
             <w:r>
               <w:rPr>
-                <w:rFonts w:ascii="Aptos" w:hAnsi="Aptos"/>
+                <w:rFonts w:ascii="Aptos" w:hAnsi="Aptos" w:cs="Aparajita"/>
                 <w:color w:val="000000"/>
                 <w:sz w:val="18"/>
-                <w:szCs w:val="20"/>
+                <w:szCs w:val="18"/>
               </w:rPr>
               <w:t>Sin validación temporal ni drift. Monitorear distribuciones y desempeño.</w:t>
             </w:r>
@@ -3576,7 +4013,7 @@
       <w:tr>
         <w:tc>
           <w:tcPr>
-            <w:tcW w:w="2700" w:type="dxa"/>
+            <w:tcW w:w="2127" w:type="dxa"/>
             <w:tcMar>
               <w:top w:w="80" w:type="dxa"/>
               <w:left w:w="120" w:type="dxa"/>
@@ -3587,28 +4024,28 @@
           </w:tcPr>
           <w:p>
             <w:pPr>
-              <w:spacing w:after="0" w:line="240" w:lineRule="auto"/>
+              <w:spacing w:before="100" w:beforeAutospacing="1" w:after="100" w:afterAutospacing="1"/>
               <w:contextualSpacing/>
               <w:rPr>
-                <w:rFonts w:ascii="Aptos" w:hAnsi="Aptos"/>
-                <w:sz w:val="20"/>
-                <w:szCs w:val="20"/>
+                <w:rFonts w:ascii="Aptos" w:hAnsi="Aptos" w:cs="Aparajita"/>
+                <w:sz w:val="18"/>
+                <w:szCs w:val="18"/>
               </w:rPr>
             </w:pPr>
             <w:r>
               <w:rPr>
-                <w:rFonts w:ascii="Aptos" w:hAnsi="Aptos"/>
+                <w:rFonts w:ascii="Aptos" w:hAnsi="Aptos" w:cs="Aparajita"/>
                 <w:color w:val="000000"/>
                 <w:sz w:val="18"/>
-                <w:szCs w:val="20"/>
-              </w:rPr>
-              <w:t>Prueba de humo</w:t>
+                <w:szCs w:val="18"/>
+              </w:rPr>
+              <w:t>Cobertura smoke test</w:t>
             </w:r>
           </w:p>
         </w:tc>
         <w:tc>
           <w:tcPr>
-            <w:tcW w:w="6660" w:type="dxa"/>
+            <w:tcW w:w="7233" w:type="dxa"/>
             <w:tcMar>
               <w:top w:w="80" w:type="dxa"/>
               <w:left w:w="120" w:type="dxa"/>
@@ -3619,22 +4056,22 @@
           </w:tcPr>
           <w:p>
             <w:pPr>
-              <w:spacing w:after="0" w:line="240" w:lineRule="auto"/>
+              <w:spacing w:before="100" w:beforeAutospacing="1" w:after="100" w:afterAutospacing="1"/>
               <w:contextualSpacing/>
               <w:rPr>
-                <w:rFonts w:ascii="Aptos" w:hAnsi="Aptos"/>
-                <w:sz w:val="20"/>
-                <w:szCs w:val="20"/>
+                <w:rFonts w:ascii="Aptos" w:hAnsi="Aptos" w:cs="Aparajita"/>
+                <w:sz w:val="18"/>
+                <w:szCs w:val="18"/>
               </w:rPr>
             </w:pPr>
             <w:r>
               <w:rPr>
-                <w:rFonts w:ascii="Aptos" w:hAnsi="Aptos"/>
+                <w:rFonts w:ascii="Aptos" w:hAnsi="Aptos" w:cs="Aparajita"/>
                 <w:color w:val="000000"/>
                 <w:sz w:val="18"/>
-                <w:szCs w:val="20"/>
-              </w:rPr>
-              <w:t>Desarrollada en una rama activa; falta integrarla y validarla en el workflow oficial.</w:t>
+                <w:szCs w:val="18"/>
+              </w:rPr>
+              <w:t>Integrada y verde; valida /health y /predict, pero no cubre explícitamente batch, schema ni metrics.</w:t>
             </w:r>
           </w:p>
         </w:tc>
@@ -3642,7 +4079,7 @@
       <w:tr>
         <w:tc>
           <w:tcPr>
-            <w:tcW w:w="2700" w:type="dxa"/>
+            <w:tcW w:w="2127" w:type="dxa"/>
             <w:tcMar>
               <w:top w:w="80" w:type="dxa"/>
               <w:left w:w="120" w:type="dxa"/>
@@ -3653,20 +4090,20 @@
           </w:tcPr>
           <w:p>
             <w:pPr>
-              <w:spacing w:after="0" w:line="240" w:lineRule="auto"/>
+              <w:spacing w:before="100" w:beforeAutospacing="1" w:after="100" w:afterAutospacing="1"/>
               <w:contextualSpacing/>
               <w:rPr>
-                <w:rFonts w:ascii="Aptos" w:hAnsi="Aptos"/>
-                <w:sz w:val="20"/>
-                <w:szCs w:val="20"/>
+                <w:rFonts w:ascii="Aptos" w:hAnsi="Aptos" w:cs="Aparajita"/>
+                <w:sz w:val="18"/>
+                <w:szCs w:val="18"/>
               </w:rPr>
             </w:pPr>
             <w:r>
               <w:rPr>
-                <w:rFonts w:ascii="Aptos" w:hAnsi="Aptos"/>
+                <w:rFonts w:ascii="Aptos" w:hAnsi="Aptos" w:cs="Aparajita"/>
                 <w:color w:val="000000"/>
                 <w:sz w:val="18"/>
-                <w:szCs w:val="20"/>
+                <w:szCs w:val="18"/>
               </w:rPr>
               <w:t>Release final</w:t>
             </w:r>
@@ -3674,7 +4111,7 @@
         </w:tc>
         <w:tc>
           <w:tcPr>
-            <w:tcW w:w="6660" w:type="dxa"/>
+            <w:tcW w:w="7233" w:type="dxa"/>
             <w:tcMar>
               <w:top w:w="80" w:type="dxa"/>
               <w:left w:w="120" w:type="dxa"/>
@@ -3685,22 +4122,120 @@
           </w:tcPr>
           <w:p>
             <w:pPr>
-              <w:spacing w:after="0" w:line="240" w:lineRule="auto"/>
+              <w:spacing w:before="100" w:beforeAutospacing="1" w:after="100" w:afterAutospacing="1"/>
               <w:contextualSpacing/>
               <w:rPr>
-                <w:rFonts w:ascii="Aptos" w:hAnsi="Aptos"/>
-                <w:sz w:val="20"/>
-                <w:szCs w:val="20"/>
+                <w:rFonts w:ascii="Aptos" w:hAnsi="Aptos" w:cs="Aparajita"/>
+                <w:sz w:val="18"/>
+                <w:szCs w:val="18"/>
               </w:rPr>
             </w:pPr>
             <w:r>
               <w:rPr>
-                <w:rFonts w:ascii="Aptos" w:hAnsi="Aptos"/>
+                <w:rFonts w:ascii="Aptos" w:hAnsi="Aptos" w:cs="Aparajita"/>
                 <w:color w:val="000000"/>
                 <w:sz w:val="18"/>
-                <w:szCs w:val="20"/>
-              </w:rPr>
-              <w:t>GHCR ya fue validado con v0.1.0; falta ejecutar el tag definitivo v1.0.0.</w:t>
+                <w:szCs w:val="18"/>
+              </w:rPr>
+              <w:t xml:space="preserve">GHCR </w:t>
+            </w:r>
+            <w:proofErr w:type="spellStart"/>
+            <w:r>
+              <w:rPr>
+                <w:rFonts w:ascii="Aptos" w:hAnsi="Aptos" w:cs="Aparajita"/>
+                <w:color w:val="000000"/>
+                <w:sz w:val="18"/>
+                <w:szCs w:val="18"/>
+              </w:rPr>
+              <w:t>fue</w:t>
+            </w:r>
+            <w:proofErr w:type="spellEnd"/>
+            <w:r>
+              <w:rPr>
+                <w:rFonts w:ascii="Aptos" w:hAnsi="Aptos" w:cs="Aparajita"/>
+                <w:color w:val="000000"/>
+                <w:sz w:val="18"/>
+                <w:szCs w:val="18"/>
+              </w:rPr>
+              <w:t xml:space="preserve"> </w:t>
+            </w:r>
+            <w:proofErr w:type="spellStart"/>
+            <w:r>
+              <w:rPr>
+                <w:rFonts w:ascii="Aptos" w:hAnsi="Aptos" w:cs="Aparajita"/>
+                <w:color w:val="000000"/>
+                <w:sz w:val="18"/>
+                <w:szCs w:val="18"/>
+              </w:rPr>
+              <w:t>validado</w:t>
+            </w:r>
+            <w:proofErr w:type="spellEnd"/>
+            <w:r>
+              <w:rPr>
+                <w:rFonts w:ascii="Aptos" w:hAnsi="Aptos" w:cs="Aparajita"/>
+                <w:color w:val="000000"/>
+                <w:sz w:val="18"/>
+                <w:szCs w:val="18"/>
+              </w:rPr>
+              <w:t xml:space="preserve"> con v0.1.0</w:t>
+            </w:r>
+            <w:r>
+              <w:rPr>
+                <w:rFonts w:ascii="Aptos" w:hAnsi="Aptos" w:cs="Aparajita"/>
+                <w:color w:val="000000"/>
+                <w:sz w:val="18"/>
+                <w:szCs w:val="18"/>
+              </w:rPr>
+              <w:t>,</w:t>
+            </w:r>
+            <w:r>
+              <w:rPr>
+                <w:rFonts w:ascii="Aptos" w:hAnsi="Aptos" w:cs="Aparajita"/>
+                <w:color w:val="000000"/>
+                <w:sz w:val="18"/>
+                <w:szCs w:val="18"/>
+              </w:rPr>
+              <w:t xml:space="preserve"> </w:t>
+            </w:r>
+            <w:proofErr w:type="spellStart"/>
+            <w:r>
+              <w:rPr>
+                <w:rFonts w:ascii="Aptos" w:hAnsi="Aptos" w:cs="Aparajita"/>
+                <w:color w:val="000000"/>
+                <w:sz w:val="18"/>
+                <w:szCs w:val="18"/>
+              </w:rPr>
+              <w:t>falta</w:t>
+            </w:r>
+            <w:proofErr w:type="spellEnd"/>
+            <w:r>
+              <w:rPr>
+                <w:rFonts w:ascii="Aptos" w:hAnsi="Aptos" w:cs="Aparajita"/>
+                <w:color w:val="000000"/>
+                <w:sz w:val="18"/>
+                <w:szCs w:val="18"/>
+              </w:rPr>
+              <w:t xml:space="preserve"> </w:t>
+            </w:r>
+            <w:proofErr w:type="spellStart"/>
+            <w:r>
+              <w:rPr>
+                <w:rFonts w:ascii="Aptos" w:hAnsi="Aptos" w:cs="Aparajita"/>
+                <w:color w:val="000000"/>
+                <w:sz w:val="18"/>
+                <w:szCs w:val="18"/>
+              </w:rPr>
+              <w:t>fusionar</w:t>
+            </w:r>
+            <w:proofErr w:type="spellEnd"/>
+            <w:r>
+              <w:rPr>
+                <w:rFonts w:ascii="Aptos" w:hAnsi="Aptos" w:cs="Aparajita"/>
+                <w:color w:val="000000"/>
+                <w:sz w:val="18"/>
+                <w:szCs w:val="18"/>
+              </w:rPr>
+              <w:t xml:space="preserve"> dev en main y crear v1.0.0.</w:t>
             </w:r>
           </w:p>
         </w:tc>
@@ -3708,7 +4243,7 @@
       <w:tr>
         <w:tc>
           <w:tcPr>
-            <w:tcW w:w="2700" w:type="dxa"/>
+            <w:tcW w:w="2127" w:type="dxa"/>
             <w:tcMar>
               <w:top w:w="80" w:type="dxa"/>
               <w:left w:w="120" w:type="dxa"/>
@@ -3719,28 +4254,28 @@
           </w:tcPr>
           <w:p>
             <w:pPr>
-              <w:spacing w:after="0" w:line="240" w:lineRule="auto"/>
+              <w:spacing w:before="100" w:beforeAutospacing="1" w:after="100" w:afterAutospacing="1"/>
               <w:contextualSpacing/>
               <w:rPr>
-                <w:rFonts w:ascii="Aptos" w:hAnsi="Aptos"/>
-                <w:sz w:val="20"/>
-                <w:szCs w:val="20"/>
+                <w:rFonts w:ascii="Aptos" w:hAnsi="Aptos" w:cs="Aparajita"/>
+                <w:sz w:val="18"/>
+                <w:szCs w:val="18"/>
               </w:rPr>
             </w:pPr>
             <w:r>
               <w:rPr>
-                <w:rFonts w:ascii="Aptos" w:hAnsi="Aptos"/>
+                <w:rFonts w:ascii="Aptos" w:hAnsi="Aptos" w:cs="Aparajita"/>
                 <w:color w:val="000000"/>
                 <w:sz w:val="18"/>
-                <w:szCs w:val="20"/>
-              </w:rPr>
-              <w:t>Despliegue</w:t>
+                <w:szCs w:val="18"/>
+              </w:rPr>
+              <w:t>Cierre del despliegue</w:t>
             </w:r>
           </w:p>
         </w:tc>
         <w:tc>
           <w:tcPr>
-            <w:tcW w:w="6660" w:type="dxa"/>
+            <w:tcW w:w="7233" w:type="dxa"/>
             <w:tcMar>
               <w:top w:w="80" w:type="dxa"/>
               <w:left w:w="120" w:type="dxa"/>
@@ -3751,22 +4286,22 @@
           </w:tcPr>
           <w:p>
             <w:pPr>
-              <w:spacing w:after="0" w:line="240" w:lineRule="auto"/>
+              <w:spacing w:before="100" w:beforeAutospacing="1" w:after="100" w:afterAutospacing="1"/>
               <w:contextualSpacing/>
               <w:rPr>
-                <w:rFonts w:ascii="Aptos" w:hAnsi="Aptos"/>
-                <w:sz w:val="20"/>
-                <w:szCs w:val="20"/>
+                <w:rFonts w:ascii="Aptos" w:hAnsi="Aptos" w:cs="Aparajita"/>
+                <w:sz w:val="18"/>
+                <w:szCs w:val="18"/>
               </w:rPr>
             </w:pPr>
             <w:r>
               <w:rPr>
-                <w:rFonts w:ascii="Aptos" w:hAnsi="Aptos"/>
+                <w:rFonts w:ascii="Aptos" w:hAnsi="Aptos" w:cs="Aparajita"/>
                 <w:color w:val="000000"/>
                 <w:sz w:val="18"/>
-                <w:szCs w:val="20"/>
-              </w:rPr>
-              <w:t>Aún no se verifica una URL pública funcional.</w:t>
+                <w:szCs w:val="18"/>
+              </w:rPr>
+              <w:t>La URL pública funciona; falta cerrar la promoción formal desde main mediante el PR #2.</w:t>
             </w:r>
           </w:p>
         </w:tc>
@@ -3774,58 +4309,73 @@
     </w:tbl>
     <w:p>
       <w:pPr>
-        <w:spacing w:before="100" w:beforeAutospacing="1" w:after="100" w:afterAutospacing="1" w:line="240" w:lineRule="auto"/>
+        <w:spacing w:before="100" w:beforeAutospacing="1" w:after="100" w:afterAutospacing="1"/>
         <w:contextualSpacing/>
         <w:rPr>
-          <w:rFonts w:ascii="Aptos" w:hAnsi="Aptos"/>
-          <w:sz w:val="20"/>
-          <w:szCs w:val="20"/>
+          <w:rFonts w:ascii="Aptos" w:hAnsi="Aptos" w:cs="Aparajita"/>
+          <w:sz w:val="21"/>
+          <w:szCs w:val="21"/>
         </w:rPr>
       </w:pPr>
     </w:p>
     <w:p>
       <w:pPr>
         <w:pStyle w:val="Ttulo2"/>
-        <w:spacing w:before="100" w:beforeAutospacing="1" w:after="100" w:afterAutospacing="1" w:line="240" w:lineRule="auto"/>
+        <w:spacing w:before="100" w:beforeAutospacing="1" w:after="100" w:afterAutospacing="1"/>
         <w:contextualSpacing/>
         <w:rPr>
-          <w:rFonts w:ascii="Aptos" w:hAnsi="Aptos"/>
-          <w:sz w:val="22"/>
-          <w:szCs w:val="22"/>
+          <w:rFonts w:ascii="Aptos" w:hAnsi="Aptos" w:cs="Aparajita"/>
+          <w:sz w:val="24"/>
+          <w:szCs w:val="24"/>
         </w:rPr>
       </w:pPr>
       <w:r>
         <w:rPr>
-          <w:rFonts w:ascii="Aptos" w:hAnsi="Aptos"/>
-          <w:sz w:val="22"/>
-          <w:szCs w:val="22"/>
+          <w:rFonts w:ascii="Aptos" w:hAnsi="Aptos" w:cs="Aparajita"/>
+          <w:sz w:val="24"/>
+          <w:szCs w:val="24"/>
         </w:rPr>
-        <w:t>Distribución actual del trabajo</w:t>
+        <w:lastRenderedPageBreak/>
+        <w:t>Equipo</w:t>
       </w:r>
+      <w:r>
+        <w:rPr>
+          <w:rFonts w:ascii="Aptos" w:hAnsi="Aptos" w:cs="Aparajita"/>
+          <w:sz w:val="24"/>
+          <w:szCs w:val="24"/>
+        </w:rPr>
+        <w:t xml:space="preserve"> </w:t>
+      </w:r>
+      <w:proofErr w:type="spellStart"/>
+      <w:r>
+        <w:rPr>
+          <w:rFonts w:ascii="Aptos" w:hAnsi="Aptos" w:cs="Aparajita"/>
+          <w:sz w:val="24"/>
+          <w:szCs w:val="24"/>
+        </w:rPr>
+        <w:t>trabajo</w:t>
+      </w:r>
+      <w:proofErr w:type="spellEnd"/>
     </w:p>
     <w:tbl>
       <w:tblPr>
         <w:tblStyle w:val="Tablaconcuadrcula"/>
         <w:tblW w:w="9360" w:type="dxa"/>
         <w:tblInd w:w="120" w:type="dxa"/>
-        <w:tblCellMar>
-          <w:left w:w="0" w:type="dxa"/>
-          <w:right w:w="0" w:type="dxa"/>
-        </w:tblCellMar>
+        <w:tblLayout w:type="fixed"/>
         <w:tblLook w:val="04A0" w:firstRow="1" w:lastRow="0" w:firstColumn="1" w:lastColumn="0" w:noHBand="0" w:noVBand="1"/>
       </w:tblPr>
       <w:tblGrid>
-        <w:gridCol w:w="2400"/>
-        <w:gridCol w:w="6960"/>
+        <w:gridCol w:w="2127"/>
+        <w:gridCol w:w="7233"/>
       </w:tblGrid>
       <w:tr>
         <w:trPr>
-          <w:trHeight w:val="20"/>
           <w:tblHeader/>
         </w:trPr>
         <w:tc>
           <w:tcPr>
-            <w:tcW w:w="2400" w:type="dxa"/>
+            <w:tcW w:w="2127" w:type="dxa"/>
             <w:shd w:val="clear" w:color="auto" w:fill="F2F4F7"/>
             <w:tcMar>
               <w:top w:w="80" w:type="dxa"/>
@@ -3837,29 +4387,28 @@
           </w:tcPr>
           <w:p>
             <w:pPr>
-              <w:spacing w:after="0" w:line="240" w:lineRule="auto"/>
               <w:contextualSpacing/>
               <w:rPr>
-                <w:rFonts w:ascii="Aptos" w:hAnsi="Aptos"/>
-                <w:sz w:val="20"/>
-                <w:szCs w:val="20"/>
+                <w:rFonts w:ascii="Aptos" w:hAnsi="Aptos" w:cs="Aparajita"/>
+                <w:sz w:val="18"/>
+                <w:szCs w:val="18"/>
               </w:rPr>
             </w:pPr>
             <w:r>
               <w:rPr>
-                <w:rFonts w:ascii="Aptos" w:hAnsi="Aptos"/>
+                <w:rFonts w:ascii="Aptos" w:hAnsi="Aptos" w:cs="Aparajita"/>
                 <w:b/>
                 <w:color w:val="0B2545"/>
-                <w:sz w:val="20"/>
-                <w:szCs w:val="20"/>
-              </w:rPr>
-              <w:t>Integrante</w:t>
+                <w:sz w:val="18"/>
+                <w:szCs w:val="18"/>
+              </w:rPr>
+              <w:t>Equipo</w:t>
             </w:r>
           </w:p>
         </w:tc>
         <w:tc>
           <w:tcPr>
-            <w:tcW w:w="6960" w:type="dxa"/>
+            <w:tcW w:w="7233" w:type="dxa"/>
             <w:shd w:val="clear" w:color="auto" w:fill="F2F4F7"/>
             <w:tcMar>
               <w:top w:w="80" w:type="dxa"/>
@@ -3871,34 +4420,30 @@
           </w:tcPr>
           <w:p>
             <w:pPr>
-              <w:spacing w:after="0" w:line="240" w:lineRule="auto"/>
               <w:contextualSpacing/>
               <w:rPr>
-                <w:rFonts w:ascii="Aptos" w:hAnsi="Aptos"/>
-                <w:sz w:val="20"/>
-                <w:szCs w:val="20"/>
+                <w:rFonts w:ascii="Aptos" w:hAnsi="Aptos" w:cs="Aparajita"/>
+                <w:sz w:val="18"/>
+                <w:szCs w:val="18"/>
               </w:rPr>
             </w:pPr>
             <w:r>
               <w:rPr>
-                <w:rFonts w:ascii="Aptos" w:hAnsi="Aptos"/>
+                <w:rFonts w:ascii="Aptos" w:hAnsi="Aptos" w:cs="Aparajita"/>
                 <w:b/>
                 <w:color w:val="0B2545"/>
-                <w:sz w:val="20"/>
-                <w:szCs w:val="20"/>
-              </w:rPr>
-              <w:t>Responsabilidad registrada</w:t>
+                <w:sz w:val="18"/>
+                <w:szCs w:val="18"/>
+              </w:rPr>
+              <w:t>Tareas</w:t>
             </w:r>
           </w:p>
         </w:tc>
       </w:tr>
       <w:tr>
-        <w:trPr>
-          <w:trHeight w:val="20"/>
-        </w:trPr>
         <w:tc>
           <w:tcPr>
-            <w:tcW w:w="2400" w:type="dxa"/>
+            <w:tcW w:w="2127" w:type="dxa"/>
             <w:tcMar>
               <w:top w:w="80" w:type="dxa"/>
               <w:left w:w="120" w:type="dxa"/>
@@ -3909,28 +4454,58 @@
           </w:tcPr>
           <w:p>
             <w:pPr>
-              <w:spacing w:after="0" w:line="240" w:lineRule="auto"/>
               <w:contextualSpacing/>
               <w:rPr>
-                <w:rFonts w:ascii="Aptos" w:hAnsi="Aptos"/>
-                <w:sz w:val="20"/>
-                <w:szCs w:val="20"/>
+                <w:rFonts w:ascii="Aptos" w:hAnsi="Aptos" w:cs="Aparajita"/>
+                <w:color w:val="000000"/>
+                <w:sz w:val="18"/>
+                <w:szCs w:val="18"/>
               </w:rPr>
             </w:pPr>
             <w:r>
               <w:rPr>
-                <w:rFonts w:ascii="Aptos" w:hAnsi="Aptos"/>
+                <w:rFonts w:ascii="Aptos" w:hAnsi="Aptos" w:cs="Aparajita"/>
                 <w:color w:val="000000"/>
                 <w:sz w:val="18"/>
-                <w:szCs w:val="20"/>
+                <w:szCs w:val="18"/>
               </w:rPr>
               <w:t>Leonor Saravia</w:t>
             </w:r>
+          </w:p>
+          <w:p>
+            <w:pPr>
+              <w:contextualSpacing/>
+              <w:rPr>
+                <w:rFonts w:ascii="Aptos" w:hAnsi="Aptos" w:cs="Aparajita"/>
+                <w:sz w:val="18"/>
+                <w:szCs w:val="18"/>
+              </w:rPr>
+            </w:pPr>
+            <w:r>
+              <w:rPr>
+                <w:rFonts w:ascii="Aptos" w:hAnsi="Aptos" w:cs="Aparajita"/>
+                <w:color w:val="808080" w:themeColor="background1" w:themeShade="80"/>
+                <w:sz w:val="18"/>
+                <w:szCs w:val="18"/>
+              </w:rPr>
+              <w:t>/</w:t>
+            </w:r>
+            <w:proofErr w:type="spellStart"/>
+            <w:r>
+              <w:rPr>
+                <w:rFonts w:ascii="Aptos" w:hAnsi="Aptos" w:cs="Aparajita"/>
+                <w:color w:val="808080" w:themeColor="background1" w:themeShade="80"/>
+                <w:sz w:val="18"/>
+                <w:szCs w:val="18"/>
+              </w:rPr>
+              <w:t>LeoSaraviaS</w:t>
+            </w:r>
+            <w:proofErr w:type="spellEnd"/>
           </w:p>
         </w:tc>
         <w:tc>
           <w:tcPr>
-            <w:tcW w:w="6960" w:type="dxa"/>
+            <w:tcW w:w="7233" w:type="dxa"/>
             <w:tcMar>
               <w:top w:w="80" w:type="dxa"/>
               <w:left w:w="120" w:type="dxa"/>
@@ -3941,33 +4516,29 @@
           </w:tcPr>
           <w:p>
             <w:pPr>
-              <w:spacing w:after="0" w:line="240" w:lineRule="auto"/>
               <w:contextualSpacing/>
               <w:rPr>
-                <w:rFonts w:ascii="Aptos" w:hAnsi="Aptos"/>
-                <w:sz w:val="20"/>
-                <w:szCs w:val="20"/>
+                <w:rFonts w:ascii="Aptos" w:hAnsi="Aptos" w:cs="Aparajita"/>
+                <w:sz w:val="18"/>
+                <w:szCs w:val="18"/>
               </w:rPr>
             </w:pPr>
             <w:r>
               <w:rPr>
-                <w:rFonts w:ascii="Aptos" w:hAnsi="Aptos"/>
+                <w:rFonts w:ascii="Aptos" w:hAnsi="Aptos" w:cs="Aparajita"/>
                 <w:color w:val="000000"/>
                 <w:sz w:val="18"/>
-                <w:szCs w:val="20"/>
-              </w:rPr>
-              <w:t>Estructura base y PR de integración de dev hacia main.</w:t>
+                <w:szCs w:val="18"/>
+              </w:rPr>
+              <w:t>Repositorio y arquitectura base; PR #2 abierto para integrar dev en main.</w:t>
             </w:r>
           </w:p>
         </w:tc>
       </w:tr>
       <w:tr>
-        <w:trPr>
-          <w:trHeight w:val="20"/>
-        </w:trPr>
         <w:tc>
           <w:tcPr>
-            <w:tcW w:w="2400" w:type="dxa"/>
+            <w:tcW w:w="2127" w:type="dxa"/>
             <w:tcMar>
               <w:top w:w="80" w:type="dxa"/>
               <w:left w:w="120" w:type="dxa"/>
@@ -3978,28 +4549,71 @@
           </w:tcPr>
           <w:p>
             <w:pPr>
-              <w:spacing w:after="0" w:line="240" w:lineRule="auto"/>
               <w:contextualSpacing/>
               <w:rPr>
-                <w:rFonts w:ascii="Aptos" w:hAnsi="Aptos"/>
-                <w:sz w:val="20"/>
-                <w:szCs w:val="20"/>
+                <w:rFonts w:ascii="Aptos" w:hAnsi="Aptos" w:cs="Aparajita"/>
+                <w:color w:val="000000"/>
+                <w:sz w:val="18"/>
+                <w:szCs w:val="18"/>
               </w:rPr>
             </w:pPr>
             <w:r>
               <w:rPr>
-                <w:rFonts w:ascii="Aptos" w:hAnsi="Aptos"/>
+                <w:rFonts w:ascii="Aptos" w:hAnsi="Aptos" w:cs="Aparajita"/>
                 <w:color w:val="000000"/>
                 <w:sz w:val="18"/>
-                <w:szCs w:val="20"/>
-              </w:rPr>
-              <w:t>Valentina Ariztía</w:t>
-            </w:r>
+                <w:szCs w:val="18"/>
+              </w:rPr>
+              <w:t xml:space="preserve">Valentina </w:t>
+            </w:r>
+            <w:proofErr w:type="spellStart"/>
+            <w:r>
+              <w:rPr>
+                <w:rFonts w:ascii="Aptos" w:hAnsi="Aptos" w:cs="Aparajita"/>
+                <w:color w:val="000000"/>
+                <w:sz w:val="18"/>
+                <w:szCs w:val="18"/>
+              </w:rPr>
+              <w:t>Ariztía</w:t>
+            </w:r>
+            <w:proofErr w:type="spellEnd"/>
+          </w:p>
+          <w:p>
+            <w:pPr>
+              <w:contextualSpacing/>
+              <w:rPr>
+                <w:rFonts w:ascii="Aptos" w:hAnsi="Aptos" w:cs="Aparajita"/>
+                <w:sz w:val="18"/>
+                <w:szCs w:val="18"/>
+              </w:rPr>
+            </w:pPr>
+            <w:r>
+              <w:rPr>
+                <w:rFonts w:ascii="Aptos" w:hAnsi="Aptos" w:cs="Aparajita"/>
+                <w:color w:val="808080" w:themeColor="background1" w:themeShade="80"/>
+                <w:sz w:val="18"/>
+                <w:szCs w:val="18"/>
+              </w:rPr>
+              <w:t>/</w:t>
+            </w:r>
+            <w:proofErr w:type="spellStart"/>
+            <w:proofErr w:type="gramStart"/>
+            <w:r>
+              <w:rPr>
+                <w:rFonts w:ascii="Aptos" w:hAnsi="Aptos" w:cs="Aparajita"/>
+                <w:color w:val="808080" w:themeColor="background1" w:themeShade="80"/>
+                <w:sz w:val="18"/>
+                <w:szCs w:val="18"/>
+              </w:rPr>
+              <w:t>valentinaprogramando</w:t>
+            </w:r>
+            <w:proofErr w:type="spellEnd"/>
+            <w:proofErr w:type="gramEnd"/>
           </w:p>
         </w:tc>
         <w:tc>
           <w:tcPr>
-            <w:tcW w:w="6960" w:type="dxa"/>
+            <w:tcW w:w="7233" w:type="dxa"/>
             <w:tcMar>
               <w:top w:w="80" w:type="dxa"/>
               <w:left w:w="120" w:type="dxa"/>
@@ -4010,33 +4624,29 @@
           </w:tcPr>
           <w:p>
             <w:pPr>
-              <w:spacing w:after="0" w:line="240" w:lineRule="auto"/>
               <w:contextualSpacing/>
               <w:rPr>
-                <w:rFonts w:ascii="Aptos" w:hAnsi="Aptos"/>
-                <w:sz w:val="20"/>
-                <w:szCs w:val="20"/>
+                <w:rFonts w:ascii="Aptos" w:hAnsi="Aptos" w:cs="Aparajita"/>
+                <w:sz w:val="18"/>
+                <w:szCs w:val="18"/>
               </w:rPr>
             </w:pPr>
             <w:r>
               <w:rPr>
-                <w:rFonts w:ascii="Aptos" w:hAnsi="Aptos"/>
+                <w:rFonts w:ascii="Aptos" w:hAnsi="Aptos" w:cs="Aparajita"/>
                 <w:color w:val="000000"/>
                 <w:sz w:val="18"/>
-                <w:szCs w:val="20"/>
-              </w:rPr>
-              <w:t>Aprobación formal del PR #1; aporte propio pendiente de integrar.</w:t>
+                <w:szCs w:val="18"/>
+              </w:rPr>
+              <w:t>PR #7 integrado; smoke test Docker, CI en dev, URL Cloud Run, README y publicación GHCR posterior al smoke.</w:t>
             </w:r>
           </w:p>
         </w:tc>
       </w:tr>
       <w:tr>
-        <w:trPr>
-          <w:trHeight w:val="20"/>
-        </w:trPr>
         <w:tc>
           <w:tcPr>
-            <w:tcW w:w="2400" w:type="dxa"/>
+            <w:tcW w:w="2127" w:type="dxa"/>
             <w:tcMar>
               <w:top w:w="80" w:type="dxa"/>
               <w:left w:w="120" w:type="dxa"/>
@@ -4047,28 +4657,60 @@
           </w:tcPr>
           <w:p>
             <w:pPr>
-              <w:spacing w:after="0" w:line="240" w:lineRule="auto"/>
               <w:contextualSpacing/>
               <w:rPr>
-                <w:rFonts w:ascii="Aptos" w:hAnsi="Aptos"/>
-                <w:sz w:val="20"/>
-                <w:szCs w:val="20"/>
+                <w:rFonts w:ascii="Aptos" w:hAnsi="Aptos" w:cs="Aparajita"/>
+                <w:color w:val="000000"/>
+                <w:sz w:val="18"/>
+                <w:szCs w:val="18"/>
               </w:rPr>
             </w:pPr>
             <w:r>
               <w:rPr>
-                <w:rFonts w:ascii="Aptos" w:hAnsi="Aptos"/>
+                <w:rFonts w:ascii="Aptos" w:hAnsi="Aptos" w:cs="Aparajita"/>
                 <w:color w:val="000000"/>
                 <w:sz w:val="18"/>
-                <w:szCs w:val="20"/>
+                <w:szCs w:val="18"/>
               </w:rPr>
               <w:t>Jonathan Machuca</w:t>
             </w:r>
+          </w:p>
+          <w:p>
+            <w:pPr>
+              <w:contextualSpacing/>
+              <w:rPr>
+                <w:rFonts w:ascii="Aptos" w:hAnsi="Aptos" w:cs="Aparajita"/>
+                <w:sz w:val="18"/>
+                <w:szCs w:val="18"/>
+              </w:rPr>
+            </w:pPr>
+            <w:r>
+              <w:rPr>
+                <w:rFonts w:ascii="Aptos" w:hAnsi="Aptos" w:cs="Aparajita"/>
+                <w:color w:val="808080" w:themeColor="background1" w:themeShade="80"/>
+                <w:sz w:val="18"/>
+                <w:szCs w:val="18"/>
+              </w:rPr>
+              <w:t>/</w:t>
+            </w:r>
+            <w:proofErr w:type="spellStart"/>
+            <w:proofErr w:type="gramStart"/>
+            <w:r>
+              <w:rPr>
+                <w:rFonts w:ascii="Aptos" w:hAnsi="Aptos" w:cs="Aparajita"/>
+                <w:color w:val="808080" w:themeColor="background1" w:themeShade="80"/>
+                <w:sz w:val="18"/>
+                <w:szCs w:val="18"/>
+              </w:rPr>
+              <w:t>jomanss</w:t>
+            </w:r>
+            <w:proofErr w:type="spellEnd"/>
+            <w:proofErr w:type="gramEnd"/>
           </w:p>
         </w:tc>
         <w:tc>
           <w:tcPr>
-            <w:tcW w:w="6960" w:type="dxa"/>
+            <w:tcW w:w="7233" w:type="dxa"/>
             <w:tcMar>
               <w:top w:w="80" w:type="dxa"/>
               <w:left w:w="120" w:type="dxa"/>
@@ -4079,33 +4721,49 @@
           </w:tcPr>
           <w:p>
             <w:pPr>
-              <w:spacing w:after="0" w:line="240" w:lineRule="auto"/>
               <w:contextualSpacing/>
               <w:rPr>
-                <w:rFonts w:ascii="Aptos" w:hAnsi="Aptos"/>
-                <w:sz w:val="20"/>
-                <w:szCs w:val="20"/>
+                <w:rFonts w:ascii="Aptos" w:hAnsi="Aptos" w:cs="Aparajita"/>
+                <w:sz w:val="18"/>
+                <w:szCs w:val="18"/>
               </w:rPr>
             </w:pPr>
             <w:r>
               <w:rPr>
-                <w:rFonts w:ascii="Aptos" w:hAnsi="Aptos"/>
+                <w:rFonts w:ascii="Aptos" w:hAnsi="Aptos" w:cs="Aparajita"/>
                 <w:color w:val="000000"/>
                 <w:sz w:val="18"/>
-                <w:szCs w:val="20"/>
-              </w:rPr>
-              <w:t>Endpoint batch, README, .env.example, limitaciones y smoke test en desarrollo.</w:t>
+                <w:szCs w:val="18"/>
+              </w:rPr>
+              <w:t>PR #3 y #5 integrados: batch, README</w:t>
+            </w:r>
+            <w:proofErr w:type="gramStart"/>
+            <w:r>
+              <w:rPr>
+                <w:rFonts w:ascii="Aptos" w:hAnsi="Aptos" w:cs="Aparajita"/>
+                <w:color w:val="000000"/>
+                <w:sz w:val="18"/>
+                <w:szCs w:val="18"/>
+              </w:rPr>
+              <w:t>, .env</w:t>
+            </w:r>
+            <w:proofErr w:type="gramEnd"/>
+            <w:r>
+              <w:rPr>
+                <w:rFonts w:ascii="Aptos" w:hAnsi="Aptos" w:cs="Aparajita"/>
+                <w:color w:val="000000"/>
+                <w:sz w:val="18"/>
+                <w:szCs w:val="18"/>
+              </w:rPr>
+              <w:t xml:space="preserve"> y limitaciones. PR #6 abierto, sustituido por #7.</w:t>
             </w:r>
           </w:p>
         </w:tc>
       </w:tr>
       <w:tr>
-        <w:trPr>
-          <w:trHeight w:val="20"/>
-        </w:trPr>
         <w:tc>
           <w:tcPr>
-            <w:tcW w:w="2400" w:type="dxa"/>
+            <w:tcW w:w="2127" w:type="dxa"/>
             <w:tcMar>
               <w:top w:w="80" w:type="dxa"/>
               <w:left w:w="120" w:type="dxa"/>
@@ -4116,28 +4774,67 @@
           </w:tcPr>
           <w:p>
             <w:pPr>
-              <w:spacing w:after="0" w:line="240" w:lineRule="auto"/>
               <w:contextualSpacing/>
               <w:rPr>
-                <w:rFonts w:ascii="Aptos" w:hAnsi="Aptos"/>
-                <w:sz w:val="20"/>
-                <w:szCs w:val="20"/>
+                <w:rFonts w:ascii="Aptos" w:hAnsi="Aptos" w:cs="Aparajita"/>
+                <w:color w:val="000000"/>
+                <w:sz w:val="18"/>
+                <w:szCs w:val="18"/>
               </w:rPr>
             </w:pPr>
-            <w:r>
-              <w:rPr>
-                <w:rFonts w:ascii="Aptos" w:hAnsi="Aptos"/>
+            <w:proofErr w:type="spellStart"/>
+            <w:r>
+              <w:rPr>
+                <w:rFonts w:ascii="Aptos" w:hAnsi="Aptos" w:cs="Aparajita"/>
                 <w:color w:val="000000"/>
                 <w:sz w:val="18"/>
-                <w:szCs w:val="20"/>
-              </w:rPr>
-              <w:t>Hemersson Gutiérrez</w:t>
+                <w:szCs w:val="18"/>
+              </w:rPr>
+              <w:t>Hemersson</w:t>
+            </w:r>
+            <w:proofErr w:type="spellEnd"/>
+            <w:r>
+              <w:rPr>
+                <w:rFonts w:ascii="Aptos" w:hAnsi="Aptos" w:cs="Aparajita"/>
+                <w:color w:val="000000"/>
+                <w:sz w:val="18"/>
+                <w:szCs w:val="18"/>
+              </w:rPr>
+              <w:t xml:space="preserve"> Gutiérrez</w:t>
+            </w:r>
+          </w:p>
+          <w:p>
+            <w:pPr>
+              <w:contextualSpacing/>
+              <w:rPr>
+                <w:rFonts w:ascii="Aptos" w:hAnsi="Aptos" w:cs="Aparajita"/>
+                <w:sz w:val="18"/>
+                <w:szCs w:val="18"/>
+              </w:rPr>
+            </w:pPr>
+            <w:r>
+              <w:rPr>
+                <w:rFonts w:ascii="Aptos" w:hAnsi="Aptos" w:cs="Aparajita"/>
+                <w:color w:val="808080" w:themeColor="background1" w:themeShade="80"/>
+                <w:sz w:val="18"/>
+                <w:szCs w:val="18"/>
+              </w:rPr>
+              <w:t>/</w:t>
+            </w:r>
+            <w:r>
+              <w:rPr>
+                <w:rFonts w:ascii="Aptos" w:hAnsi="Aptos" w:cs="Aparajita"/>
+                <w:color w:val="808080" w:themeColor="background1" w:themeShade="80"/>
+                <w:sz w:val="18"/>
+                <w:szCs w:val="18"/>
+              </w:rPr>
+              <w:t>Hemersson7</w:t>
             </w:r>
           </w:p>
         </w:tc>
         <w:tc>
           <w:tcPr>
-            <w:tcW w:w="6960" w:type="dxa"/>
+            <w:tcW w:w="7233" w:type="dxa"/>
             <w:tcMar>
               <w:top w:w="80" w:type="dxa"/>
               <w:left w:w="120" w:type="dxa"/>
@@ -4148,33 +4845,29 @@
           </w:tcPr>
           <w:p>
             <w:pPr>
-              <w:spacing w:after="0" w:line="240" w:lineRule="auto"/>
               <w:contextualSpacing/>
               <w:rPr>
-                <w:rFonts w:ascii="Aptos" w:hAnsi="Aptos"/>
-                <w:sz w:val="20"/>
-                <w:szCs w:val="20"/>
+                <w:rFonts w:ascii="Aptos" w:hAnsi="Aptos" w:cs="Aparajita"/>
+                <w:sz w:val="18"/>
+                <w:szCs w:val="18"/>
               </w:rPr>
             </w:pPr>
             <w:r>
               <w:rPr>
-                <w:rFonts w:ascii="Aptos" w:hAnsi="Aptos"/>
+                <w:rFonts w:ascii="Aptos" w:hAnsi="Aptos" w:cs="Aparajita"/>
                 <w:color w:val="000000"/>
                 <w:sz w:val="18"/>
-                <w:szCs w:val="20"/>
-              </w:rPr>
-              <w:t>/model/schema, reproducibilidad, curva ROC, revisiones e integración de PR.</w:t>
+                <w:szCs w:val="18"/>
+              </w:rPr>
+              <w:t>/model/schema, reproducibilidad, curva ROC, revisiones y merges de los PR #3, #4 y #5.</w:t>
             </w:r>
           </w:p>
         </w:tc>
       </w:tr>
       <w:tr>
-        <w:trPr>
-          <w:trHeight w:val="17"/>
-        </w:trPr>
         <w:tc>
           <w:tcPr>
-            <w:tcW w:w="2400" w:type="dxa"/>
+            <w:tcW w:w="2127" w:type="dxa"/>
             <w:tcMar>
               <w:top w:w="80" w:type="dxa"/>
               <w:left w:w="120" w:type="dxa"/>
@@ -4185,39 +4878,80 @@
           </w:tcPr>
           <w:p>
             <w:pPr>
-              <w:spacing w:after="0" w:line="240" w:lineRule="auto"/>
               <w:contextualSpacing/>
               <w:rPr>
-                <w:rFonts w:ascii="Aptos" w:hAnsi="Aptos"/>
-                <w:sz w:val="20"/>
-                <w:szCs w:val="20"/>
+                <w:rFonts w:ascii="Aptos" w:hAnsi="Aptos" w:cs="Aparajita"/>
+                <w:color w:val="000000"/>
+                <w:sz w:val="18"/>
+                <w:szCs w:val="18"/>
               </w:rPr>
             </w:pPr>
             <w:r>
               <w:rPr>
-                <w:rFonts w:ascii="Aptos" w:hAnsi="Aptos"/>
+                <w:rFonts w:ascii="Aptos" w:hAnsi="Aptos" w:cs="Aparajita"/>
                 <w:color w:val="000000"/>
                 <w:sz w:val="18"/>
-                <w:szCs w:val="20"/>
+                <w:szCs w:val="18"/>
               </w:rPr>
               <w:t xml:space="preserve">Alejandra </w:t>
             </w:r>
             <w:proofErr w:type="spellStart"/>
             <w:r>
               <w:rPr>
-                <w:rFonts w:ascii="Aptos" w:hAnsi="Aptos"/>
+                <w:rFonts w:ascii="Aptos" w:hAnsi="Aptos" w:cs="Aparajita"/>
                 <w:color w:val="000000"/>
                 <w:sz w:val="18"/>
-                <w:szCs w:val="20"/>
+                <w:szCs w:val="18"/>
               </w:rPr>
               <w:t>Véliz</w:t>
             </w:r>
             <w:proofErr w:type="spellEnd"/>
+          </w:p>
+          <w:p>
+            <w:pPr>
+              <w:contextualSpacing/>
+              <w:rPr>
+                <w:rFonts w:ascii="Aptos" w:hAnsi="Aptos" w:cs="Aparajita"/>
+                <w:sz w:val="18"/>
+                <w:szCs w:val="18"/>
+              </w:rPr>
+            </w:pPr>
+            <w:r>
+              <w:rPr>
+                <w:rFonts w:ascii="Aptos" w:hAnsi="Aptos" w:cs="Aparajita"/>
+                <w:color w:val="808080" w:themeColor="background1" w:themeShade="80"/>
+                <w:sz w:val="18"/>
+                <w:szCs w:val="18"/>
+              </w:rPr>
+              <w:t>/</w:t>
+            </w:r>
+            <w:proofErr w:type="spellStart"/>
+            <w:proofErr w:type="gramStart"/>
+            <w:r>
+              <w:rPr>
+                <w:rFonts w:ascii="Aptos" w:hAnsi="Aptos" w:cs="Aparajita"/>
+                <w:color w:val="808080" w:themeColor="background1" w:themeShade="80"/>
+                <w:sz w:val="18"/>
+                <w:szCs w:val="18"/>
+              </w:rPr>
+              <w:t>alejandraveliz</w:t>
+            </w:r>
+            <w:proofErr w:type="spellEnd"/>
+            <w:proofErr w:type="gramEnd"/>
+            <w:r>
+              <w:rPr>
+                <w:rFonts w:ascii="Aptos" w:hAnsi="Aptos" w:cs="Aparajita"/>
+                <w:color w:val="808080" w:themeColor="background1" w:themeShade="80"/>
+                <w:sz w:val="18"/>
+                <w:szCs w:val="18"/>
+              </w:rPr>
+              <w:t>-crypto</w:t>
+            </w:r>
           </w:p>
         </w:tc>
         <w:tc>
           <w:tcPr>
-            <w:tcW w:w="6960" w:type="dxa"/>
+            <w:tcW w:w="7233" w:type="dxa"/>
             <w:tcMar>
               <w:top w:w="80" w:type="dxa"/>
               <w:left w:w="120" w:type="dxa"/>
@@ -4228,22 +4962,21 @@
           </w:tcPr>
           <w:p>
             <w:pPr>
-              <w:spacing w:after="0" w:line="240" w:lineRule="auto"/>
               <w:contextualSpacing/>
               <w:rPr>
-                <w:rFonts w:ascii="Aptos" w:hAnsi="Aptos"/>
-                <w:sz w:val="20"/>
-                <w:szCs w:val="20"/>
+                <w:rFonts w:ascii="Aptos" w:hAnsi="Aptos" w:cs="Aparajita"/>
+                <w:sz w:val="18"/>
+                <w:szCs w:val="18"/>
               </w:rPr>
             </w:pPr>
             <w:r>
               <w:rPr>
-                <w:rFonts w:ascii="Aptos" w:hAnsi="Aptos"/>
+                <w:rFonts w:ascii="Aptos" w:hAnsi="Aptos" w:cs="Aparajita"/>
                 <w:color w:val="000000"/>
                 <w:sz w:val="18"/>
-                <w:szCs w:val="20"/>
-              </w:rPr>
-              <w:t>Informe Word y publicación validada de la imagen Docker en GHCR.</w:t>
+                <w:szCs w:val="18"/>
+              </w:rPr>
+              <w:t>PR #4 integrado: GHCR v0.1.0. PR #8 abierto con el informe v0.2; esta v0.3 está lista para incorporarse.</w:t>
             </w:r>
           </w:p>
         </w:tc>
@@ -4251,147 +4984,133 @@
     </w:tbl>
     <w:p>
       <w:pPr>
-        <w:spacing w:before="100" w:beforeAutospacing="1" w:after="100" w:afterAutospacing="1" w:line="240" w:lineRule="auto"/>
+        <w:spacing w:before="100" w:beforeAutospacing="1" w:after="100" w:afterAutospacing="1"/>
         <w:contextualSpacing/>
         <w:rPr>
-          <w:rFonts w:ascii="Aptos" w:hAnsi="Aptos"/>
-          <w:sz w:val="20"/>
-          <w:szCs w:val="20"/>
+          <w:rFonts w:ascii="Aptos" w:hAnsi="Aptos" w:cs="Aparajita"/>
+          <w:sz w:val="21"/>
+          <w:szCs w:val="21"/>
         </w:rPr>
       </w:pPr>
     </w:p>
     <w:p>
       <w:pPr>
         <w:pStyle w:val="Ttulo2"/>
-        <w:spacing w:before="100" w:beforeAutospacing="1" w:after="100" w:afterAutospacing="1" w:line="240" w:lineRule="auto"/>
+        <w:spacing w:before="100" w:beforeAutospacing="1" w:after="100" w:afterAutospacing="1"/>
         <w:contextualSpacing/>
         <w:rPr>
-          <w:rFonts w:ascii="Aptos" w:hAnsi="Aptos"/>
-          <w:sz w:val="22"/>
-          <w:szCs w:val="22"/>
+          <w:rFonts w:ascii="Aptos" w:hAnsi="Aptos" w:cs="Aparajita"/>
+          <w:sz w:val="24"/>
+          <w:szCs w:val="24"/>
         </w:rPr>
       </w:pPr>
       <w:r>
         <w:rPr>
-          <w:rFonts w:ascii="Aptos" w:hAnsi="Aptos"/>
-          <w:sz w:val="22"/>
-          <w:szCs w:val="22"/>
+          <w:rFonts w:ascii="Aptos" w:hAnsi="Aptos" w:cs="Aparajita"/>
+          <w:sz w:val="24"/>
+          <w:szCs w:val="24"/>
         </w:rPr>
         <w:t>Uso de inteligencia artificial</w:t>
       </w:r>
     </w:p>
     <w:p>
       <w:pPr>
-        <w:spacing w:before="100" w:beforeAutospacing="1" w:after="100" w:afterAutospacing="1" w:line="240" w:lineRule="auto"/>
+        <w:spacing w:before="100" w:beforeAutospacing="1" w:after="100" w:afterAutospacing="1"/>
         <w:contextualSpacing/>
         <w:rPr>
-          <w:rFonts w:ascii="Aptos" w:hAnsi="Aptos"/>
-          <w:sz w:val="20"/>
-          <w:szCs w:val="20"/>
+          <w:rFonts w:ascii="Aptos" w:hAnsi="Aptos" w:cs="Aparajita"/>
+          <w:sz w:val="21"/>
+          <w:szCs w:val="21"/>
         </w:rPr>
       </w:pPr>
       <w:r>
         <w:rPr>
-          <w:rFonts w:ascii="Aptos" w:hAnsi="Aptos"/>
+          <w:rFonts w:ascii="Aptos" w:hAnsi="Aptos" w:cs="Aparajita"/>
           <w:color w:val="000000"/>
-          <w:sz w:val="20"/>
-          <w:szCs w:val="20"/>
+          <w:sz w:val="21"/>
+          <w:szCs w:val="21"/>
         </w:rPr>
-        <w:t xml:space="preserve">El equipo declaró el uso de Claude como apoyo conceptual, de redacción y de programación durante el desarrollo. Para revisar la pauta y el repositorio, estructurar el informe y apoyar su redacción se utilizó </w:t>
-      </w:r>
-      <w:r>
-        <w:rPr>
-          <w:rFonts w:ascii="Aptos" w:hAnsi="Aptos"/>
-          <w:color w:val="000000"/>
-          <w:sz w:val="20"/>
-          <w:szCs w:val="20"/>
-        </w:rPr>
-        <w:lastRenderedPageBreak/>
-        <w:t>además ChatGPT/Codex. El equipo conserva la responsabilidad sobre las decisiones, la ejecución, la validación y la entrega.</w:t>
+        <w:t>El equipo declaró el uso de Claude como apoyo conceptual, de redacción y de programación durante el desarrollo. Para revisar la pauta y el repositorio, estructurar el informe y apoyar su redacción se utilizó además ChatGPT/Codex. El equipo conserva la responsabilidad sobre las decisiones, la ejecución, la validación y la entrega.</w:t>
       </w:r>
     </w:p>
     <w:p>
       <w:pPr>
         <w:pStyle w:val="Ttulo2"/>
-        <w:spacing w:before="100" w:beforeAutospacing="1" w:after="100" w:afterAutospacing="1" w:line="240" w:lineRule="auto"/>
+        <w:spacing w:before="100" w:beforeAutospacing="1" w:after="100" w:afterAutospacing="1"/>
         <w:contextualSpacing/>
         <w:rPr>
-          <w:rFonts w:ascii="Aptos" w:hAnsi="Aptos"/>
-          <w:sz w:val="22"/>
-          <w:szCs w:val="22"/>
+          <w:rFonts w:ascii="Aptos" w:hAnsi="Aptos" w:cs="Aparajita"/>
+          <w:sz w:val="24"/>
+          <w:szCs w:val="24"/>
         </w:rPr>
       </w:pPr>
       <w:r>
         <w:rPr>
-          <w:rFonts w:ascii="Aptos" w:hAnsi="Aptos"/>
-          <w:sz w:val="22"/>
-          <w:szCs w:val="22"/>
+          <w:rFonts w:ascii="Aptos" w:hAnsi="Aptos" w:cs="Aparajita"/>
+          <w:sz w:val="24"/>
+          <w:szCs w:val="24"/>
         </w:rPr>
         <w:t>Fuentes</w:t>
       </w:r>
     </w:p>
     <w:p>
       <w:pPr>
-        <w:spacing w:before="100" w:beforeAutospacing="1" w:after="100" w:afterAutospacing="1" w:line="240" w:lineRule="auto"/>
+        <w:spacing w:before="100" w:beforeAutospacing="1" w:after="100" w:afterAutospacing="1"/>
         <w:contextualSpacing/>
         <w:rPr>
-          <w:rFonts w:ascii="Aptos" w:hAnsi="Aptos"/>
-          <w:color w:val="000000"/>
-          <w:sz w:val="20"/>
-          <w:szCs w:val="20"/>
+          <w:rFonts w:ascii="Aptos" w:hAnsi="Aptos" w:cs="Aparajita"/>
+          <w:sz w:val="21"/>
+          <w:szCs w:val="21"/>
         </w:rPr>
       </w:pPr>
       <w:r>
         <w:rPr>
-          <w:rFonts w:ascii="Aptos" w:hAnsi="Aptos"/>
+          <w:rFonts w:ascii="Aptos" w:hAnsi="Aptos" w:cs="Aparajita"/>
           <w:b/>
-          <w:bCs/>
-          <w:color w:val="000000"/>
-          <w:sz w:val="20"/>
-          <w:szCs w:val="20"/>
+          <w:color w:val="0B2545"/>
+          <w:sz w:val="18"/>
+          <w:szCs w:val="21"/>
         </w:rPr>
-        <w:t>Dataset y notebook:</w:t>
+        <w:t xml:space="preserve">Dataset y notebook: </w:t>
       </w:r>
       <w:r>
         <w:rPr>
-          <w:rFonts w:ascii="Aptos" w:hAnsi="Aptos"/>
+          <w:rFonts w:ascii="Aptos" w:hAnsi="Aptos" w:cs="Aparajita"/>
           <w:color w:val="000000"/>
-          <w:sz w:val="20"/>
-          <w:szCs w:val="20"/>
+          <w:sz w:val="18"/>
+          <w:szCs w:val="21"/>
         </w:rPr>
-        <w:t xml:space="preserve"> kaggle.com/datasets/anandshaw2001/customer-churn-dataset · kaggle.com/code/ih8asham/customer-churn-dataset</w:t>
+        <w:t>kaggle.com/datasets/anandshaw2001/customer-churn-dataset · kaggle.com/code/ih8asham/customer-churn-dataset</w:t>
       </w:r>
     </w:p>
     <w:p>
       <w:pPr>
-        <w:spacing w:before="100" w:beforeAutospacing="1" w:after="100" w:afterAutospacing="1" w:line="240" w:lineRule="auto"/>
+        <w:spacing w:before="100" w:beforeAutospacing="1" w:after="100" w:afterAutospacing="1"/>
         <w:contextualSpacing/>
         <w:rPr>
-          <w:rFonts w:ascii="Aptos" w:hAnsi="Aptos"/>
-          <w:color w:val="000000"/>
-          <w:sz w:val="20"/>
-          <w:szCs w:val="20"/>
+          <w:rFonts w:ascii="Aptos" w:hAnsi="Aptos" w:cs="Aparajita"/>
+          <w:sz w:val="21"/>
+          <w:szCs w:val="21"/>
         </w:rPr>
       </w:pPr>
       <w:r>
         <w:rPr>
-          <w:rFonts w:ascii="Aptos" w:hAnsi="Aptos"/>
+          <w:rFonts w:ascii="Aptos" w:hAnsi="Aptos" w:cs="Aparajita"/>
           <w:b/>
-          <w:bCs/>
-          <w:color w:val="000000"/>
-          <w:sz w:val="20"/>
-          <w:szCs w:val="20"/>
+          <w:color w:val="0B2545"/>
+          <w:sz w:val="18"/>
+          <w:szCs w:val="21"/>
         </w:rPr>
-        <w:t>Repositorio y pauta:</w:t>
+        <w:t xml:space="preserve">Repositorio y pauta: </w:t>
       </w:r>
       <w:r>
         <w:rPr>
-          <w:rFonts w:ascii="Aptos" w:hAnsi="Aptos"/>
+          <w:rFonts w:ascii="Aptos" w:hAnsi="Aptos" w:cs="Aparajita"/>
           <w:color w:val="000000"/>
-          <w:sz w:val="20"/>
-          <w:szCs w:val="20"/>
+          <w:sz w:val="18"/>
+          <w:szCs w:val="21"/>
         </w:rPr>
-        <w:t xml:space="preserve"> github.com/LeoSaraviaS/churn-mlops · GitHub Actions y paquete GHCR churn-api · Servicio MLOps end-to-end, UAI.</w:t>
+        <w:t>github.com/LeoSaraviaS/churn-mlops · Actions · GHCR · Cloud Run · Pauta UAI.</w:t>
       </w:r>
     </w:p>
     <w:sectPr>
@@ -4409,9 +5128,6 @@
 <w:endnotes xmlns:wpc="http://schemas.microsoft.com/office/word/2010/wordprocessingCanvas" xmlns:cx="http://schemas.microsoft.com/office/drawing/2014/chartex" xmlns:cx1="http://schemas.microsoft.com/office/drawing/2015/9/8/chartex" xmlns:cx2="http://schemas.microsoft.com/office/drawing/2015/10/21/chartex" xmlns:cx3="http://schemas.microsoft.com/office/drawing/2016/5/9/chartex" xmlns:cx4="http://schemas.microsoft.com/office/drawing/2016/5/10/chartex" xmlns:cx5="http://schemas.microsoft.com/office/drawing/2016/5/11/chartex" xmlns:cx6="http://schemas.microsoft.com/office/drawing/2016/5/12/chartex" xmlns:cx7="http://schemas.microsoft.com/office/drawing/2016/5/13/chartex" xmlns:cx8="http://schemas.microsoft.com/office/drawing/2016/5/14/chartex" xmlns:mc="http://schemas.openxmlformats.org/markup-compatibility/2006" xmlns:m="http://schemas.openxmlformats.org/officeDocument/2006/math" xmlns:aink="http://schemas.microsoft.com/office/drawing/2016/ink" xmlns:am3d="http://schemas.microsoft.com/office/drawing/2017/model3d" xmlns:oel="http://schemas.microsoft.com/office/2019/extlst" xmlns:r="http://schemas.openxmlformats.org/officeDocument/2006/relationships" xmlns:wp14="http://schemas.microsoft.com/office/word/2010/wordprocessingDrawing" xmlns:wp="http://schemas.openxmlformats.org/drawingml/2006/wordprocessingDrawing" xmlns:wpg="http://schemas.microsoft.com/office/word/2010/wordprocessingGroup" xmlns:wpi="http://schemas.microsoft.com/office/word/2010/wordprocessingInk" xmlns:wps="http://schemas.microsoft.com/office/word/2010/wordprocessingShape" xmlns:o="urn:schemas-microsoft-com:office:office" xmlns:v="urn:schemas-microsoft-com:vml" xmlns:w10="urn:schemas-microsoft-com:office:word" xmlns:w="http://schemas.openxmlformats.org/wordprocessingml/2006/main" xmlns:w14="http://schemas.microsoft.com/office/word/2010/wordml" xmlns:w15="http://schemas.microsoft.com/office/word/2012/wordml" xmlns:w16cex="http://schemas.microsoft.com/office/word/2018/wordml/cex" xmlns:w16cid="http://schemas.microsoft.com/office/word/2016/wordml/cid" xmlns:w16="http://schemas.microsoft.com/office/word/2018/wordml" xmlns:w16sdtdh="http://schemas.microsoft.com/office/word/2020/wordml/sdtdatahash" xmlns:w16sdtfl="http://schemas.microsoft.com/office/word/2024/wordml/sdtformatlock" xmlns:w16se="http://schemas.microsoft.com/office/word/2015/wordml/symex" xmlns:w16du="http://schemas.microsoft.com/office/word/2023/wordml/word16du" xmlns:wne="http://schemas.microsoft.com/office/word/2006/wordml" mc:Ignorable="w14 w15 w16se w16cid w16 w16cex w16sdtdh w16sdtfl w16du wp14">
   <w:endnote w:type="separator" w:id="-1">
     <w:p>
-      <w:pPr>
-        <w:spacing w:after="0" w:line="240" w:lineRule="auto"/>
-      </w:pPr>
       <w:r>
         <w:separator/>
       </w:r>
@@ -4419,9 +5135,6 @@
   </w:endnote>
   <w:endnote w:type="continuationSeparator" w:id="0">
     <w:p>
-      <w:pPr>
-        <w:spacing w:after="0" w:line="240" w:lineRule="auto"/>
-      </w:pPr>
       <w:r>
         <w:continuationSeparator/>
       </w:r>
@@ -4436,47 +5149,64 @@
     <w:pPr>
       <w:pStyle w:val="Piedepgina"/>
       <w:jc w:val="right"/>
+      <w:rPr>
+        <w:rFonts w:ascii="Aptos" w:hAnsi="Aptos"/>
+        <w:sz w:val="21"/>
+        <w:szCs w:val="21"/>
+      </w:rPr>
     </w:pPr>
     <w:r>
       <w:rPr>
+        <w:rFonts w:ascii="Aptos" w:hAnsi="Aptos"/>
         <w:color w:val="5B6573"/>
-        <w:sz w:val="18"/>
-      </w:rPr>
-      <w:t xml:space="preserve">  Página </w:t>
+        <w:sz w:val="16"/>
+        <w:szCs w:val="21"/>
+      </w:rPr>
+      <w:t xml:space="preserve">Página </w:t>
     </w:r>
     <w:r>
       <w:rPr>
+        <w:rFonts w:ascii="Aptos" w:hAnsi="Aptos"/>
         <w:color w:val="5B6573"/>
-        <w:sz w:val="18"/>
+        <w:sz w:val="16"/>
+        <w:szCs w:val="21"/>
       </w:rPr>
       <w:fldChar w:fldCharType="begin"/>
     </w:r>
     <w:r>
       <w:rPr>
+        <w:rFonts w:ascii="Aptos" w:hAnsi="Aptos"/>
         <w:color w:val="5B6573"/>
-        <w:sz w:val="18"/>
+        <w:sz w:val="16"/>
+        <w:szCs w:val="21"/>
       </w:rPr>
       <w:instrText xml:space="preserve"> PAGE </w:instrText>
     </w:r>
     <w:r>
       <w:rPr>
+        <w:rFonts w:ascii="Aptos" w:hAnsi="Aptos"/>
         <w:color w:val="5B6573"/>
-        <w:sz w:val="18"/>
+        <w:sz w:val="16"/>
+        <w:szCs w:val="21"/>
       </w:rPr>
       <w:fldChar w:fldCharType="separate"/>
     </w:r>
     <w:r>
       <w:rPr>
+        <w:rFonts w:ascii="Aptos" w:hAnsi="Aptos"/>
         <w:noProof/>
         <w:color w:val="5B6573"/>
-        <w:sz w:val="18"/>
+        <w:sz w:val="16"/>
+        <w:szCs w:val="21"/>
       </w:rPr>
       <w:t>1</w:t>
     </w:r>
     <w:r>
       <w:rPr>
+        <w:rFonts w:ascii="Aptos" w:hAnsi="Aptos"/>
         <w:color w:val="5B6573"/>
-        <w:sz w:val="18"/>
+        <w:sz w:val="16"/>
+        <w:szCs w:val="21"/>
       </w:rPr>
       <w:fldChar w:fldCharType="end"/>
     </w:r>
@@ -4488,9 +5218,6 @@
 <w:footnotes xmlns:wpc="http://schemas.microsoft.com/office/word/2010/wordprocessingCanvas" xmlns:cx="http://schemas.microsoft.com/office/drawing/2014/chartex" xmlns:cx1="http://schemas.microsoft.com/office/drawing/2015/9/8/chartex" xmlns:cx2="http://schemas.microsoft.com/office/drawing/2015/10/21/chartex" xmlns:cx3="http://schemas.microsoft.com/office/drawing/2016/5/9/chartex" xmlns:cx4="http://schemas.microsoft.com/office/drawing/2016/5/10/chartex" xmlns:cx5="http://schemas.microsoft.com/office/drawing/2016/5/11/chartex" xmlns:cx6="http://schemas.microsoft.com/office/drawing/2016/5/12/chartex" xmlns:cx7="http://schemas.microsoft.com/office/drawing/2016/5/13/chartex" xmlns:cx8="http://schemas.microsoft.com/office/drawing/2016/5/14/chartex" xmlns:mc="http://schemas.openxmlformats.org/markup-compatibility/2006" xmlns:m="http://schemas.openxmlformats.org/officeDocument/2006/math" xmlns:aink="http://schemas.microsoft.com/office/drawing/2016/ink" xmlns:am3d="http://schemas.microsoft.com/office/drawing/2017/model3d" xmlns:oel="http://schemas.microsoft.com/office/2019/extlst" xmlns:r="http://schemas.openxmlformats.org/officeDocument/2006/relationships" xmlns:wp14="http://schemas.microsoft.com/office/word/2010/wordprocessingDrawing" xmlns:wp="http://schemas.openxmlformats.org/drawingml/2006/wordprocessingDrawing" xmlns:wpg="http://schemas.microsoft.com/office/word/2010/wordprocessingGroup" xmlns:wpi="http://schemas.microsoft.com/office/word/2010/wordprocessingInk" xmlns:wps="http://schemas.microsoft.com/office/word/2010/wordprocessingShape" xmlns:o="urn:schemas-microsoft-com:office:office" xmlns:v="urn:schemas-microsoft-com:vml" xmlns:w10="urn:schemas-microsoft-com:office:word" xmlns:w="http://schemas.openxmlformats.org/wordprocessingml/2006/main" xmlns:w14="http://schemas.microsoft.com/office/word/2010/wordml" xmlns:w15="http://schemas.microsoft.com/office/word/2012/wordml" xmlns:w16cex="http://schemas.microsoft.com/office/word/2018/wordml/cex" xmlns:w16cid="http://schemas.microsoft.com/office/word/2016/wordml/cid" xmlns:w16="http://schemas.microsoft.com/office/word/2018/wordml" xmlns:w16sdtdh="http://schemas.microsoft.com/office/word/2020/wordml/sdtdatahash" xmlns:w16sdtfl="http://schemas.microsoft.com/office/word/2024/wordml/sdtformatlock" xmlns:w16se="http://schemas.microsoft.com/office/word/2015/wordml/symex" xmlns:w16du="http://schemas.microsoft.com/office/word/2023/wordml/word16du" xmlns:wne="http://schemas.microsoft.com/office/word/2006/wordml" mc:Ignorable="w14 w15 w16se w16cid w16 w16cex w16sdtdh w16sdtfl w16du wp14">
   <w:footnote w:type="separator" w:id="-1">
     <w:p>
-      <w:pPr>
-        <w:spacing w:after="0" w:line="240" w:lineRule="auto"/>
-      </w:pPr>
       <w:r>
         <w:separator/>
       </w:r>
@@ -4498,9 +5225,6 @@
   </w:footnote>
   <w:footnote w:type="continuationSeparator" w:id="0">
     <w:p>
-      <w:pPr>
-        <w:spacing w:after="0" w:line="240" w:lineRule="auto"/>
-      </w:pPr>
       <w:r>
         <w:continuationSeparator/>
       </w:r>
@@ -4682,31 +5406,31 @@
       </w:rPr>
     </w:lvl>
   </w:abstractNum>
-  <w:num w:numId="1" w16cid:durableId="1130435440">
+  <w:num w:numId="1" w16cid:durableId="385031994">
     <w:abstractNumId w:val="8"/>
   </w:num>
-  <w:num w:numId="2" w16cid:durableId="1133062853">
+  <w:num w:numId="2" w16cid:durableId="1019623125">
     <w:abstractNumId w:val="6"/>
   </w:num>
-  <w:num w:numId="3" w16cid:durableId="284048015">
+  <w:num w:numId="3" w16cid:durableId="34938874">
     <w:abstractNumId w:val="5"/>
   </w:num>
-  <w:num w:numId="4" w16cid:durableId="1623421608">
+  <w:num w:numId="4" w16cid:durableId="306977149">
     <w:abstractNumId w:val="4"/>
   </w:num>
-  <w:num w:numId="5" w16cid:durableId="975137000">
+  <w:num w:numId="5" w16cid:durableId="1188175691">
     <w:abstractNumId w:val="7"/>
   </w:num>
-  <w:num w:numId="6" w16cid:durableId="1396199862">
+  <w:num w:numId="6" w16cid:durableId="1806578649">
     <w:abstractNumId w:val="3"/>
   </w:num>
-  <w:num w:numId="7" w16cid:durableId="1796177164">
+  <w:num w:numId="7" w16cid:durableId="557668781">
     <w:abstractNumId w:val="2"/>
   </w:num>
-  <w:num w:numId="8" w16cid:durableId="643201215">
+  <w:num w:numId="8" w16cid:durableId="202864484">
     <w:abstractNumId w:val="1"/>
   </w:num>
-  <w:num w:numId="9" w16cid:durableId="136459030">
+  <w:num w:numId="9" w16cid:durableId="1231842535">
     <w:abstractNumId w:val="0"/>
   </w:num>
 </w:numbering>
@@ -4723,11 +5447,7 @@
         <w:lang w:val="en-US" w:eastAsia="en-US" w:bidi="ar-SA"/>
       </w:rPr>
     </w:rPrDefault>
-    <w:pPrDefault>
-      <w:pPr>
-        <w:spacing w:after="200" w:line="276" w:lineRule="auto"/>
-      </w:pPr>
-    </w:pPrDefault>
+    <w:pPrDefault/>
   </w:docDefaults>
   <w:latentStyles w:defLockedState="0" w:defUIPriority="99" w:defSemiHidden="0" w:defUnhideWhenUsed="0" w:defQFormat="0" w:count="376">
     <w:lsdException w:name="Normal" w:uiPriority="0" w:qFormat="1"/>
@@ -5102,9 +5822,6 @@
     <w:name w:val="Normal"/>
     <w:qFormat/>
     <w:rsid w:val="00FC693F"/>
-    <w:pPr>
-      <w:spacing w:after="120" w:line="264" w:lineRule="auto"/>
-    </w:pPr>
     <w:rPr>
       <w:rFonts w:ascii="Calibri" w:hAnsi="Calibri"/>
     </w:rPr>
@@ -5144,7 +5861,7 @@
     <w:pPr>
       <w:keepNext/>
       <w:keepLines/>
-      <w:spacing w:before="240"/>
+      <w:spacing w:before="240" w:after="120"/>
       <w:outlineLvl w:val="1"/>
     </w:pPr>
     <w:rPr>
@@ -5192,7 +5909,7 @@
     <w:pPr>
       <w:keepNext/>
       <w:keepLines/>
-      <w:spacing w:before="200" w:after="0"/>
+      <w:spacing w:before="200"/>
       <w:outlineLvl w:val="3"/>
     </w:pPr>
     <w:rPr>
@@ -5217,7 +5934,7 @@
     <w:pPr>
       <w:keepNext/>
       <w:keepLines/>
-      <w:spacing w:before="200" w:after="0"/>
+      <w:spacing w:before="200"/>
       <w:outlineLvl w:val="4"/>
     </w:pPr>
     <w:rPr>
@@ -5238,7 +5955,7 @@
     <w:pPr>
       <w:keepNext/>
       <w:keepLines/>
-      <w:spacing w:before="200" w:after="0"/>
+      <w:spacing w:before="200"/>
       <w:outlineLvl w:val="5"/>
     </w:pPr>
     <w:rPr>
@@ -5261,7 +5978,7 @@
     <w:pPr>
       <w:keepNext/>
       <w:keepLines/>
-      <w:spacing w:before="200" w:after="0"/>
+      <w:spacing w:before="200"/>
       <w:outlineLvl w:val="6"/>
     </w:pPr>
     <w:rPr>
@@ -5284,7 +6001,7 @@
     <w:pPr>
       <w:keepNext/>
       <w:keepLines/>
-      <w:spacing w:before="200" w:after="0"/>
+      <w:spacing w:before="200"/>
       <w:outlineLvl w:val="7"/>
     </w:pPr>
     <w:rPr>
@@ -5307,7 +6024,7 @@
     <w:pPr>
       <w:keepNext/>
       <w:keepLines/>
-      <w:spacing w:before="200" w:after="0"/>
+      <w:spacing w:before="200"/>
       <w:outlineLvl w:val="8"/>
     </w:pPr>
     <w:rPr>
@@ -5358,7 +6075,6 @@
         <w:tab w:val="center" w:pos="4680"/>
         <w:tab w:val="right" w:pos="9360"/>
       </w:tabs>
-      <w:spacing w:after="0" w:line="240" w:lineRule="auto"/>
     </w:pPr>
   </w:style>
   <w:style w:type="character" w:customStyle="1" w:styleId="EncabezadoCar">
@@ -5380,7 +6096,6 @@
         <w:tab w:val="center" w:pos="4680"/>
         <w:tab w:val="right" w:pos="9360"/>
       </w:tabs>
-      <w:spacing w:after="0" w:line="240" w:lineRule="auto"/>
     </w:pPr>
   </w:style>
   <w:style w:type="character" w:customStyle="1" w:styleId="PiedepginaCar">
@@ -5395,9 +6110,6 @@
     <w:uiPriority w:val="1"/>
     <w:qFormat/>
     <w:rsid w:val="00FC693F"/>
-    <w:pPr>
-      <w:spacing w:after="0" w:line="240" w:lineRule="auto"/>
-    </w:pPr>
   </w:style>
   <w:style w:type="character" w:customStyle="1" w:styleId="Ttulo1Car">
     <w:name w:val="Título 1 Car"/>
@@ -5455,7 +6167,7 @@
       <w:pBdr>
         <w:bottom w:val="single" w:sz="8" w:space="4" w:color="4F81BD" w:themeColor="accent1"/>
       </w:pBdr>
-      <w:spacing w:after="80" w:line="240" w:lineRule="auto"/>
+      <w:spacing w:after="80"/>
       <w:contextualSpacing/>
     </w:pPr>
     <w:rPr>
@@ -5542,6 +6254,9 @@
     <w:uiPriority w:val="99"/>
     <w:unhideWhenUsed/>
     <w:rsid w:val="00AA1D8D"/>
+    <w:pPr>
+      <w:spacing w:after="120"/>
+    </w:pPr>
   </w:style>
   <w:style w:type="character" w:customStyle="1" w:styleId="TextoindependienteCar">
     <w:name w:val="Texto independiente Car"/>
@@ -5558,7 +6273,7 @@
     <w:unhideWhenUsed/>
     <w:rsid w:val="00AA1D8D"/>
     <w:pPr>
-      <w:spacing w:line="480" w:lineRule="auto"/>
+      <w:spacing w:after="120" w:line="480" w:lineRule="auto"/>
     </w:pPr>
   </w:style>
   <w:style w:type="character" w:customStyle="1" w:styleId="Textoindependiente2Car">
@@ -5575,6 +6290,9 @@
     <w:uiPriority w:val="99"/>
     <w:unhideWhenUsed/>
     <w:rsid w:val="00AA1D8D"/>
+    <w:pPr>
+      <w:spacing w:after="120"/>
+    </w:pPr>
     <w:rPr>
       <w:sz w:val="16"/>
       <w:szCs w:val="16"/>
@@ -5709,6 +6427,7 @@
     <w:unhideWhenUsed/>
     <w:rsid w:val="0029639D"/>
     <w:pPr>
+      <w:spacing w:after="120"/>
       <w:ind w:left="360"/>
       <w:contextualSpacing/>
     </w:pPr>
@@ -5720,6 +6439,7 @@
     <w:unhideWhenUsed/>
     <w:rsid w:val="0029639D"/>
     <w:pPr>
+      <w:spacing w:after="120"/>
       <w:ind w:left="720"/>
       <w:contextualSpacing/>
     </w:pPr>
@@ -5731,6 +6451,7 @@
     <w:unhideWhenUsed/>
     <w:rsid w:val="0029639D"/>
     <w:pPr>
+      <w:spacing w:after="120"/>
       <w:ind w:left="1080"/>
       <w:contextualSpacing/>
     </w:pPr>
@@ -5891,9 +6612,6 @@
     <w:unhideWhenUsed/>
     <w:qFormat/>
     <w:rsid w:val="00FC693F"/>
-    <w:pPr>
-      <w:spacing w:line="240" w:lineRule="auto"/>
-    </w:pPr>
     <w:rPr>
       <w:b/>
       <w:bCs/>
@@ -6045,9 +6763,6 @@
     <w:basedOn w:val="Tablanormal"/>
     <w:uiPriority w:val="59"/>
     <w:rsid w:val="00FC693F"/>
-    <w:pPr>
-      <w:spacing w:after="0" w:line="240" w:lineRule="auto"/>
-    </w:pPr>
     <w:tblPr>
       <w:tblBorders>
         <w:top w:val="single" w:sz="4" w:space="0" w:color="auto"/>
@@ -6064,9 +6779,6 @@
     <w:basedOn w:val="Tablanormal"/>
     <w:uiPriority w:val="60"/>
     <w:rsid w:val="00FC693F"/>
-    <w:pPr>
-      <w:spacing w:after="0" w:line="240" w:lineRule="auto"/>
-    </w:pPr>
     <w:rPr>
       <w:color w:val="000000" w:themeColor="text1" w:themeShade="BF"/>
     </w:rPr>
@@ -6160,9 +6872,6 @@
     <w:basedOn w:val="Tablanormal"/>
     <w:uiPriority w:val="60"/>
     <w:rsid w:val="00FC693F"/>
-    <w:pPr>
-      <w:spacing w:after="0" w:line="240" w:lineRule="auto"/>
-    </w:pPr>
     <w:rPr>
       <w:color w:val="365F91" w:themeColor="accent1" w:themeShade="BF"/>
     </w:rPr>
@@ -6256,9 +6965,6 @@
     <w:basedOn w:val="Tablanormal"/>
     <w:uiPriority w:val="60"/>
     <w:rsid w:val="00FC693F"/>
-    <w:pPr>
-      <w:spacing w:after="0" w:line="240" w:lineRule="auto"/>
-    </w:pPr>
     <w:rPr>
       <w:color w:val="943634" w:themeColor="accent2" w:themeShade="BF"/>
     </w:rPr>
@@ -6352,9 +7058,6 @@
     <w:basedOn w:val="Tablanormal"/>
     <w:uiPriority w:val="60"/>
     <w:rsid w:val="00FC693F"/>
-    <w:pPr>
-      <w:spacing w:after="0" w:line="240" w:lineRule="auto"/>
-    </w:pPr>
     <w:rPr>
       <w:color w:val="76923C" w:themeColor="accent3" w:themeShade="BF"/>
     </w:rPr>
@@ -6448,9 +7151,6 @@
     <w:basedOn w:val="Tablanormal"/>
     <w:uiPriority w:val="60"/>
     <w:rsid w:val="00FC693F"/>
-    <w:pPr>
-      <w:spacing w:after="0" w:line="240" w:lineRule="auto"/>
-    </w:pPr>
     <w:rPr>
       <w:color w:val="5F497A" w:themeColor="accent4" w:themeShade="BF"/>
     </w:rPr>
@@ -6544,9 +7244,6 @@
     <w:basedOn w:val="Tablanormal"/>
     <w:uiPriority w:val="60"/>
     <w:rsid w:val="00FC693F"/>
-    <w:pPr>
-      <w:spacing w:after="0" w:line="240" w:lineRule="auto"/>
-    </w:pPr>
     <w:rPr>
       <w:color w:val="31849B" w:themeColor="accent5" w:themeShade="BF"/>
     </w:rPr>
@@ -6640,9 +7337,6 @@
     <w:basedOn w:val="Tablanormal"/>
     <w:uiPriority w:val="60"/>
     <w:rsid w:val="00FC693F"/>
-    <w:pPr>
-      <w:spacing w:after="0" w:line="240" w:lineRule="auto"/>
-    </w:pPr>
     <w:rPr>
       <w:color w:val="E36C0A" w:themeColor="accent6" w:themeShade="BF"/>
     </w:rPr>
@@ -6736,9 +7430,6 @@
     <w:basedOn w:val="Tablanormal"/>
     <w:uiPriority w:val="61"/>
     <w:rsid w:val="00FC693F"/>
-    <w:pPr>
-      <w:spacing w:after="0" w:line="240" w:lineRule="auto"/>
-    </w:pPr>
     <w:tblPr>
       <w:tblStyleRowBandSize w:val="1"/>
       <w:tblStyleColBandSize w:val="1"/>
@@ -6821,9 +7512,6 @@
     <w:basedOn w:val="Tablanormal"/>
     <w:uiPriority w:val="61"/>
     <w:rsid w:val="00FC693F"/>
-    <w:pPr>
-      <w:spacing w:after="0" w:line="240" w:lineRule="auto"/>
-    </w:pPr>
     <w:tblPr>
       <w:tblStyleRowBandSize w:val="1"/>
       <w:tblStyleColBandSize w:val="1"/>
@@ -6906,9 +7594,6 @@
     <w:basedOn w:val="Tablanormal"/>
     <w:uiPriority w:val="61"/>
     <w:rsid w:val="00CB0664"/>
-    <w:pPr>
-      <w:spacing w:after="0" w:line="240" w:lineRule="auto"/>
-    </w:pPr>
     <w:tblPr>
       <w:tblStyleRowBandSize w:val="1"/>
       <w:tblStyleColBandSize w:val="1"/>
@@ -6991,9 +7676,6 @@
     <w:basedOn w:val="Tablanormal"/>
     <w:uiPriority w:val="61"/>
     <w:rsid w:val="00CB0664"/>
-    <w:pPr>
-      <w:spacing w:after="0" w:line="240" w:lineRule="auto"/>
-    </w:pPr>
     <w:tblPr>
       <w:tblStyleRowBandSize w:val="1"/>
       <w:tblStyleColBandSize w:val="1"/>
@@ -7076,9 +7758,6 @@
     <w:basedOn w:val="Tablanormal"/>
     <w:uiPriority w:val="61"/>
     <w:rsid w:val="00CB0664"/>
-    <w:pPr>
-      <w:spacing w:after="0" w:line="240" w:lineRule="auto"/>
-    </w:pPr>
     <w:tblPr>
       <w:tblStyleRowBandSize w:val="1"/>
       <w:tblStyleColBandSize w:val="1"/>
@@ -7161,9 +7840,6 @@
     <w:basedOn w:val="Tablanormal"/>
     <w:uiPriority w:val="61"/>
     <w:rsid w:val="00CB0664"/>
-    <w:pPr>
-      <w:spacing w:after="0" w:line="240" w:lineRule="auto"/>
-    </w:pPr>
     <w:tblPr>
       <w:tblStyleRowBandSize w:val="1"/>
       <w:tblStyleColBandSize w:val="1"/>
@@ -7246,9 +7922,6 @@
     <w:basedOn w:val="Tablanormal"/>
     <w:uiPriority w:val="61"/>
     <w:rsid w:val="00CB0664"/>
-    <w:pPr>
-      <w:spacing w:after="0" w:line="240" w:lineRule="auto"/>
-    </w:pPr>
     <w:tblPr>
       <w:tblStyleRowBandSize w:val="1"/>
       <w:tblStyleColBandSize w:val="1"/>
@@ -7331,9 +8004,6 @@
     <w:basedOn w:val="Tablanormal"/>
     <w:uiPriority w:val="62"/>
     <w:rsid w:val="00CB0664"/>
-    <w:pPr>
-      <w:spacing w:after="0" w:line="240" w:lineRule="auto"/>
-    </w:pPr>
     <w:tblPr>
       <w:tblStyleRowBandSize w:val="1"/>
       <w:tblStyleColBandSize w:val="1"/>
@@ -7454,9 +8124,6 @@
     <w:basedOn w:val="Tablanormal"/>
     <w:uiPriority w:val="62"/>
     <w:rsid w:val="00CB0664"/>
-    <w:pPr>
-      <w:spacing w:after="0" w:line="240" w:lineRule="auto"/>
-    </w:pPr>
     <w:tblPr>
       <w:tblStyleRowBandSize w:val="1"/>
       <w:tblStyleColBandSize w:val="1"/>
@@ -7577,9 +8244,6 @@
     <w:basedOn w:val="Tablanormal"/>
     <w:uiPriority w:val="62"/>
     <w:rsid w:val="00CB0664"/>
-    <w:pPr>
-      <w:spacing w:after="0" w:line="240" w:lineRule="auto"/>
-    </w:pPr>
     <w:tblPr>
       <w:tblStyleRowBandSize w:val="1"/>
       <w:tblStyleColBandSize w:val="1"/>
@@ -7700,9 +8364,6 @@
     <w:basedOn w:val="Tablanormal"/>
     <w:uiPriority w:val="62"/>
     <w:rsid w:val="00CB0664"/>
-    <w:pPr>
-      <w:spacing w:after="0" w:line="240" w:lineRule="auto"/>
-    </w:pPr>
     <w:tblPr>
       <w:tblStyleRowBandSize w:val="1"/>
       <w:tblStyleColBandSize w:val="1"/>
@@ -7823,9 +8484,6 @@
     <w:basedOn w:val="Tablanormal"/>
     <w:uiPriority w:val="62"/>
     <w:rsid w:val="00CB0664"/>
-    <w:pPr>
-      <w:spacing w:after="0" w:line="240" w:lineRule="auto"/>
-    </w:pPr>
     <w:tblPr>
       <w:tblStyleRowBandSize w:val="1"/>
       <w:tblStyleColBandSize w:val="1"/>
@@ -7946,9 +8604,6 @@
     <w:basedOn w:val="Tablanormal"/>
     <w:uiPriority w:val="62"/>
     <w:rsid w:val="00CB0664"/>
-    <w:pPr>
-      <w:spacing w:after="0" w:line="240" w:lineRule="auto"/>
-    </w:pPr>
     <w:tblPr>
       <w:tblStyleRowBandSize w:val="1"/>
       <w:tblStyleColBandSize w:val="1"/>
@@ -8069,9 +8724,6 @@
     <w:basedOn w:val="Tablanormal"/>
     <w:uiPriority w:val="62"/>
     <w:rsid w:val="00CB0664"/>
-    <w:pPr>
-      <w:spacing w:after="0" w:line="240" w:lineRule="auto"/>
-    </w:pPr>
     <w:tblPr>
       <w:tblStyleRowBandSize w:val="1"/>
       <w:tblStyleColBandSize w:val="1"/>
@@ -8192,9 +8844,6 @@
     <w:basedOn w:val="Tablanormal"/>
     <w:uiPriority w:val="63"/>
     <w:rsid w:val="00CB0664"/>
-    <w:pPr>
-      <w:spacing w:after="0" w:line="240" w:lineRule="auto"/>
-    </w:pPr>
     <w:tblPr>
       <w:tblStyleRowBandSize w:val="1"/>
       <w:tblStyleColBandSize w:val="1"/>
@@ -8291,9 +8940,6 @@
     <w:basedOn w:val="Tablanormal"/>
     <w:uiPriority w:val="63"/>
     <w:rsid w:val="00CB0664"/>
-    <w:pPr>
-      <w:spacing w:after="0" w:line="240" w:lineRule="auto"/>
-    </w:pPr>
     <w:tblPr>
       <w:tblStyleRowBandSize w:val="1"/>
       <w:tblStyleColBandSize w:val="1"/>
@@ -8390,9 +9036,6 @@
     <w:basedOn w:val="Tablanormal"/>
     <w:uiPriority w:val="63"/>
     <w:rsid w:val="00CB0664"/>
-    <w:pPr>
-      <w:spacing w:after="0" w:line="240" w:lineRule="auto"/>
-    </w:pPr>
     <w:tblPr>
       <w:tblStyleRowBandSize w:val="1"/>
       <w:tblStyleColBandSize w:val="1"/>
@@ -8489,9 +9132,6 @@
     <w:basedOn w:val="Tablanormal"/>
     <w:uiPriority w:val="63"/>
     <w:rsid w:val="00CB0664"/>
-    <w:pPr>
-      <w:spacing w:after="0" w:line="240" w:lineRule="auto"/>
-    </w:pPr>
     <w:tblPr>
       <w:tblStyleRowBandSize w:val="1"/>
       <w:tblStyleColBandSize w:val="1"/>
@@ -8588,9 +9228,6 @@
     <w:basedOn w:val="Tablanormal"/>
     <w:uiPriority w:val="63"/>
     <w:rsid w:val="00CB0664"/>
-    <w:pPr>
-      <w:spacing w:after="0" w:line="240" w:lineRule="auto"/>
-    </w:pPr>
     <w:tblPr>
       <w:tblStyleRowBandSize w:val="1"/>
       <w:tblStyleColBandSize w:val="1"/>
@@ -8687,9 +9324,6 @@
     <w:basedOn w:val="Tablanormal"/>
     <w:uiPriority w:val="63"/>
     <w:rsid w:val="00CB0664"/>
-    <w:pPr>
-      <w:spacing w:after="0" w:line="240" w:lineRule="auto"/>
-    </w:pPr>
     <w:tblPr>
       <w:tblStyleRowBandSize w:val="1"/>
       <w:tblStyleColBandSize w:val="1"/>
@@ -8786,9 +9420,6 @@
     <w:basedOn w:val="Tablanormal"/>
     <w:uiPriority w:val="63"/>
     <w:rsid w:val="00CB0664"/>
-    <w:pPr>
-      <w:spacing w:after="0" w:line="240" w:lineRule="auto"/>
-    </w:pPr>
     <w:tblPr>
       <w:tblStyleRowBandSize w:val="1"/>
       <w:tblStyleColBandSize w:val="1"/>
@@ -8885,9 +9516,6 @@
     <w:basedOn w:val="Tablanormal"/>
     <w:uiPriority w:val="64"/>
     <w:rsid w:val="00CB0664"/>
-    <w:pPr>
-      <w:spacing w:after="0" w:line="240" w:lineRule="auto"/>
-    </w:pPr>
     <w:tblPr>
       <w:tblStyleRowBandSize w:val="1"/>
       <w:tblStyleColBandSize w:val="1"/>
@@ -9027,9 +9655,6 @@
     <w:basedOn w:val="Tablanormal"/>
     <w:uiPriority w:val="64"/>
     <w:rsid w:val="00CB0664"/>
-    <w:pPr>
-      <w:spacing w:after="0" w:line="240" w:lineRule="auto"/>
-    </w:pPr>
     <w:tblPr>
       <w:tblStyleRowBandSize w:val="1"/>
       <w:tblStyleColBandSize w:val="1"/>
@@ -9169,9 +9794,6 @@
     <w:basedOn w:val="Tablanormal"/>
     <w:uiPriority w:val="64"/>
     <w:rsid w:val="00CB0664"/>
-    <w:pPr>
-      <w:spacing w:after="0" w:line="240" w:lineRule="auto"/>
-    </w:pPr>
     <w:tblPr>
       <w:tblStyleRowBandSize w:val="1"/>
       <w:tblStyleColBandSize w:val="1"/>
@@ -9311,9 +9933,6 @@
     <w:basedOn w:val="Tablanormal"/>
     <w:uiPriority w:val="64"/>
     <w:rsid w:val="00CB0664"/>
-    <w:pPr>
-      <w:spacing w:after="0" w:line="240" w:lineRule="auto"/>
-    </w:pPr>
     <w:tblPr>
       <w:tblStyleRowBandSize w:val="1"/>
       <w:tblStyleColBandSize w:val="1"/>
@@ -9453,9 +10072,6 @@
     <w:basedOn w:val="Tablanormal"/>
     <w:uiPriority w:val="64"/>
     <w:rsid w:val="00CB0664"/>
-    <w:pPr>
-      <w:spacing w:after="0" w:line="240" w:lineRule="auto"/>
-    </w:pPr>
     <w:tblPr>
       <w:tblStyleRowBandSize w:val="1"/>
       <w:tblStyleColBandSize w:val="1"/>
@@ -9595,9 +10211,6 @@
     <w:basedOn w:val="Tablanormal"/>
     <w:uiPriority w:val="64"/>
     <w:rsid w:val="00CB0664"/>
-    <w:pPr>
-      <w:spacing w:after="0" w:line="240" w:lineRule="auto"/>
-    </w:pPr>
     <w:tblPr>
       <w:tblStyleRowBandSize w:val="1"/>
       <w:tblStyleColBandSize w:val="1"/>
@@ -9737,9 +10350,6 @@
     <w:basedOn w:val="Tablanormal"/>
     <w:uiPriority w:val="64"/>
     <w:rsid w:val="00CB0664"/>
-    <w:pPr>
-      <w:spacing w:after="0" w:line="240" w:lineRule="auto"/>
-    </w:pPr>
     <w:tblPr>
       <w:tblStyleRowBandSize w:val="1"/>
       <w:tblStyleColBandSize w:val="1"/>
@@ -9879,9 +10489,6 @@
     <w:basedOn w:val="Tablanormal"/>
     <w:uiPriority w:val="65"/>
     <w:rsid w:val="00CB0664"/>
-    <w:pPr>
-      <w:spacing w:after="0" w:line="240" w:lineRule="auto"/>
-    </w:pPr>
     <w:rPr>
       <w:color w:val="000000" w:themeColor="text1"/>
     </w:rPr>
@@ -9956,9 +10563,6 @@
     <w:basedOn w:val="Tablanormal"/>
     <w:uiPriority w:val="65"/>
     <w:rsid w:val="00CB0664"/>
-    <w:pPr>
-      <w:spacing w:after="0" w:line="240" w:lineRule="auto"/>
-    </w:pPr>
     <w:rPr>
       <w:color w:val="000000" w:themeColor="text1"/>
     </w:rPr>
@@ -10033,9 +10637,6 @@
     <w:basedOn w:val="Tablanormal"/>
     <w:uiPriority w:val="65"/>
     <w:rsid w:val="00CB0664"/>
-    <w:pPr>
-      <w:spacing w:after="0" w:line="240" w:lineRule="auto"/>
-    </w:pPr>
     <w:rPr>
       <w:color w:val="000000" w:themeColor="text1"/>
     </w:rPr>
@@ -10110,9 +10711,6 @@
     <w:basedOn w:val="Tablanormal"/>
     <w:uiPriority w:val="65"/>
     <w:rsid w:val="00CB0664"/>
-    <w:pPr>
-      <w:spacing w:after="0" w:line="240" w:lineRule="auto"/>
-    </w:pPr>
     <w:rPr>
       <w:color w:val="000000" w:themeColor="text1"/>
     </w:rPr>
@@ -10187,9 +10785,6 @@
     <w:basedOn w:val="Tablanormal"/>
     <w:uiPriority w:val="65"/>
     <w:rsid w:val="00CB0664"/>
-    <w:pPr>
-      <w:spacing w:after="0" w:line="240" w:lineRule="auto"/>
-    </w:pPr>
     <w:rPr>
       <w:color w:val="000000" w:themeColor="text1"/>
     </w:rPr>
@@ -10264,9 +10859,6 @@
     <w:basedOn w:val="Tablanormal"/>
     <w:uiPriority w:val="65"/>
     <w:rsid w:val="00CB0664"/>
-    <w:pPr>
-      <w:spacing w:after="0" w:line="240" w:lineRule="auto"/>
-    </w:pPr>
     <w:rPr>
       <w:color w:val="000000" w:themeColor="text1"/>
     </w:rPr>
@@ -10341,9 +10933,6 @@
     <w:basedOn w:val="Tablanormal"/>
     <w:uiPriority w:val="65"/>
     <w:rsid w:val="00CB0664"/>
-    <w:pPr>
-      <w:spacing w:after="0" w:line="240" w:lineRule="auto"/>
-    </w:pPr>
     <w:rPr>
       <w:color w:val="000000" w:themeColor="text1"/>
     </w:rPr>
@@ -10418,9 +11007,6 @@
     <w:basedOn w:val="Tablanormal"/>
     <w:uiPriority w:val="66"/>
     <w:rsid w:val="00CB0664"/>
-    <w:pPr>
-      <w:spacing w:after="0" w:line="240" w:lineRule="auto"/>
-    </w:pPr>
     <w:rPr>
       <w:rFonts w:asciiTheme="majorHAnsi" w:eastAsiaTheme="majorEastAsia" w:hAnsiTheme="majorHAnsi" w:cstheme="majorBidi"/>
       <w:color w:val="000000" w:themeColor="text1"/>
@@ -10539,9 +11125,6 @@
     <w:basedOn w:val="Tablanormal"/>
     <w:uiPriority w:val="66"/>
     <w:rsid w:val="00CB0664"/>
-    <w:pPr>
-      <w:spacing w:after="0" w:line="240" w:lineRule="auto"/>
-    </w:pPr>
     <w:rPr>
       <w:rFonts w:asciiTheme="majorHAnsi" w:eastAsiaTheme="majorEastAsia" w:hAnsiTheme="majorHAnsi" w:cstheme="majorBidi"/>
       <w:color w:val="000000" w:themeColor="text1"/>
@@ -10660,9 +11243,6 @@
     <w:basedOn w:val="Tablanormal"/>
     <w:uiPriority w:val="66"/>
     <w:rsid w:val="00CB0664"/>
-    <w:pPr>
-      <w:spacing w:after="0" w:line="240" w:lineRule="auto"/>
-    </w:pPr>
     <w:rPr>
       <w:rFonts w:asciiTheme="majorHAnsi" w:eastAsiaTheme="majorEastAsia" w:hAnsiTheme="majorHAnsi" w:cstheme="majorBidi"/>
       <w:color w:val="000000" w:themeColor="text1"/>
@@ -10781,9 +11361,6 @@
     <w:basedOn w:val="Tablanormal"/>
     <w:uiPriority w:val="66"/>
     <w:rsid w:val="00CB0664"/>
-    <w:pPr>
-      <w:spacing w:after="0" w:line="240" w:lineRule="auto"/>
-    </w:pPr>
     <w:rPr>
       <w:rFonts w:asciiTheme="majorHAnsi" w:eastAsiaTheme="majorEastAsia" w:hAnsiTheme="majorHAnsi" w:cstheme="majorBidi"/>
       <w:color w:val="000000" w:themeColor="text1"/>
@@ -10902,9 +11479,6 @@
     <w:basedOn w:val="Tablanormal"/>
     <w:uiPriority w:val="66"/>
     <w:rsid w:val="00CB0664"/>
-    <w:pPr>
-      <w:spacing w:after="0" w:line="240" w:lineRule="auto"/>
-    </w:pPr>
     <w:rPr>
       <w:rFonts w:asciiTheme="majorHAnsi" w:eastAsiaTheme="majorEastAsia" w:hAnsiTheme="majorHAnsi" w:cstheme="majorBidi"/>
       <w:color w:val="000000" w:themeColor="text1"/>
@@ -11023,9 +11597,6 @@
     <w:basedOn w:val="Tablanormal"/>
     <w:uiPriority w:val="66"/>
     <w:rsid w:val="00CB0664"/>
-    <w:pPr>
-      <w:spacing w:after="0" w:line="240" w:lineRule="auto"/>
-    </w:pPr>
     <w:rPr>
       <w:rFonts w:asciiTheme="majorHAnsi" w:eastAsiaTheme="majorEastAsia" w:hAnsiTheme="majorHAnsi" w:cstheme="majorBidi"/>
       <w:color w:val="000000" w:themeColor="text1"/>
@@ -11144,9 +11715,6 @@
     <w:basedOn w:val="Tablanormal"/>
     <w:uiPriority w:val="66"/>
     <w:rsid w:val="00CB0664"/>
-    <w:pPr>
-      <w:spacing w:after="0" w:line="240" w:lineRule="auto"/>
-    </w:pPr>
     <w:rPr>
       <w:rFonts w:asciiTheme="majorHAnsi" w:eastAsiaTheme="majorEastAsia" w:hAnsiTheme="majorHAnsi" w:cstheme="majorBidi"/>
       <w:color w:val="000000" w:themeColor="text1"/>
@@ -11265,9 +11833,6 @@
     <w:basedOn w:val="Tablanormal"/>
     <w:uiPriority w:val="67"/>
     <w:rsid w:val="00CB0664"/>
-    <w:pPr>
-      <w:spacing w:after="0" w:line="240" w:lineRule="auto"/>
-    </w:pPr>
     <w:tblPr>
       <w:tblStyleRowBandSize w:val="1"/>
       <w:tblStyleColBandSize w:val="1"/>
@@ -11331,9 +11896,6 @@
     <w:basedOn w:val="Tablanormal"/>
     <w:uiPriority w:val="67"/>
     <w:rsid w:val="00CB0664"/>
-    <w:pPr>
-      <w:spacing w:after="0" w:line="240" w:lineRule="auto"/>
-    </w:pPr>
     <w:tblPr>
       <w:tblStyleRowBandSize w:val="1"/>
       <w:tblStyleColBandSize w:val="1"/>
@@ -11397,9 +11959,6 @@
     <w:basedOn w:val="Tablanormal"/>
     <w:uiPriority w:val="67"/>
     <w:rsid w:val="00CB0664"/>
-    <w:pPr>
-      <w:spacing w:after="0" w:line="240" w:lineRule="auto"/>
-    </w:pPr>
     <w:tblPr>
       <w:tblStyleRowBandSize w:val="1"/>
       <w:tblStyleColBandSize w:val="1"/>
@@ -11463,9 +12022,6 @@
     <w:basedOn w:val="Tablanormal"/>
     <w:uiPriority w:val="67"/>
     <w:rsid w:val="00CB0664"/>
-    <w:pPr>
-      <w:spacing w:after="0" w:line="240" w:lineRule="auto"/>
-    </w:pPr>
     <w:tblPr>
       <w:tblStyleRowBandSize w:val="1"/>
       <w:tblStyleColBandSize w:val="1"/>
@@ -11529,9 +12085,6 @@
     <w:basedOn w:val="Tablanormal"/>
     <w:uiPriority w:val="67"/>
     <w:rsid w:val="00CB0664"/>
-    <w:pPr>
-      <w:spacing w:after="0" w:line="240" w:lineRule="auto"/>
-    </w:pPr>
     <w:tblPr>
       <w:tblStyleRowBandSize w:val="1"/>
       <w:tblStyleColBandSize w:val="1"/>
@@ -11595,9 +12148,6 @@
     <w:basedOn w:val="Tablanormal"/>
     <w:uiPriority w:val="67"/>
     <w:rsid w:val="00CB0664"/>
-    <w:pPr>
-      <w:spacing w:after="0" w:line="240" w:lineRule="auto"/>
-    </w:pPr>
     <w:tblPr>
       <w:tblStyleRowBandSize w:val="1"/>
       <w:tblStyleColBandSize w:val="1"/>
@@ -11661,9 +12211,6 @@
     <w:basedOn w:val="Tablanormal"/>
     <w:uiPriority w:val="67"/>
     <w:rsid w:val="00CB0664"/>
-    <w:pPr>
-      <w:spacing w:after="0" w:line="240" w:lineRule="auto"/>
-    </w:pPr>
     <w:tblPr>
       <w:tblStyleRowBandSize w:val="1"/>
       <w:tblStyleColBandSize w:val="1"/>
@@ -11727,9 +12274,6 @@
     <w:basedOn w:val="Tablanormal"/>
     <w:uiPriority w:val="68"/>
     <w:rsid w:val="00CB0664"/>
-    <w:pPr>
-      <w:spacing w:after="0" w:line="240" w:lineRule="auto"/>
-    </w:pPr>
     <w:rPr>
       <w:rFonts w:asciiTheme="majorHAnsi" w:eastAsiaTheme="majorEastAsia" w:hAnsiTheme="majorHAnsi" w:cstheme="majorBidi"/>
       <w:color w:val="000000" w:themeColor="text1"/>
@@ -11845,9 +12389,6 @@
     <w:basedOn w:val="Tablanormal"/>
     <w:uiPriority w:val="68"/>
     <w:rsid w:val="00CB0664"/>
-    <w:pPr>
-      <w:spacing w:after="0" w:line="240" w:lineRule="auto"/>
-    </w:pPr>
     <w:rPr>
       <w:rFonts w:asciiTheme="majorHAnsi" w:eastAsiaTheme="majorEastAsia" w:hAnsiTheme="majorHAnsi" w:cstheme="majorBidi"/>
       <w:color w:val="000000" w:themeColor="text1"/>
@@ -11963,9 +12504,6 @@
     <w:basedOn w:val="Tablanormal"/>
     <w:uiPriority w:val="68"/>
     <w:rsid w:val="00CB0664"/>
-    <w:pPr>
-      <w:spacing w:after="0" w:line="240" w:lineRule="auto"/>
-    </w:pPr>
     <w:rPr>
       <w:rFonts w:asciiTheme="majorHAnsi" w:eastAsiaTheme="majorEastAsia" w:hAnsiTheme="majorHAnsi" w:cstheme="majorBidi"/>
       <w:color w:val="000000" w:themeColor="text1"/>
@@ -12081,9 +12619,6 @@
     <w:basedOn w:val="Tablanormal"/>
     <w:uiPriority w:val="68"/>
     <w:rsid w:val="00CB0664"/>
-    <w:pPr>
-      <w:spacing w:after="0" w:line="240" w:lineRule="auto"/>
-    </w:pPr>
     <w:rPr>
       <w:rFonts w:asciiTheme="majorHAnsi" w:eastAsiaTheme="majorEastAsia" w:hAnsiTheme="majorHAnsi" w:cstheme="majorBidi"/>
       <w:color w:val="000000" w:themeColor="text1"/>
@@ -12199,9 +12734,6 @@
     <w:basedOn w:val="Tablanormal"/>
     <w:uiPriority w:val="68"/>
     <w:rsid w:val="00CB0664"/>
-    <w:pPr>
-      <w:spacing w:after="0" w:line="240" w:lineRule="auto"/>
-    </w:pPr>
     <w:rPr>
       <w:rFonts w:asciiTheme="majorHAnsi" w:eastAsiaTheme="majorEastAsia" w:hAnsiTheme="majorHAnsi" w:cstheme="majorBidi"/>
       <w:color w:val="000000" w:themeColor="text1"/>
@@ -12317,9 +12849,6 @@
     <w:basedOn w:val="Tablanormal"/>
     <w:uiPriority w:val="68"/>
     <w:rsid w:val="00CB0664"/>
-    <w:pPr>
-      <w:spacing w:after="0" w:line="240" w:lineRule="auto"/>
-    </w:pPr>
     <w:rPr>
       <w:rFonts w:asciiTheme="majorHAnsi" w:eastAsiaTheme="majorEastAsia" w:hAnsiTheme="majorHAnsi" w:cstheme="majorBidi"/>
       <w:color w:val="000000" w:themeColor="text1"/>
@@ -12435,9 +12964,6 @@
     <w:basedOn w:val="Tablanormal"/>
     <w:uiPriority w:val="68"/>
     <w:rsid w:val="00CB0664"/>
-    <w:pPr>
-      <w:spacing w:after="0" w:line="240" w:lineRule="auto"/>
-    </w:pPr>
     <w:rPr>
       <w:rFonts w:asciiTheme="majorHAnsi" w:eastAsiaTheme="majorEastAsia" w:hAnsiTheme="majorHAnsi" w:cstheme="majorBidi"/>
       <w:color w:val="000000" w:themeColor="text1"/>
@@ -12553,9 +13079,6 @@
     <w:basedOn w:val="Tablanormal"/>
     <w:uiPriority w:val="69"/>
     <w:rsid w:val="00CB0664"/>
-    <w:pPr>
-      <w:spacing w:after="0" w:line="240" w:lineRule="auto"/>
-    </w:pPr>
     <w:tblPr>
       <w:tblStyleRowBandSize w:val="1"/>
       <w:tblStyleColBandSize w:val="1"/>
@@ -12687,9 +13210,6 @@
     <w:basedOn w:val="Tablanormal"/>
     <w:uiPriority w:val="69"/>
     <w:rsid w:val="00CB0664"/>
-    <w:pPr>
-      <w:spacing w:after="0" w:line="240" w:lineRule="auto"/>
-    </w:pPr>
     <w:tblPr>
       <w:tblStyleRowBandSize w:val="1"/>
       <w:tblStyleColBandSize w:val="1"/>
@@ -12821,9 +13341,6 @@
     <w:basedOn w:val="Tablanormal"/>
     <w:uiPriority w:val="69"/>
     <w:rsid w:val="00CB0664"/>
-    <w:pPr>
-      <w:spacing w:after="0" w:line="240" w:lineRule="auto"/>
-    </w:pPr>
     <w:tblPr>
       <w:tblStyleRowBandSize w:val="1"/>
       <w:tblStyleColBandSize w:val="1"/>
@@ -12955,9 +13472,6 @@
     <w:basedOn w:val="Tablanormal"/>
     <w:uiPriority w:val="69"/>
     <w:rsid w:val="00CB0664"/>
-    <w:pPr>
-      <w:spacing w:after="0" w:line="240" w:lineRule="auto"/>
-    </w:pPr>
     <w:tblPr>
       <w:tblStyleRowBandSize w:val="1"/>
       <w:tblStyleColBandSize w:val="1"/>
@@ -13089,9 +13603,6 @@
     <w:basedOn w:val="Tablanormal"/>
     <w:uiPriority w:val="69"/>
     <w:rsid w:val="00CB0664"/>
-    <w:pPr>
-      <w:spacing w:after="0" w:line="240" w:lineRule="auto"/>
-    </w:pPr>
     <w:tblPr>
       <w:tblStyleRowBandSize w:val="1"/>
       <w:tblStyleColBandSize w:val="1"/>
@@ -13223,9 +13734,6 @@
     <w:basedOn w:val="Tablanormal"/>
     <w:uiPriority w:val="69"/>
     <w:rsid w:val="00CB0664"/>
-    <w:pPr>
-      <w:spacing w:after="0" w:line="240" w:lineRule="auto"/>
-    </w:pPr>
     <w:tblPr>
       <w:tblStyleRowBandSize w:val="1"/>
       <w:tblStyleColBandSize w:val="1"/>
@@ -13357,9 +13865,6 @@
     <w:basedOn w:val="Tablanormal"/>
     <w:uiPriority w:val="69"/>
     <w:rsid w:val="00CB0664"/>
-    <w:pPr>
-      <w:spacing w:after="0" w:line="240" w:lineRule="auto"/>
-    </w:pPr>
     <w:tblPr>
       <w:tblStyleRowBandSize w:val="1"/>
       <w:tblStyleColBandSize w:val="1"/>
@@ -13491,9 +13996,6 @@
     <w:basedOn w:val="Tablanormal"/>
     <w:uiPriority w:val="70"/>
     <w:rsid w:val="00CB0664"/>
-    <w:pPr>
-      <w:spacing w:after="0" w:line="240" w:lineRule="auto"/>
-    </w:pPr>
     <w:rPr>
       <w:color w:val="FFFFFF" w:themeColor="background1"/>
     </w:rPr>
@@ -13598,9 +14100,6 @@
     <w:basedOn w:val="Tablanormal"/>
     <w:uiPriority w:val="70"/>
     <w:rsid w:val="00CB0664"/>
-    <w:pPr>
-      <w:spacing w:after="0" w:line="240" w:lineRule="auto"/>
-    </w:pPr>
     <w:rPr>
       <w:color w:val="FFFFFF" w:themeColor="background1"/>
     </w:rPr>
@@ -13705,9 +14204,6 @@
     <w:basedOn w:val="Tablanormal"/>
     <w:uiPriority w:val="70"/>
     <w:rsid w:val="00CB0664"/>
-    <w:pPr>
-      <w:spacing w:after="0" w:line="240" w:lineRule="auto"/>
-    </w:pPr>
     <w:rPr>
       <w:color w:val="FFFFFF" w:themeColor="background1"/>
     </w:rPr>
@@ -13812,9 +14308,6 @@
     <w:basedOn w:val="Tablanormal"/>
     <w:uiPriority w:val="70"/>
     <w:rsid w:val="00CB0664"/>
-    <w:pPr>
-      <w:spacing w:after="0" w:line="240" w:lineRule="auto"/>
-    </w:pPr>
     <w:rPr>
       <w:color w:val="FFFFFF" w:themeColor="background1"/>
     </w:rPr>
@@ -13919,9 +14412,6 @@
     <w:basedOn w:val="Tablanormal"/>
     <w:uiPriority w:val="70"/>
     <w:rsid w:val="00CB0664"/>
-    <w:pPr>
-      <w:spacing w:after="0" w:line="240" w:lineRule="auto"/>
-    </w:pPr>
     <w:rPr>
       <w:color w:val="FFFFFF" w:themeColor="background1"/>
     </w:rPr>
@@ -14026,9 +14516,6 @@
     <w:basedOn w:val="Tablanormal"/>
     <w:uiPriority w:val="70"/>
     <w:rsid w:val="00CB0664"/>
-    <w:pPr>
-      <w:spacing w:after="0" w:line="240" w:lineRule="auto"/>
-    </w:pPr>
     <w:rPr>
       <w:color w:val="FFFFFF" w:themeColor="background1"/>
     </w:rPr>
@@ -14133,9 +14620,6 @@
     <w:basedOn w:val="Tablanormal"/>
     <w:uiPriority w:val="70"/>
     <w:rsid w:val="00CB0664"/>
-    <w:pPr>
-      <w:spacing w:after="0" w:line="240" w:lineRule="auto"/>
-    </w:pPr>
     <w:rPr>
       <w:color w:val="FFFFFF" w:themeColor="background1"/>
     </w:rPr>
@@ -14240,9 +14724,6 @@
     <w:basedOn w:val="Tablanormal"/>
     <w:uiPriority w:val="71"/>
     <w:rsid w:val="00CB0664"/>
-    <w:pPr>
-      <w:spacing w:after="0" w:line="240" w:lineRule="auto"/>
-    </w:pPr>
     <w:rPr>
       <w:color w:val="000000" w:themeColor="text1"/>
     </w:rPr>
@@ -14355,9 +14836,6 @@
     <w:basedOn w:val="Tablanormal"/>
     <w:uiPriority w:val="71"/>
     <w:rsid w:val="00CB0664"/>
-    <w:pPr>
-      <w:spacing w:after="0" w:line="240" w:lineRule="auto"/>
-    </w:pPr>
     <w:rPr>
       <w:color w:val="000000" w:themeColor="text1"/>
     </w:rPr>
@@ -14470,9 +14948,6 @@
     <w:basedOn w:val="Tablanormal"/>
     <w:uiPriority w:val="71"/>
     <w:rsid w:val="00CB0664"/>
-    <w:pPr>
-      <w:spacing w:after="0" w:line="240" w:lineRule="auto"/>
-    </w:pPr>
     <w:rPr>
       <w:color w:val="000000" w:themeColor="text1"/>
     </w:rPr>
@@ -14585,9 +15060,6 @@
     <w:basedOn w:val="Tablanormal"/>
     <w:uiPriority w:val="71"/>
     <w:rsid w:val="00CB0664"/>
-    <w:pPr>
-      <w:spacing w:after="0" w:line="240" w:lineRule="auto"/>
-    </w:pPr>
     <w:rPr>
       <w:color w:val="000000" w:themeColor="text1"/>
     </w:rPr>
@@ -14690,9 +15162,6 @@
     <w:basedOn w:val="Tablanormal"/>
     <w:uiPriority w:val="71"/>
     <w:rsid w:val="00CB0664"/>
-    <w:pPr>
-      <w:spacing w:after="0" w:line="240" w:lineRule="auto"/>
-    </w:pPr>
     <w:rPr>
       <w:color w:val="000000" w:themeColor="text1"/>
     </w:rPr>
@@ -14805,9 +15274,6 @@
     <w:basedOn w:val="Tablanormal"/>
     <w:uiPriority w:val="71"/>
     <w:rsid w:val="00CB0664"/>
-    <w:pPr>
-      <w:spacing w:after="0" w:line="240" w:lineRule="auto"/>
-    </w:pPr>
     <w:rPr>
       <w:color w:val="000000" w:themeColor="text1"/>
     </w:rPr>
@@ -14920,9 +15386,6 @@
     <w:basedOn w:val="Tablanormal"/>
     <w:uiPriority w:val="71"/>
     <w:rsid w:val="00CB0664"/>
-    <w:pPr>
-      <w:spacing w:after="0" w:line="240" w:lineRule="auto"/>
-    </w:pPr>
     <w:rPr>
       <w:color w:val="000000" w:themeColor="text1"/>
     </w:rPr>
@@ -15035,9 +15498,6 @@
     <w:basedOn w:val="Tablanormal"/>
     <w:uiPriority w:val="72"/>
     <w:rsid w:val="00CB0664"/>
-    <w:pPr>
-      <w:spacing w:after="0" w:line="240" w:lineRule="auto"/>
-    </w:pPr>
     <w:rPr>
       <w:color w:val="000000" w:themeColor="text1"/>
     </w:rPr>
@@ -15114,9 +15574,6 @@
     <w:basedOn w:val="Tablanormal"/>
     <w:uiPriority w:val="72"/>
     <w:rsid w:val="00CB0664"/>
-    <w:pPr>
-      <w:spacing w:after="0" w:line="240" w:lineRule="auto"/>
-    </w:pPr>
     <w:rPr>
       <w:color w:val="000000" w:themeColor="text1"/>
     </w:rPr>
@@ -15193,9 +15650,6 @@
     <w:basedOn w:val="Tablanormal"/>
     <w:uiPriority w:val="72"/>
     <w:rsid w:val="00CB0664"/>
-    <w:pPr>
-      <w:spacing w:after="0" w:line="240" w:lineRule="auto"/>
-    </w:pPr>
     <w:rPr>
       <w:color w:val="000000" w:themeColor="text1"/>
     </w:rPr>
@@ -15272,9 +15726,6 @@
     <w:basedOn w:val="Tablanormal"/>
     <w:uiPriority w:val="72"/>
     <w:rsid w:val="00CB0664"/>
-    <w:pPr>
-      <w:spacing w:after="0" w:line="240" w:lineRule="auto"/>
-    </w:pPr>
     <w:rPr>
       <w:color w:val="000000" w:themeColor="text1"/>
     </w:rPr>
@@ -15351,9 +15802,6 @@
     <w:basedOn w:val="Tablanormal"/>
     <w:uiPriority w:val="72"/>
     <w:rsid w:val="00CB0664"/>
-    <w:pPr>
-      <w:spacing w:after="0" w:line="240" w:lineRule="auto"/>
-    </w:pPr>
     <w:rPr>
       <w:color w:val="000000" w:themeColor="text1"/>
     </w:rPr>
@@ -15430,9 +15878,6 @@
     <w:basedOn w:val="Tablanormal"/>
     <w:uiPriority w:val="72"/>
     <w:rsid w:val="00CB0664"/>
-    <w:pPr>
-      <w:spacing w:after="0" w:line="240" w:lineRule="auto"/>
-    </w:pPr>
     <w:rPr>
       <w:color w:val="000000" w:themeColor="text1"/>
     </w:rPr>
@@ -15509,9 +15954,6 @@
     <w:basedOn w:val="Tablanormal"/>
     <w:uiPriority w:val="72"/>
     <w:rsid w:val="00CB0664"/>
-    <w:pPr>
-      <w:spacing w:after="0" w:line="240" w:lineRule="auto"/>
-    </w:pPr>
     <w:rPr>
       <w:color w:val="000000" w:themeColor="text1"/>
     </w:rPr>
@@ -15588,9 +16030,6 @@
     <w:basedOn w:val="Tablanormal"/>
     <w:uiPriority w:val="73"/>
     <w:rsid w:val="00CB0664"/>
-    <w:pPr>
-      <w:spacing w:after="0" w:line="240" w:lineRule="auto"/>
-    </w:pPr>
     <w:rPr>
       <w:color w:val="000000" w:themeColor="text1"/>
     </w:rPr>
@@ -15661,9 +16100,6 @@
     <w:basedOn w:val="Tablanormal"/>
     <w:uiPriority w:val="73"/>
     <w:rsid w:val="00CB0664"/>
-    <w:pPr>
-      <w:spacing w:after="0" w:line="240" w:lineRule="auto"/>
-    </w:pPr>
     <w:rPr>
       <w:color w:val="000000" w:themeColor="text1"/>
     </w:rPr>
@@ -15734,9 +16170,6 @@
     <w:basedOn w:val="Tablanormal"/>
     <w:uiPriority w:val="73"/>
     <w:rsid w:val="00CB0664"/>
-    <w:pPr>
-      <w:spacing w:after="0" w:line="240" w:lineRule="auto"/>
-    </w:pPr>
     <w:rPr>
       <w:color w:val="000000" w:themeColor="text1"/>
     </w:rPr>
@@ -15807,9 +16240,6 @@
     <w:basedOn w:val="Tablanormal"/>
     <w:uiPriority w:val="73"/>
     <w:rsid w:val="00CB0664"/>
-    <w:pPr>
-      <w:spacing w:after="0" w:line="240" w:lineRule="auto"/>
-    </w:pPr>
     <w:rPr>
       <w:color w:val="000000" w:themeColor="text1"/>
     </w:rPr>
@@ -15880,9 +16310,6 @@
     <w:basedOn w:val="Tablanormal"/>
     <w:uiPriority w:val="73"/>
     <w:rsid w:val="00CB0664"/>
-    <w:pPr>
-      <w:spacing w:after="0" w:line="240" w:lineRule="auto"/>
-    </w:pPr>
     <w:rPr>
       <w:color w:val="000000" w:themeColor="text1"/>
     </w:rPr>
@@ -15953,9 +16380,6 @@
     <w:basedOn w:val="Tablanormal"/>
     <w:uiPriority w:val="73"/>
     <w:rsid w:val="00CB0664"/>
-    <w:pPr>
-      <w:spacing w:after="0" w:line="240" w:lineRule="auto"/>
-    </w:pPr>
     <w:rPr>
       <w:color w:val="000000" w:themeColor="text1"/>
     </w:rPr>
@@ -16026,9 +16450,6 @@
     <w:basedOn w:val="Tablanormal"/>
     <w:uiPriority w:val="73"/>
     <w:rsid w:val="00CB0664"/>
-    <w:pPr>
-      <w:spacing w:after="0" w:line="240" w:lineRule="auto"/>
-    </w:pPr>
     <w:rPr>
       <w:color w:val="000000" w:themeColor="text1"/>
     </w:rPr>
